--- a/guj/docx/026.content.docx
+++ b/guj/docx/026.content.docx
@@ -462,114 +462,84 @@
           <w:lang w:val="gu_IN" w:bidi="gu_IN"/>
         </w:rPr>
       </w:r>
-      <w:hyperlink r:id="rId13">
-        <w:r>
-          <w:rPr>
-            <w:lang w:val="gu_IN" w:bidi="gu_IN"/>
-          </w:rPr>
-          <w:rPr>
-            <w:color w:val="0000EE"/>
-            <w:u w:val="single"/>
-          </w:rPr>
-          <w:t>ગલાતી 4:12–14</w:t>
-        </w:r>
-      </w:hyperlink>
-    </w:p>
-    <w:p>
-      <w:pPr>
-        <w:pStyle w:val="ListBullet"/>
-        <w:spacing w:line="240" w:lineRule="auto"/>
-        <w:ind w:left="720"/>
-      </w:pPr>
-      <w:r>
-        <w:rPr>
-          <w:lang w:val="gu_IN" w:bidi="gu_IN"/>
-        </w:rPr>
-      </w:r>
-      <w:hyperlink r:id="rId14">
-        <w:r>
-          <w:rPr>
-            <w:lang w:val="gu_IN" w:bidi="gu_IN"/>
-          </w:rPr>
-          <w:rPr>
-            <w:color w:val="0000EE"/>
-            <w:u w:val="single"/>
-          </w:rPr>
-          <w:t>હોશિયા 4:6–7</w:t>
-        </w:r>
-      </w:hyperlink>
-    </w:p>
-    <w:p>
-      <w:pPr>
-        <w:pStyle w:val="ListBullet"/>
-        <w:spacing w:line="240" w:lineRule="auto"/>
-        <w:ind w:left="720"/>
-      </w:pPr>
-      <w:r>
-        <w:rPr>
-          <w:lang w:val="gu_IN" w:bidi="gu_IN"/>
-        </w:rPr>
-      </w:r>
-      <w:hyperlink r:id="rId15">
-        <w:r>
-          <w:rPr>
-            <w:lang w:val="gu_IN" w:bidi="gu_IN"/>
-          </w:rPr>
-          <w:rPr>
-            <w:color w:val="0000EE"/>
-            <w:u w:val="single"/>
-          </w:rPr>
-          <w:t>યશાયા 41:8–9</w:t>
-        </w:r>
-      </w:hyperlink>
-    </w:p>
-    <w:p>
-      <w:pPr>
-        <w:pStyle w:val="ListBullet"/>
-        <w:spacing w:line="240" w:lineRule="auto"/>
-        <w:ind w:left="720"/>
-      </w:pPr>
-      <w:r>
-        <w:rPr>
-          <w:lang w:val="gu_IN" w:bidi="gu_IN"/>
-        </w:rPr>
-      </w:r>
-      <w:hyperlink r:id="rId16">
-        <w:r>
-          <w:rPr>
-            <w:lang w:val="gu_IN" w:bidi="gu_IN"/>
-          </w:rPr>
-          <w:rPr>
-            <w:color w:val="0000EE"/>
-            <w:u w:val="single"/>
-          </w:rPr>
-          <w:t>યોહાન 12:48–50</w:t>
-        </w:r>
-      </w:hyperlink>
-    </w:p>
-    <w:p>
-      <w:pPr>
-        <w:pStyle w:val="ListBullet"/>
-        <w:spacing w:line="240" w:lineRule="auto"/>
-        <w:ind w:left="720"/>
-      </w:pPr>
-      <w:r>
-        <w:rPr>
-          <w:lang w:val="gu_IN" w:bidi="gu_IN"/>
-        </w:rPr>
-      </w:r>
-      <w:hyperlink r:id="rId17">
-        <w:r>
-          <w:rPr>
-            <w:lang w:val="gu_IN" w:bidi="gu_IN"/>
-          </w:rPr>
-          <w:rPr>
-            <w:color w:val="0000EE"/>
-            <w:u w:val="single"/>
-          </w:rPr>
-          <w:t>માર્ક 7:8–10</w:t>
-        </w:r>
-      </w:hyperlink>
+      <w:r>
+        <w:rPr>
+          <w:lang w:val="gu_IN" w:bidi="gu_IN"/>
+        </w:rPr>
+        <w:t>ગલાતી 4:12–14</w:t>
+      </w:r>
+    </w:p>
+    <w:p>
+      <w:pPr>
+        <w:pStyle w:val="ListBullet"/>
+        <w:spacing w:line="240" w:lineRule="auto"/>
+        <w:ind w:left="720"/>
+      </w:pPr>
+      <w:r>
+        <w:rPr>
+          <w:lang w:val="gu_IN" w:bidi="gu_IN"/>
+        </w:rPr>
+      </w:r>
+      <w:r>
+        <w:rPr>
+          <w:lang w:val="gu_IN" w:bidi="gu_IN"/>
+        </w:rPr>
+        <w:t>હોશિયા 4:6–7</w:t>
+      </w:r>
+    </w:p>
+    <w:p>
+      <w:pPr>
+        <w:pStyle w:val="ListBullet"/>
+        <w:spacing w:line="240" w:lineRule="auto"/>
+        <w:ind w:left="720"/>
+      </w:pPr>
+      <w:r>
+        <w:rPr>
+          <w:lang w:val="gu_IN" w:bidi="gu_IN"/>
+        </w:rPr>
+      </w:r>
+      <w:r>
+        <w:rPr>
+          <w:lang w:val="gu_IN" w:bidi="gu_IN"/>
+        </w:rPr>
+        <w:t>યશાયા 41:8–9</w:t>
+      </w:r>
+    </w:p>
+    <w:p>
+      <w:pPr>
+        <w:pStyle w:val="ListBullet"/>
+        <w:spacing w:line="240" w:lineRule="auto"/>
+        <w:ind w:left="720"/>
+      </w:pPr>
+      <w:r>
+        <w:rPr>
+          <w:lang w:val="gu_IN" w:bidi="gu_IN"/>
+        </w:rPr>
+      </w:r>
+      <w:r>
+        <w:rPr>
+          <w:lang w:val="gu_IN" w:bidi="gu_IN"/>
+        </w:rPr>
+        <w:t>યોહાન 12:48–50</w:t>
+      </w:r>
+    </w:p>
+    <w:p>
+      <w:pPr>
+        <w:pStyle w:val="ListBullet"/>
+        <w:spacing w:line="240" w:lineRule="auto"/>
+        <w:ind w:left="720"/>
+      </w:pPr>
+      <w:r>
+        <w:rPr>
+          <w:lang w:val="gu_IN" w:bidi="gu_IN"/>
+        </w:rPr>
+      </w:r>
+      <w:r>
+        <w:rPr>
+          <w:lang w:val="gu_IN" w:bidi="gu_IN"/>
+        </w:rPr>
+        <w:t>માર્ક 7:8–10</w:t>
+      </w:r>
     </w:p>
     <w:p>
       <w:pPr>
@@ -862,138 +832,102 @@
           <w:lang w:val="gu_IN" w:bidi="gu_IN"/>
         </w:rPr>
       </w:r>
-      <w:hyperlink r:id="rId18">
-        <w:r>
-          <w:rPr>
-            <w:lang w:val="gu_IN" w:bidi="gu_IN"/>
-          </w:rPr>
-          <w:rPr>
-            <w:color w:val="0000EE"/>
-            <w:u w:val="single"/>
-          </w:rPr>
-          <w:t>1 રાજા 4:15–17</w:t>
-        </w:r>
-      </w:hyperlink>
-    </w:p>
-    <w:p>
-      <w:pPr>
-        <w:pStyle w:val="ListBullet"/>
-        <w:spacing w:line="240" w:lineRule="auto"/>
-        <w:ind w:left="720"/>
-      </w:pPr>
-      <w:r>
-        <w:rPr>
-          <w:lang w:val="gu_IN" w:bidi="gu_IN"/>
-        </w:rPr>
-      </w:r>
-      <w:hyperlink r:id="rId19">
-        <w:r>
-          <w:rPr>
-            <w:lang w:val="gu_IN" w:bidi="gu_IN"/>
-          </w:rPr>
-          <w:rPr>
-            <w:color w:val="0000EE"/>
-            <w:u w:val="single"/>
-          </w:rPr>
-          <w:t>પુનર્નિયમ 27:13–14</w:t>
-        </w:r>
-      </w:hyperlink>
-    </w:p>
-    <w:p>
-      <w:pPr>
-        <w:pStyle w:val="ListBullet"/>
-        <w:spacing w:line="240" w:lineRule="auto"/>
-        <w:ind w:left="720"/>
-      </w:pPr>
-      <w:r>
-        <w:rPr>
-          <w:lang w:val="gu_IN" w:bidi="gu_IN"/>
-        </w:rPr>
-      </w:r>
-      <w:hyperlink r:id="rId20">
-        <w:r>
-          <w:rPr>
-            <w:lang w:val="gu_IN" w:bidi="gu_IN"/>
-          </w:rPr>
-          <w:rPr>
-            <w:color w:val="0000EE"/>
-            <w:u w:val="single"/>
-          </w:rPr>
-          <w:t>હઝકિયેલ 48:1–3</w:t>
-        </w:r>
-      </w:hyperlink>
-    </w:p>
-    <w:p>
-      <w:pPr>
-        <w:pStyle w:val="ListBullet"/>
-        <w:spacing w:line="240" w:lineRule="auto"/>
-        <w:ind w:left="720"/>
-      </w:pPr>
-      <w:r>
-        <w:rPr>
-          <w:lang w:val="gu_IN" w:bidi="gu_IN"/>
-        </w:rPr>
-      </w:r>
-      <w:hyperlink r:id="rId21">
-        <w:r>
-          <w:rPr>
-            <w:lang w:val="gu_IN" w:bidi="gu_IN"/>
-          </w:rPr>
-          <w:rPr>
-            <w:color w:val="0000EE"/>
-            <w:u w:val="single"/>
-          </w:rPr>
-          <w:t>ઉત્પત્તિ 30:7–8</w:t>
-        </w:r>
-      </w:hyperlink>
-    </w:p>
-    <w:p>
-      <w:pPr>
-        <w:pStyle w:val="ListBullet"/>
-        <w:spacing w:line="240" w:lineRule="auto"/>
-        <w:ind w:left="720"/>
-      </w:pPr>
-      <w:r>
-        <w:rPr>
-          <w:lang w:val="gu_IN" w:bidi="gu_IN"/>
-        </w:rPr>
-      </w:r>
-      <w:hyperlink r:id="rId22">
-        <w:r>
-          <w:rPr>
-            <w:lang w:val="gu_IN" w:bidi="gu_IN"/>
-          </w:rPr>
-          <w:rPr>
-            <w:color w:val="0000EE"/>
-            <w:u w:val="single"/>
-          </w:rPr>
-          <w:t>ન્યાયાધીશો 1:33</w:t>
-        </w:r>
-      </w:hyperlink>
-    </w:p>
-    <w:p>
-      <w:pPr>
-        <w:pStyle w:val="ListBullet"/>
-        <w:spacing w:line="240" w:lineRule="auto"/>
-        <w:ind w:left="720"/>
-      </w:pPr>
-      <w:r>
-        <w:rPr>
-          <w:lang w:val="gu_IN" w:bidi="gu_IN"/>
-        </w:rPr>
-      </w:r>
-      <w:hyperlink r:id="rId23">
-        <w:r>
-          <w:rPr>
-            <w:lang w:val="gu_IN" w:bidi="gu_IN"/>
-          </w:rPr>
-          <w:rPr>
-            <w:color w:val="0000EE"/>
-            <w:u w:val="single"/>
-          </w:rPr>
-          <w:t>માથ્થી 4:12–13</w:t>
-        </w:r>
-      </w:hyperlink>
+      <w:r>
+        <w:rPr>
+          <w:lang w:val="gu_IN" w:bidi="gu_IN"/>
+        </w:rPr>
+        <w:t>1 રાજા 4:15–17</w:t>
+      </w:r>
+    </w:p>
+    <w:p>
+      <w:pPr>
+        <w:pStyle w:val="ListBullet"/>
+        <w:spacing w:line="240" w:lineRule="auto"/>
+        <w:ind w:left="720"/>
+      </w:pPr>
+      <w:r>
+        <w:rPr>
+          <w:lang w:val="gu_IN" w:bidi="gu_IN"/>
+        </w:rPr>
+      </w:r>
+      <w:r>
+        <w:rPr>
+          <w:lang w:val="gu_IN" w:bidi="gu_IN"/>
+        </w:rPr>
+        <w:t>પુનર્નિયમ 27:13–14</w:t>
+      </w:r>
+    </w:p>
+    <w:p>
+      <w:pPr>
+        <w:pStyle w:val="ListBullet"/>
+        <w:spacing w:line="240" w:lineRule="auto"/>
+        <w:ind w:left="720"/>
+      </w:pPr>
+      <w:r>
+        <w:rPr>
+          <w:lang w:val="gu_IN" w:bidi="gu_IN"/>
+        </w:rPr>
+      </w:r>
+      <w:r>
+        <w:rPr>
+          <w:lang w:val="gu_IN" w:bidi="gu_IN"/>
+        </w:rPr>
+        <w:t>હઝકિયેલ 48:1–3</w:t>
+      </w:r>
+    </w:p>
+    <w:p>
+      <w:pPr>
+        <w:pStyle w:val="ListBullet"/>
+        <w:spacing w:line="240" w:lineRule="auto"/>
+        <w:ind w:left="720"/>
+      </w:pPr>
+      <w:r>
+        <w:rPr>
+          <w:lang w:val="gu_IN" w:bidi="gu_IN"/>
+        </w:rPr>
+      </w:r>
+      <w:r>
+        <w:rPr>
+          <w:lang w:val="gu_IN" w:bidi="gu_IN"/>
+        </w:rPr>
+        <w:t>ઉત્પત્તિ 30:7–8</w:t>
+      </w:r>
+    </w:p>
+    <w:p>
+      <w:pPr>
+        <w:pStyle w:val="ListBullet"/>
+        <w:spacing w:line="240" w:lineRule="auto"/>
+        <w:ind w:left="720"/>
+      </w:pPr>
+      <w:r>
+        <w:rPr>
+          <w:lang w:val="gu_IN" w:bidi="gu_IN"/>
+        </w:rPr>
+      </w:r>
+      <w:r>
+        <w:rPr>
+          <w:lang w:val="gu_IN" w:bidi="gu_IN"/>
+        </w:rPr>
+        <w:t>ન્યાયાધીશો 1:33</w:t>
+      </w:r>
+    </w:p>
+    <w:p>
+      <w:pPr>
+        <w:pStyle w:val="ListBullet"/>
+        <w:spacing w:line="240" w:lineRule="auto"/>
+        <w:ind w:left="720"/>
+      </w:pPr>
+      <w:r>
+        <w:rPr>
+          <w:lang w:val="gu_IN" w:bidi="gu_IN"/>
+        </w:rPr>
+      </w:r>
+      <w:r>
+        <w:rPr>
+          <w:lang w:val="gu_IN" w:bidi="gu_IN"/>
+        </w:rPr>
+        <w:t>માથ્થી 4:12–13</w:t>
+      </w:r>
     </w:p>
     <w:p>
       <w:pPr>
@@ -1316,114 +1250,84 @@
           <w:lang w:val="gu_IN" w:bidi="gu_IN"/>
         </w:rPr>
       </w:r>
-      <w:hyperlink r:id="rId24">
-        <w:r>
-          <w:rPr>
-            <w:lang w:val="gu_IN" w:bidi="gu_IN"/>
-          </w:rPr>
-          <w:rPr>
-            <w:color w:val="0000EE"/>
-            <w:u w:val="single"/>
-          </w:rPr>
-          <w:t>1 કાળવૃતાંત 6:13–15</w:t>
-        </w:r>
-      </w:hyperlink>
-    </w:p>
-    <w:p>
-      <w:pPr>
-        <w:pStyle w:val="ListBullet"/>
-        <w:spacing w:line="240" w:lineRule="auto"/>
-        <w:ind w:left="720"/>
-      </w:pPr>
-      <w:r>
-        <w:rPr>
-          <w:lang w:val="gu_IN" w:bidi="gu_IN"/>
-        </w:rPr>
-      </w:r>
-      <w:hyperlink r:id="rId25">
-        <w:r>
-          <w:rPr>
-            <w:lang w:val="gu_IN" w:bidi="gu_IN"/>
-          </w:rPr>
-          <w:rPr>
-            <w:color w:val="0000EE"/>
-            <w:u w:val="single"/>
-          </w:rPr>
-          <w:t>2 રાજા 25:1–3</w:t>
-        </w:r>
-      </w:hyperlink>
-    </w:p>
-    <w:p>
-      <w:pPr>
-        <w:pStyle w:val="ListBullet"/>
-        <w:spacing w:line="240" w:lineRule="auto"/>
-        <w:ind w:left="720"/>
-      </w:pPr>
-      <w:r>
-        <w:rPr>
-          <w:lang w:val="gu_IN" w:bidi="gu_IN"/>
-        </w:rPr>
-      </w:r>
-      <w:hyperlink r:id="rId26">
-        <w:r>
-          <w:rPr>
-            <w:lang w:val="gu_IN" w:bidi="gu_IN"/>
-          </w:rPr>
-          <w:rPr>
-            <w:color w:val="0000EE"/>
-            <w:u w:val="single"/>
-          </w:rPr>
-          <w:t>દાનિયેલ 1:1–2</w:t>
-        </w:r>
-      </w:hyperlink>
-    </w:p>
-    <w:p>
-      <w:pPr>
-        <w:pStyle w:val="ListBullet"/>
-        <w:spacing w:line="240" w:lineRule="auto"/>
-        <w:ind w:left="720"/>
-      </w:pPr>
-      <w:r>
-        <w:rPr>
-          <w:lang w:val="gu_IN" w:bidi="gu_IN"/>
-        </w:rPr>
-      </w:r>
-      <w:hyperlink r:id="rId27">
-        <w:r>
-          <w:rPr>
-            <w:lang w:val="gu_IN" w:bidi="gu_IN"/>
-          </w:rPr>
-          <w:rPr>
-            <w:color w:val="0000EE"/>
-            <w:u w:val="single"/>
-          </w:rPr>
-          <w:t>દાનિયેલ 4:4–6</w:t>
-        </w:r>
-      </w:hyperlink>
-    </w:p>
-    <w:p>
-      <w:pPr>
-        <w:pStyle w:val="ListBullet"/>
-        <w:spacing w:line="240" w:lineRule="auto"/>
-        <w:ind w:left="720"/>
-      </w:pPr>
-      <w:r>
-        <w:rPr>
-          <w:lang w:val="gu_IN" w:bidi="gu_IN"/>
-        </w:rPr>
-      </w:r>
-      <w:hyperlink r:id="rId28">
-        <w:r>
-          <w:rPr>
-            <w:lang w:val="gu_IN" w:bidi="gu_IN"/>
-          </w:rPr>
-          <w:rPr>
-            <w:color w:val="0000EE"/>
-            <w:u w:val="single"/>
-          </w:rPr>
-          <w:t>હઝકિયેલ 26:7–8</w:t>
-        </w:r>
-      </w:hyperlink>
+      <w:r>
+        <w:rPr>
+          <w:lang w:val="gu_IN" w:bidi="gu_IN"/>
+        </w:rPr>
+        <w:t>1 કાળવૃતાંત 6:13–15</w:t>
+      </w:r>
+    </w:p>
+    <w:p>
+      <w:pPr>
+        <w:pStyle w:val="ListBullet"/>
+        <w:spacing w:line="240" w:lineRule="auto"/>
+        <w:ind w:left="720"/>
+      </w:pPr>
+      <w:r>
+        <w:rPr>
+          <w:lang w:val="gu_IN" w:bidi="gu_IN"/>
+        </w:rPr>
+      </w:r>
+      <w:r>
+        <w:rPr>
+          <w:lang w:val="gu_IN" w:bidi="gu_IN"/>
+        </w:rPr>
+        <w:t>2 રાજા 25:1–3</w:t>
+      </w:r>
+    </w:p>
+    <w:p>
+      <w:pPr>
+        <w:pStyle w:val="ListBullet"/>
+        <w:spacing w:line="240" w:lineRule="auto"/>
+        <w:ind w:left="720"/>
+      </w:pPr>
+      <w:r>
+        <w:rPr>
+          <w:lang w:val="gu_IN" w:bidi="gu_IN"/>
+        </w:rPr>
+      </w:r>
+      <w:r>
+        <w:rPr>
+          <w:lang w:val="gu_IN" w:bidi="gu_IN"/>
+        </w:rPr>
+        <w:t>દાનિયેલ 1:1–2</w:t>
+      </w:r>
+    </w:p>
+    <w:p>
+      <w:pPr>
+        <w:pStyle w:val="ListBullet"/>
+        <w:spacing w:line="240" w:lineRule="auto"/>
+        <w:ind w:left="720"/>
+      </w:pPr>
+      <w:r>
+        <w:rPr>
+          <w:lang w:val="gu_IN" w:bidi="gu_IN"/>
+        </w:rPr>
+      </w:r>
+      <w:r>
+        <w:rPr>
+          <w:lang w:val="gu_IN" w:bidi="gu_IN"/>
+        </w:rPr>
+        <w:t>દાનિયેલ 4:4–6</w:t>
+      </w:r>
+    </w:p>
+    <w:p>
+      <w:pPr>
+        <w:pStyle w:val="ListBullet"/>
+        <w:spacing w:line="240" w:lineRule="auto"/>
+        <w:ind w:left="720"/>
+      </w:pPr>
+      <w:r>
+        <w:rPr>
+          <w:lang w:val="gu_IN" w:bidi="gu_IN"/>
+        </w:rPr>
+      </w:r>
+      <w:r>
+        <w:rPr>
+          <w:lang w:val="gu_IN" w:bidi="gu_IN"/>
+        </w:rPr>
+        <w:t>હઝકિયેલ 26:7–8</w:t>
+      </w:r>
     </w:p>
     <w:p>
       <w:pPr>
@@ -1926,186 +1830,138 @@
           <w:lang w:val="gu_IN" w:bidi="gu_IN"/>
         </w:rPr>
       </w:r>
-      <w:hyperlink r:id="rId29">
-        <w:r>
-          <w:rPr>
-            <w:lang w:val="gu_IN" w:bidi="gu_IN"/>
-          </w:rPr>
-          <w:rPr>
-            <w:color w:val="0000EE"/>
-            <w:u w:val="single"/>
-          </w:rPr>
-          <w:t>2 રાજા 5:17–19</w:t>
-        </w:r>
-      </w:hyperlink>
-    </w:p>
-    <w:p>
-      <w:pPr>
-        <w:pStyle w:val="ListBullet"/>
-        <w:spacing w:line="240" w:lineRule="auto"/>
-        <w:ind w:left="720"/>
-      </w:pPr>
-      <w:r>
-        <w:rPr>
-          <w:lang w:val="gu_IN" w:bidi="gu_IN"/>
-        </w:rPr>
-      </w:r>
-      <w:hyperlink r:id="rId30">
-        <w:r>
-          <w:rPr>
-            <w:lang w:val="gu_IN" w:bidi="gu_IN"/>
-          </w:rPr>
-          <w:rPr>
-            <w:color w:val="0000EE"/>
-            <w:u w:val="single"/>
-          </w:rPr>
-          <w:t>નિર્ગમન 20:4–6</w:t>
-        </w:r>
-      </w:hyperlink>
-    </w:p>
-    <w:p>
-      <w:pPr>
-        <w:pStyle w:val="ListBullet"/>
-        <w:spacing w:line="240" w:lineRule="auto"/>
-        <w:ind w:left="720"/>
-      </w:pPr>
-      <w:r>
-        <w:rPr>
-          <w:lang w:val="gu_IN" w:bidi="gu_IN"/>
-        </w:rPr>
-      </w:r>
-      <w:hyperlink r:id="rId31">
-        <w:r>
-          <w:rPr>
-            <w:lang w:val="gu_IN" w:bidi="gu_IN"/>
-          </w:rPr>
-          <w:rPr>
-            <w:color w:val="0000EE"/>
-            <w:u w:val="single"/>
-          </w:rPr>
-          <w:t>ઉત્પત્તિ 24:26–27</w:t>
-        </w:r>
-      </w:hyperlink>
-    </w:p>
-    <w:p>
-      <w:pPr>
-        <w:pStyle w:val="ListBullet"/>
-        <w:spacing w:line="240" w:lineRule="auto"/>
-        <w:ind w:left="720"/>
-      </w:pPr>
-      <w:r>
-        <w:rPr>
-          <w:lang w:val="gu_IN" w:bidi="gu_IN"/>
-        </w:rPr>
-      </w:r>
-      <w:hyperlink r:id="rId32">
-        <w:r>
-          <w:rPr>
-            <w:lang w:val="gu_IN" w:bidi="gu_IN"/>
-          </w:rPr>
-          <w:rPr>
-            <w:color w:val="0000EE"/>
-            <w:u w:val="single"/>
-          </w:rPr>
-          <w:t>ઉત્પત્તિ 44:14–15</w:t>
-        </w:r>
-      </w:hyperlink>
-    </w:p>
-    <w:p>
-      <w:pPr>
-        <w:pStyle w:val="ListBullet"/>
-        <w:spacing w:line="240" w:lineRule="auto"/>
-        <w:ind w:left="720"/>
-      </w:pPr>
-      <w:r>
-        <w:rPr>
-          <w:lang w:val="gu_IN" w:bidi="gu_IN"/>
-        </w:rPr>
-      </w:r>
-      <w:hyperlink r:id="rId33">
-        <w:r>
-          <w:rPr>
-            <w:lang w:val="gu_IN" w:bidi="gu_IN"/>
-          </w:rPr>
-          <w:rPr>
-            <w:color w:val="0000EE"/>
-            <w:u w:val="single"/>
-          </w:rPr>
-          <w:t>યશાયા 44:19</w:t>
-        </w:r>
-      </w:hyperlink>
-    </w:p>
-    <w:p>
-      <w:pPr>
-        <w:pStyle w:val="ListBullet"/>
-        <w:spacing w:line="240" w:lineRule="auto"/>
-        <w:ind w:left="720"/>
-      </w:pPr>
-      <w:r>
-        <w:rPr>
-          <w:lang w:val="gu_IN" w:bidi="gu_IN"/>
-        </w:rPr>
-      </w:r>
-      <w:hyperlink r:id="rId34">
-        <w:r>
-          <w:rPr>
-            <w:lang w:val="gu_IN" w:bidi="gu_IN"/>
-          </w:rPr>
-          <w:rPr>
-            <w:color w:val="0000EE"/>
-            <w:u w:val="single"/>
-          </w:rPr>
-          <w:t>લૂક 24:4–5</w:t>
-        </w:r>
-      </w:hyperlink>
-    </w:p>
-    <w:p>
-      <w:pPr>
-        <w:pStyle w:val="ListBullet"/>
-        <w:spacing w:line="240" w:lineRule="auto"/>
-        <w:ind w:left="720"/>
-      </w:pPr>
-      <w:r>
-        <w:rPr>
-          <w:lang w:val="gu_IN" w:bidi="gu_IN"/>
-        </w:rPr>
-      </w:r>
-      <w:hyperlink r:id="rId35">
-        <w:r>
-          <w:rPr>
-            <w:lang w:val="gu_IN" w:bidi="gu_IN"/>
-          </w:rPr>
-          <w:rPr>
-            <w:color w:val="0000EE"/>
-            <w:u w:val="single"/>
-          </w:rPr>
-          <w:t>માથ્થી 2:11–12</w:t>
-        </w:r>
-      </w:hyperlink>
-    </w:p>
-    <w:p>
-      <w:pPr>
-        <w:pStyle w:val="ListBullet"/>
-        <w:spacing w:line="240" w:lineRule="auto"/>
-        <w:ind w:left="720"/>
-      </w:pPr>
-      <w:r>
-        <w:rPr>
-          <w:lang w:val="gu_IN" w:bidi="gu_IN"/>
-        </w:rPr>
-      </w:r>
-      <w:hyperlink r:id="rId36">
-        <w:r>
-          <w:rPr>
-            <w:lang w:val="gu_IN" w:bidi="gu_IN"/>
-          </w:rPr>
-          <w:rPr>
-            <w:color w:val="0000EE"/>
-            <w:u w:val="single"/>
-          </w:rPr>
-          <w:t>પ્રકટીકરણ 3:9–11</w:t>
-        </w:r>
-      </w:hyperlink>
+      <w:r>
+        <w:rPr>
+          <w:lang w:val="gu_IN" w:bidi="gu_IN"/>
+        </w:rPr>
+        <w:t>2 રાજા 5:17–19</w:t>
+      </w:r>
+    </w:p>
+    <w:p>
+      <w:pPr>
+        <w:pStyle w:val="ListBullet"/>
+        <w:spacing w:line="240" w:lineRule="auto"/>
+        <w:ind w:left="720"/>
+      </w:pPr>
+      <w:r>
+        <w:rPr>
+          <w:lang w:val="gu_IN" w:bidi="gu_IN"/>
+        </w:rPr>
+      </w:r>
+      <w:r>
+        <w:rPr>
+          <w:lang w:val="gu_IN" w:bidi="gu_IN"/>
+        </w:rPr>
+        <w:t>નિર્ગમન 20:4–6</w:t>
+      </w:r>
+    </w:p>
+    <w:p>
+      <w:pPr>
+        <w:pStyle w:val="ListBullet"/>
+        <w:spacing w:line="240" w:lineRule="auto"/>
+        <w:ind w:left="720"/>
+      </w:pPr>
+      <w:r>
+        <w:rPr>
+          <w:lang w:val="gu_IN" w:bidi="gu_IN"/>
+        </w:rPr>
+      </w:r>
+      <w:r>
+        <w:rPr>
+          <w:lang w:val="gu_IN" w:bidi="gu_IN"/>
+        </w:rPr>
+        <w:t>ઉત્પત્તિ 24:26–27</w:t>
+      </w:r>
+    </w:p>
+    <w:p>
+      <w:pPr>
+        <w:pStyle w:val="ListBullet"/>
+        <w:spacing w:line="240" w:lineRule="auto"/>
+        <w:ind w:left="720"/>
+      </w:pPr>
+      <w:r>
+        <w:rPr>
+          <w:lang w:val="gu_IN" w:bidi="gu_IN"/>
+        </w:rPr>
+      </w:r>
+      <w:r>
+        <w:rPr>
+          <w:lang w:val="gu_IN" w:bidi="gu_IN"/>
+        </w:rPr>
+        <w:t>ઉત્પત્તિ 44:14–15</w:t>
+      </w:r>
+    </w:p>
+    <w:p>
+      <w:pPr>
+        <w:pStyle w:val="ListBullet"/>
+        <w:spacing w:line="240" w:lineRule="auto"/>
+        <w:ind w:left="720"/>
+      </w:pPr>
+      <w:r>
+        <w:rPr>
+          <w:lang w:val="gu_IN" w:bidi="gu_IN"/>
+        </w:rPr>
+      </w:r>
+      <w:r>
+        <w:rPr>
+          <w:lang w:val="gu_IN" w:bidi="gu_IN"/>
+        </w:rPr>
+        <w:t>યશાયા 44:19</w:t>
+      </w:r>
+    </w:p>
+    <w:p>
+      <w:pPr>
+        <w:pStyle w:val="ListBullet"/>
+        <w:spacing w:line="240" w:lineRule="auto"/>
+        <w:ind w:left="720"/>
+      </w:pPr>
+      <w:r>
+        <w:rPr>
+          <w:lang w:val="gu_IN" w:bidi="gu_IN"/>
+        </w:rPr>
+      </w:r>
+      <w:r>
+        <w:rPr>
+          <w:lang w:val="gu_IN" w:bidi="gu_IN"/>
+        </w:rPr>
+        <w:t>લૂક 24:4–5</w:t>
+      </w:r>
+    </w:p>
+    <w:p>
+      <w:pPr>
+        <w:pStyle w:val="ListBullet"/>
+        <w:spacing w:line="240" w:lineRule="auto"/>
+        <w:ind w:left="720"/>
+      </w:pPr>
+      <w:r>
+        <w:rPr>
+          <w:lang w:val="gu_IN" w:bidi="gu_IN"/>
+        </w:rPr>
+      </w:r>
+      <w:r>
+        <w:rPr>
+          <w:lang w:val="gu_IN" w:bidi="gu_IN"/>
+        </w:rPr>
+        <w:t>માથ્થી 2:11–12</w:t>
+      </w:r>
+    </w:p>
+    <w:p>
+      <w:pPr>
+        <w:pStyle w:val="ListBullet"/>
+        <w:spacing w:line="240" w:lineRule="auto"/>
+        <w:ind w:left="720"/>
+      </w:pPr>
+      <w:r>
+        <w:rPr>
+          <w:lang w:val="gu_IN" w:bidi="gu_IN"/>
+        </w:rPr>
+      </w:r>
+      <w:r>
+        <w:rPr>
+          <w:lang w:val="gu_IN" w:bidi="gu_IN"/>
+        </w:rPr>
+        <w:t>પ્રકટીકરણ 3:9–11</w:t>
+      </w:r>
     </w:p>
     <w:p>
       <w:pPr>
@@ -2351,162 +2207,120 @@
           <w:lang w:val="gu_IN" w:bidi="gu_IN"/>
         </w:rPr>
       </w:r>
-      <w:hyperlink r:id="rId37">
-        <w:r>
-          <w:rPr>
-            <w:lang w:val="gu_IN" w:bidi="gu_IN"/>
-          </w:rPr>
-          <w:rPr>
-            <w:color w:val="0000EE"/>
-            <w:u w:val="single"/>
-          </w:rPr>
-          <w:t>યાકૂબ 1:19–21</w:t>
-        </w:r>
-      </w:hyperlink>
-    </w:p>
-    <w:p>
-      <w:pPr>
-        <w:pStyle w:val="ListBullet"/>
-        <w:spacing w:line="240" w:lineRule="auto"/>
-        <w:ind w:left="720"/>
-      </w:pPr>
-      <w:r>
-        <w:rPr>
-          <w:lang w:val="gu_IN" w:bidi="gu_IN"/>
-        </w:rPr>
-      </w:r>
-      <w:hyperlink r:id="rId38">
-        <w:r>
-          <w:rPr>
-            <w:lang w:val="gu_IN" w:bidi="gu_IN"/>
-          </w:rPr>
-          <w:rPr>
-            <w:color w:val="0000EE"/>
-            <w:u w:val="single"/>
-          </w:rPr>
-          <w:t>યાકૂબ 3:13–14</w:t>
-        </w:r>
-      </w:hyperlink>
-    </w:p>
-    <w:p>
-      <w:pPr>
-        <w:pStyle w:val="ListBullet"/>
-        <w:spacing w:line="240" w:lineRule="auto"/>
-        <w:ind w:left="720"/>
-      </w:pPr>
-      <w:r>
-        <w:rPr>
-          <w:lang w:val="gu_IN" w:bidi="gu_IN"/>
-        </w:rPr>
-      </w:r>
-      <w:hyperlink r:id="rId39">
-        <w:r>
-          <w:rPr>
-            <w:lang w:val="gu_IN" w:bidi="gu_IN"/>
-          </w:rPr>
-          <w:rPr>
-            <w:color w:val="0000EE"/>
-            <w:u w:val="single"/>
-          </w:rPr>
-          <w:t>યાકૂબ 4:8–10</w:t>
-        </w:r>
-      </w:hyperlink>
-    </w:p>
-    <w:p>
-      <w:pPr>
-        <w:pStyle w:val="ListBullet"/>
-        <w:spacing w:line="240" w:lineRule="auto"/>
-        <w:ind w:left="720"/>
-      </w:pPr>
-      <w:r>
-        <w:rPr>
-          <w:lang w:val="gu_IN" w:bidi="gu_IN"/>
-        </w:rPr>
-      </w:r>
-      <w:hyperlink r:id="rId40">
-        <w:r>
-          <w:rPr>
-            <w:lang w:val="gu_IN" w:bidi="gu_IN"/>
-          </w:rPr>
-          <w:rPr>
-            <w:color w:val="0000EE"/>
-            <w:u w:val="single"/>
-          </w:rPr>
-          <w:t>લૂક 14:10–11</w:t>
-        </w:r>
-      </w:hyperlink>
-    </w:p>
-    <w:p>
-      <w:pPr>
-        <w:pStyle w:val="ListBullet"/>
-        <w:spacing w:line="240" w:lineRule="auto"/>
-        <w:ind w:left="720"/>
-      </w:pPr>
-      <w:r>
-        <w:rPr>
-          <w:lang w:val="gu_IN" w:bidi="gu_IN"/>
-        </w:rPr>
-      </w:r>
-      <w:hyperlink r:id="rId41">
-        <w:r>
-          <w:rPr>
-            <w:lang w:val="gu_IN" w:bidi="gu_IN"/>
-          </w:rPr>
-          <w:rPr>
-            <w:color w:val="0000EE"/>
-            <w:u w:val="single"/>
-          </w:rPr>
-          <w:t>લૂક 18:13–14</w:t>
-        </w:r>
-      </w:hyperlink>
-    </w:p>
-    <w:p>
-      <w:pPr>
-        <w:pStyle w:val="ListBullet"/>
-        <w:spacing w:line="240" w:lineRule="auto"/>
-        <w:ind w:left="720"/>
-      </w:pPr>
-      <w:r>
-        <w:rPr>
-          <w:lang w:val="gu_IN" w:bidi="gu_IN"/>
-        </w:rPr>
-      </w:r>
-      <w:hyperlink r:id="rId42">
-        <w:r>
-          <w:rPr>
-            <w:lang w:val="gu_IN" w:bidi="gu_IN"/>
-          </w:rPr>
-          <w:rPr>
-            <w:color w:val="0000EE"/>
-            <w:u w:val="single"/>
-          </w:rPr>
-          <w:t>માથ્થી 18:4–6</w:t>
-        </w:r>
-      </w:hyperlink>
-    </w:p>
-    <w:p>
-      <w:pPr>
-        <w:pStyle w:val="ListBullet"/>
-        <w:spacing w:line="240" w:lineRule="auto"/>
-        <w:ind w:left="720"/>
-      </w:pPr>
-      <w:r>
-        <w:rPr>
-          <w:lang w:val="gu_IN" w:bidi="gu_IN"/>
-        </w:rPr>
-      </w:r>
-      <w:hyperlink r:id="rId43">
-        <w:r>
-          <w:rPr>
-            <w:lang w:val="gu_IN" w:bidi="gu_IN"/>
-          </w:rPr>
-          <w:rPr>
-            <w:color w:val="0000EE"/>
-            <w:u w:val="single"/>
-          </w:rPr>
-          <w:t>માથ્થી 23:11–12</w:t>
-        </w:r>
-      </w:hyperlink>
+      <w:r>
+        <w:rPr>
+          <w:lang w:val="gu_IN" w:bidi="gu_IN"/>
+        </w:rPr>
+        <w:t>યાકૂબ 1:19–21</w:t>
+      </w:r>
+    </w:p>
+    <w:p>
+      <w:pPr>
+        <w:pStyle w:val="ListBullet"/>
+        <w:spacing w:line="240" w:lineRule="auto"/>
+        <w:ind w:left="720"/>
+      </w:pPr>
+      <w:r>
+        <w:rPr>
+          <w:lang w:val="gu_IN" w:bidi="gu_IN"/>
+        </w:rPr>
+      </w:r>
+      <w:r>
+        <w:rPr>
+          <w:lang w:val="gu_IN" w:bidi="gu_IN"/>
+        </w:rPr>
+        <w:t>યાકૂબ 3:13–14</w:t>
+      </w:r>
+    </w:p>
+    <w:p>
+      <w:pPr>
+        <w:pStyle w:val="ListBullet"/>
+        <w:spacing w:line="240" w:lineRule="auto"/>
+        <w:ind w:left="720"/>
+      </w:pPr>
+      <w:r>
+        <w:rPr>
+          <w:lang w:val="gu_IN" w:bidi="gu_IN"/>
+        </w:rPr>
+      </w:r>
+      <w:r>
+        <w:rPr>
+          <w:lang w:val="gu_IN" w:bidi="gu_IN"/>
+        </w:rPr>
+        <w:t>યાકૂબ 4:8–10</w:t>
+      </w:r>
+    </w:p>
+    <w:p>
+      <w:pPr>
+        <w:pStyle w:val="ListBullet"/>
+        <w:spacing w:line="240" w:lineRule="auto"/>
+        <w:ind w:left="720"/>
+      </w:pPr>
+      <w:r>
+        <w:rPr>
+          <w:lang w:val="gu_IN" w:bidi="gu_IN"/>
+        </w:rPr>
+      </w:r>
+      <w:r>
+        <w:rPr>
+          <w:lang w:val="gu_IN" w:bidi="gu_IN"/>
+        </w:rPr>
+        <w:t>લૂક 14:10–11</w:t>
+      </w:r>
+    </w:p>
+    <w:p>
+      <w:pPr>
+        <w:pStyle w:val="ListBullet"/>
+        <w:spacing w:line="240" w:lineRule="auto"/>
+        <w:ind w:left="720"/>
+      </w:pPr>
+      <w:r>
+        <w:rPr>
+          <w:lang w:val="gu_IN" w:bidi="gu_IN"/>
+        </w:rPr>
+      </w:r>
+      <w:r>
+        <w:rPr>
+          <w:lang w:val="gu_IN" w:bidi="gu_IN"/>
+        </w:rPr>
+        <w:t>લૂક 18:13–14</w:t>
+      </w:r>
+    </w:p>
+    <w:p>
+      <w:pPr>
+        <w:pStyle w:val="ListBullet"/>
+        <w:spacing w:line="240" w:lineRule="auto"/>
+        <w:ind w:left="720"/>
+      </w:pPr>
+      <w:r>
+        <w:rPr>
+          <w:lang w:val="gu_IN" w:bidi="gu_IN"/>
+        </w:rPr>
+      </w:r>
+      <w:r>
+        <w:rPr>
+          <w:lang w:val="gu_IN" w:bidi="gu_IN"/>
+        </w:rPr>
+        <w:t>માથ્થી 18:4–6</w:t>
+      </w:r>
+    </w:p>
+    <w:p>
+      <w:pPr>
+        <w:pStyle w:val="ListBullet"/>
+        <w:spacing w:line="240" w:lineRule="auto"/>
+        <w:ind w:left="720"/>
+      </w:pPr>
+      <w:r>
+        <w:rPr>
+          <w:lang w:val="gu_IN" w:bidi="gu_IN"/>
+        </w:rPr>
+      </w:r>
+      <w:r>
+        <w:rPr>
+          <w:lang w:val="gu_IN" w:bidi="gu_IN"/>
+        </w:rPr>
+        <w:t>માથ્થી 23:11–12</w:t>
+      </w:r>
     </w:p>
     <w:p>
       <w:pPr>
@@ -2911,210 +2725,156 @@
           <w:lang w:val="gu_IN" w:bidi="gu_IN"/>
         </w:rPr>
       </w:r>
-      <w:hyperlink r:id="rId44">
-        <w:r>
-          <w:rPr>
-            <w:lang w:val="gu_IN" w:bidi="gu_IN"/>
-          </w:rPr>
-          <w:rPr>
-            <w:color w:val="0000EE"/>
-            <w:u w:val="single"/>
-          </w:rPr>
-          <w:t>યાકૂબ 3:5–6</w:t>
-        </w:r>
-      </w:hyperlink>
-    </w:p>
-    <w:p>
-      <w:pPr>
-        <w:pStyle w:val="ListBullet"/>
-        <w:spacing w:line="240" w:lineRule="auto"/>
-        <w:ind w:left="720"/>
-      </w:pPr>
-      <w:r>
-        <w:rPr>
-          <w:lang w:val="gu_IN" w:bidi="gu_IN"/>
-        </w:rPr>
-      </w:r>
-      <w:hyperlink r:id="rId45">
-        <w:r>
-          <w:rPr>
-            <w:lang w:val="gu_IN" w:bidi="gu_IN"/>
-          </w:rPr>
-          <w:rPr>
-            <w:color w:val="0000EE"/>
-            <w:u w:val="single"/>
-          </w:rPr>
-          <w:t>લૂક 12:4–5</w:t>
-        </w:r>
-      </w:hyperlink>
-    </w:p>
-    <w:p>
-      <w:pPr>
-        <w:pStyle w:val="ListBullet"/>
-        <w:spacing w:line="240" w:lineRule="auto"/>
-        <w:ind w:left="720"/>
-      </w:pPr>
-      <w:r>
-        <w:rPr>
-          <w:lang w:val="gu_IN" w:bidi="gu_IN"/>
-        </w:rPr>
-      </w:r>
-      <w:hyperlink r:id="rId46">
-        <w:r>
-          <w:rPr>
-            <w:lang w:val="gu_IN" w:bidi="gu_IN"/>
-          </w:rPr>
-          <w:rPr>
-            <w:color w:val="0000EE"/>
-            <w:u w:val="single"/>
-          </w:rPr>
-          <w:t>માર્ક 9:42–44</w:t>
-        </w:r>
-      </w:hyperlink>
-    </w:p>
-    <w:p>
-      <w:pPr>
-        <w:pStyle w:val="ListBullet"/>
-        <w:spacing w:line="240" w:lineRule="auto"/>
-        <w:ind w:left="720"/>
-      </w:pPr>
-      <w:r>
-        <w:rPr>
-          <w:lang w:val="gu_IN" w:bidi="gu_IN"/>
-        </w:rPr>
-      </w:r>
-      <w:hyperlink r:id="rId47">
-        <w:r>
-          <w:rPr>
-            <w:lang w:val="gu_IN" w:bidi="gu_IN"/>
-          </w:rPr>
-          <w:rPr>
-            <w:color w:val="0000EE"/>
-            <w:u w:val="single"/>
-          </w:rPr>
-          <w:t>માથ્થી 5:21–22</w:t>
-        </w:r>
-      </w:hyperlink>
-    </w:p>
-    <w:p>
-      <w:pPr>
-        <w:pStyle w:val="ListBullet"/>
-        <w:spacing w:line="240" w:lineRule="auto"/>
-        <w:ind w:left="720"/>
-      </w:pPr>
-      <w:r>
-        <w:rPr>
-          <w:lang w:val="gu_IN" w:bidi="gu_IN"/>
-        </w:rPr>
-      </w:r>
-      <w:hyperlink r:id="rId48">
-        <w:r>
-          <w:rPr>
-            <w:lang w:val="gu_IN" w:bidi="gu_IN"/>
-          </w:rPr>
-          <w:rPr>
-            <w:color w:val="0000EE"/>
-            <w:u w:val="single"/>
-          </w:rPr>
-          <w:t>માથ્થી 5:29–30</w:t>
-        </w:r>
-      </w:hyperlink>
-    </w:p>
-    <w:p>
-      <w:pPr>
-        <w:pStyle w:val="ListBullet"/>
-        <w:spacing w:line="240" w:lineRule="auto"/>
-        <w:ind w:left="720"/>
-      </w:pPr>
-      <w:r>
-        <w:rPr>
-          <w:lang w:val="gu_IN" w:bidi="gu_IN"/>
-        </w:rPr>
-      </w:r>
-      <w:hyperlink r:id="rId49">
-        <w:r>
-          <w:rPr>
-            <w:lang w:val="gu_IN" w:bidi="gu_IN"/>
-          </w:rPr>
-          <w:rPr>
-            <w:color w:val="0000EE"/>
-            <w:u w:val="single"/>
-          </w:rPr>
-          <w:t>માથ્થી 10:28–31</w:t>
-        </w:r>
-      </w:hyperlink>
-    </w:p>
-    <w:p>
-      <w:pPr>
-        <w:pStyle w:val="ListBullet"/>
-        <w:spacing w:line="240" w:lineRule="auto"/>
-        <w:ind w:left="720"/>
-      </w:pPr>
-      <w:r>
-        <w:rPr>
-          <w:lang w:val="gu_IN" w:bidi="gu_IN"/>
-        </w:rPr>
-      </w:r>
-      <w:hyperlink r:id="rId50">
-        <w:r>
-          <w:rPr>
-            <w:lang w:val="gu_IN" w:bidi="gu_IN"/>
-          </w:rPr>
-          <w:rPr>
-            <w:color w:val="0000EE"/>
-            <w:u w:val="single"/>
-          </w:rPr>
-          <w:t>માથ્થી 23:32–33</w:t>
-        </w:r>
-      </w:hyperlink>
-    </w:p>
-    <w:p>
-      <w:pPr>
-        <w:pStyle w:val="ListBullet"/>
-        <w:spacing w:line="240" w:lineRule="auto"/>
-        <w:ind w:left="720"/>
-      </w:pPr>
-      <w:r>
-        <w:rPr>
-          <w:lang w:val="gu_IN" w:bidi="gu_IN"/>
-        </w:rPr>
-      </w:r>
-      <w:hyperlink r:id="rId51">
-        <w:r>
-          <w:rPr>
-            <w:lang w:val="gu_IN" w:bidi="gu_IN"/>
-          </w:rPr>
-          <w:rPr>
-            <w:color w:val="0000EE"/>
-            <w:u w:val="single"/>
-          </w:rPr>
-          <w:t>માથ્થી 25:41–43</w:t>
-        </w:r>
-      </w:hyperlink>
-    </w:p>
-    <w:p>
-      <w:pPr>
-        <w:pStyle w:val="ListBullet"/>
-        <w:spacing w:line="240" w:lineRule="auto"/>
-        <w:ind w:left="720"/>
-      </w:pPr>
-      <w:r>
-        <w:rPr>
-          <w:lang w:val="gu_IN" w:bidi="gu_IN"/>
-        </w:rPr>
-      </w:r>
-      <w:hyperlink r:id="rId52">
-        <w:r>
-          <w:rPr>
-            <w:lang w:val="gu_IN" w:bidi="gu_IN"/>
-          </w:rPr>
-          <w:rPr>
-            <w:color w:val="0000EE"/>
-            <w:u w:val="single"/>
-          </w:rPr>
-          <w:t>પ્રકટીકરણ 20:13–15</w:t>
-        </w:r>
-      </w:hyperlink>
+      <w:r>
+        <w:rPr>
+          <w:lang w:val="gu_IN" w:bidi="gu_IN"/>
+        </w:rPr>
+        <w:t>યાકૂબ 3:5–6</w:t>
+      </w:r>
+    </w:p>
+    <w:p>
+      <w:pPr>
+        <w:pStyle w:val="ListBullet"/>
+        <w:spacing w:line="240" w:lineRule="auto"/>
+        <w:ind w:left="720"/>
+      </w:pPr>
+      <w:r>
+        <w:rPr>
+          <w:lang w:val="gu_IN" w:bidi="gu_IN"/>
+        </w:rPr>
+      </w:r>
+      <w:r>
+        <w:rPr>
+          <w:lang w:val="gu_IN" w:bidi="gu_IN"/>
+        </w:rPr>
+        <w:t>લૂક 12:4–5</w:t>
+      </w:r>
+    </w:p>
+    <w:p>
+      <w:pPr>
+        <w:pStyle w:val="ListBullet"/>
+        <w:spacing w:line="240" w:lineRule="auto"/>
+        <w:ind w:left="720"/>
+      </w:pPr>
+      <w:r>
+        <w:rPr>
+          <w:lang w:val="gu_IN" w:bidi="gu_IN"/>
+        </w:rPr>
+      </w:r>
+      <w:r>
+        <w:rPr>
+          <w:lang w:val="gu_IN" w:bidi="gu_IN"/>
+        </w:rPr>
+        <w:t>માર્ક 9:42–44</w:t>
+      </w:r>
+    </w:p>
+    <w:p>
+      <w:pPr>
+        <w:pStyle w:val="ListBullet"/>
+        <w:spacing w:line="240" w:lineRule="auto"/>
+        <w:ind w:left="720"/>
+      </w:pPr>
+      <w:r>
+        <w:rPr>
+          <w:lang w:val="gu_IN" w:bidi="gu_IN"/>
+        </w:rPr>
+      </w:r>
+      <w:r>
+        <w:rPr>
+          <w:lang w:val="gu_IN" w:bidi="gu_IN"/>
+        </w:rPr>
+        <w:t>માથ્થી 5:21–22</w:t>
+      </w:r>
+    </w:p>
+    <w:p>
+      <w:pPr>
+        <w:pStyle w:val="ListBullet"/>
+        <w:spacing w:line="240" w:lineRule="auto"/>
+        <w:ind w:left="720"/>
+      </w:pPr>
+      <w:r>
+        <w:rPr>
+          <w:lang w:val="gu_IN" w:bidi="gu_IN"/>
+        </w:rPr>
+      </w:r>
+      <w:r>
+        <w:rPr>
+          <w:lang w:val="gu_IN" w:bidi="gu_IN"/>
+        </w:rPr>
+        <w:t>માથ્થી 5:29–30</w:t>
+      </w:r>
+    </w:p>
+    <w:p>
+      <w:pPr>
+        <w:pStyle w:val="ListBullet"/>
+        <w:spacing w:line="240" w:lineRule="auto"/>
+        <w:ind w:left="720"/>
+      </w:pPr>
+      <w:r>
+        <w:rPr>
+          <w:lang w:val="gu_IN" w:bidi="gu_IN"/>
+        </w:rPr>
+      </w:r>
+      <w:r>
+        <w:rPr>
+          <w:lang w:val="gu_IN" w:bidi="gu_IN"/>
+        </w:rPr>
+        <w:t>માથ્થી 10:28–31</w:t>
+      </w:r>
+    </w:p>
+    <w:p>
+      <w:pPr>
+        <w:pStyle w:val="ListBullet"/>
+        <w:spacing w:line="240" w:lineRule="auto"/>
+        <w:ind w:left="720"/>
+      </w:pPr>
+      <w:r>
+        <w:rPr>
+          <w:lang w:val="gu_IN" w:bidi="gu_IN"/>
+        </w:rPr>
+      </w:r>
+      <w:r>
+        <w:rPr>
+          <w:lang w:val="gu_IN" w:bidi="gu_IN"/>
+        </w:rPr>
+        <w:t>માથ્થી 23:32–33</w:t>
+      </w:r>
+    </w:p>
+    <w:p>
+      <w:pPr>
+        <w:pStyle w:val="ListBullet"/>
+        <w:spacing w:line="240" w:lineRule="auto"/>
+        <w:ind w:left="720"/>
+      </w:pPr>
+      <w:r>
+        <w:rPr>
+          <w:lang w:val="gu_IN" w:bidi="gu_IN"/>
+        </w:rPr>
+      </w:r>
+      <w:r>
+        <w:rPr>
+          <w:lang w:val="gu_IN" w:bidi="gu_IN"/>
+        </w:rPr>
+        <w:t>માથ્થી 25:41–43</w:t>
+      </w:r>
+    </w:p>
+    <w:p>
+      <w:pPr>
+        <w:pStyle w:val="ListBullet"/>
+        <w:spacing w:line="240" w:lineRule="auto"/>
+        <w:ind w:left="720"/>
+      </w:pPr>
+      <w:r>
+        <w:rPr>
+          <w:lang w:val="gu_IN" w:bidi="gu_IN"/>
+        </w:rPr>
+      </w:r>
+      <w:r>
+        <w:rPr>
+          <w:lang w:val="gu_IN" w:bidi="gu_IN"/>
+        </w:rPr>
+        <w:t>પ્રકટીકરણ 20:13–15</w:t>
+      </w:r>
     </w:p>
     <w:p>
       <w:pPr>
@@ -3505,90 +3265,66 @@
           <w:lang w:val="gu_IN" w:bidi="gu_IN"/>
         </w:rPr>
       </w:r>
-      <w:hyperlink r:id="rId53">
-        <w:r>
-          <w:rPr>
-            <w:lang w:val="gu_IN" w:bidi="gu_IN"/>
-          </w:rPr>
-          <w:rPr>
-            <w:color w:val="0000EE"/>
-            <w:u w:val="single"/>
-          </w:rPr>
-          <w:t>એઝરા 2:1–2</w:t>
-        </w:r>
-      </w:hyperlink>
-    </w:p>
-    <w:p>
-      <w:pPr>
-        <w:pStyle w:val="ListBullet"/>
-        <w:spacing w:line="240" w:lineRule="auto"/>
-        <w:ind w:left="720"/>
-      </w:pPr>
-      <w:r>
-        <w:rPr>
-          <w:lang w:val="gu_IN" w:bidi="gu_IN"/>
-        </w:rPr>
-      </w:r>
-      <w:hyperlink r:id="rId54">
-        <w:r>
-          <w:rPr>
-            <w:lang w:val="gu_IN" w:bidi="gu_IN"/>
-          </w:rPr>
-          <w:rPr>
-            <w:color w:val="0000EE"/>
-            <w:u w:val="single"/>
-          </w:rPr>
-          <w:t>નહેમ્યા0 2:1–2</w:t>
-        </w:r>
-      </w:hyperlink>
-    </w:p>
-    <w:p>
-      <w:pPr>
-        <w:pStyle w:val="ListBullet"/>
-        <w:spacing w:line="240" w:lineRule="auto"/>
-        <w:ind w:left="720"/>
-      </w:pPr>
-      <w:r>
-        <w:rPr>
-          <w:lang w:val="gu_IN" w:bidi="gu_IN"/>
-        </w:rPr>
-      </w:r>
-      <w:hyperlink r:id="rId55">
-        <w:r>
-          <w:rPr>
-            <w:lang w:val="gu_IN" w:bidi="gu_IN"/>
-          </w:rPr>
-          <w:rPr>
-            <w:color w:val="0000EE"/>
-            <w:u w:val="single"/>
-          </w:rPr>
-          <w:t>નહેમ્યા 10:1–3</w:t>
-        </w:r>
-      </w:hyperlink>
-    </w:p>
-    <w:p>
-      <w:pPr>
-        <w:pStyle w:val="ListBullet"/>
-        <w:spacing w:line="240" w:lineRule="auto"/>
-        <w:ind w:left="720"/>
-      </w:pPr>
-      <w:r>
-        <w:rPr>
-          <w:lang w:val="gu_IN" w:bidi="gu_IN"/>
-        </w:rPr>
-      </w:r>
-      <w:hyperlink r:id="rId56">
-        <w:r>
-          <w:rPr>
-            <w:lang w:val="gu_IN" w:bidi="gu_IN"/>
-          </w:rPr>
-          <w:rPr>
-            <w:color w:val="0000EE"/>
-            <w:u w:val="single"/>
-          </w:rPr>
-          <w:t>નહેમ્યા 12:46–47</w:t>
-        </w:r>
-      </w:hyperlink>
+      <w:r>
+        <w:rPr>
+          <w:lang w:val="gu_IN" w:bidi="gu_IN"/>
+        </w:rPr>
+        <w:t>એઝરા 2:1–2</w:t>
+      </w:r>
+    </w:p>
+    <w:p>
+      <w:pPr>
+        <w:pStyle w:val="ListBullet"/>
+        <w:spacing w:line="240" w:lineRule="auto"/>
+        <w:ind w:left="720"/>
+      </w:pPr>
+      <w:r>
+        <w:rPr>
+          <w:lang w:val="gu_IN" w:bidi="gu_IN"/>
+        </w:rPr>
+      </w:r>
+      <w:r>
+        <w:rPr>
+          <w:lang w:val="gu_IN" w:bidi="gu_IN"/>
+        </w:rPr>
+        <w:t>નહેમ્યા0 2:1–2</w:t>
+      </w:r>
+    </w:p>
+    <w:p>
+      <w:pPr>
+        <w:pStyle w:val="ListBullet"/>
+        <w:spacing w:line="240" w:lineRule="auto"/>
+        <w:ind w:left="720"/>
+      </w:pPr>
+      <w:r>
+        <w:rPr>
+          <w:lang w:val="gu_IN" w:bidi="gu_IN"/>
+        </w:rPr>
+      </w:r>
+      <w:r>
+        <w:rPr>
+          <w:lang w:val="gu_IN" w:bidi="gu_IN"/>
+        </w:rPr>
+        <w:t>નહેમ્યા 10:1–3</w:t>
+      </w:r>
+    </w:p>
+    <w:p>
+      <w:pPr>
+        <w:pStyle w:val="ListBullet"/>
+        <w:spacing w:line="240" w:lineRule="auto"/>
+        <w:ind w:left="720"/>
+      </w:pPr>
+      <w:r>
+        <w:rPr>
+          <w:lang w:val="gu_IN" w:bidi="gu_IN"/>
+        </w:rPr>
+      </w:r>
+      <w:r>
+        <w:rPr>
+          <w:lang w:val="gu_IN" w:bidi="gu_IN"/>
+        </w:rPr>
+        <w:t>નહેમ્યા 12:46–47</w:t>
+      </w:r>
     </w:p>
     <w:p>
       <w:pPr>
@@ -3873,66 +3609,48 @@
           <w:lang w:val="gu_IN" w:bidi="gu_IN"/>
         </w:rPr>
       </w:r>
-      <w:hyperlink r:id="rId57">
-        <w:r>
-          <w:rPr>
-            <w:lang w:val="gu_IN" w:bidi="gu_IN"/>
-          </w:rPr>
-          <w:rPr>
-            <w:color w:val="0000EE"/>
-            <w:u w:val="single"/>
-          </w:rPr>
-          <w:t>આમોસ 8:7–8</w:t>
-        </w:r>
-      </w:hyperlink>
-    </w:p>
-    <w:p>
-      <w:pPr>
-        <w:pStyle w:val="ListBullet"/>
-        <w:spacing w:line="240" w:lineRule="auto"/>
-        <w:ind w:left="720"/>
-      </w:pPr>
-      <w:r>
-        <w:rPr>
-          <w:lang w:val="gu_IN" w:bidi="gu_IN"/>
-        </w:rPr>
-      </w:r>
-      <w:hyperlink r:id="rId58">
-        <w:r>
-          <w:rPr>
-            <w:lang w:val="gu_IN" w:bidi="gu_IN"/>
-          </w:rPr>
-          <w:rPr>
-            <w:color w:val="0000EE"/>
-            <w:u w:val="single"/>
-          </w:rPr>
-          <w:t>ઉત્પત્તિ 41:1–3</w:t>
-        </w:r>
-      </w:hyperlink>
-    </w:p>
-    <w:p>
-      <w:pPr>
-        <w:pStyle w:val="ListBullet"/>
-        <w:spacing w:line="240" w:lineRule="auto"/>
-        <w:ind w:left="720"/>
-      </w:pPr>
-      <w:r>
-        <w:rPr>
-          <w:lang w:val="gu_IN" w:bidi="gu_IN"/>
-        </w:rPr>
-      </w:r>
-      <w:hyperlink r:id="rId59">
-        <w:r>
-          <w:rPr>
-            <w:lang w:val="gu_IN" w:bidi="gu_IN"/>
-          </w:rPr>
-          <w:rPr>
-            <w:color w:val="0000EE"/>
-            <w:u w:val="single"/>
-          </w:rPr>
-          <w:t>યર્મિયા 46:7–9</w:t>
-        </w:r>
-      </w:hyperlink>
+      <w:r>
+        <w:rPr>
+          <w:lang w:val="gu_IN" w:bidi="gu_IN"/>
+        </w:rPr>
+        <w:t>આમોસ 8:7–8</w:t>
+      </w:r>
+    </w:p>
+    <w:p>
+      <w:pPr>
+        <w:pStyle w:val="ListBullet"/>
+        <w:spacing w:line="240" w:lineRule="auto"/>
+        <w:ind w:left="720"/>
+      </w:pPr>
+      <w:r>
+        <w:rPr>
+          <w:lang w:val="gu_IN" w:bidi="gu_IN"/>
+        </w:rPr>
+      </w:r>
+      <w:r>
+        <w:rPr>
+          <w:lang w:val="gu_IN" w:bidi="gu_IN"/>
+        </w:rPr>
+        <w:t>ઉત્પત્તિ 41:1–3</w:t>
+      </w:r>
+    </w:p>
+    <w:p>
+      <w:pPr>
+        <w:pStyle w:val="ListBullet"/>
+        <w:spacing w:line="240" w:lineRule="auto"/>
+        <w:ind w:left="720"/>
+      </w:pPr>
+      <w:r>
+        <w:rPr>
+          <w:lang w:val="gu_IN" w:bidi="gu_IN"/>
+        </w:rPr>
+      </w:r>
+      <w:r>
+        <w:rPr>
+          <w:lang w:val="gu_IN" w:bidi="gu_IN"/>
+        </w:rPr>
+        <w:t>યર્મિયા 46:7–9</w:t>
+      </w:r>
     </w:p>
     <w:p>
       <w:pPr>
@@ -4344,90 +4062,66 @@
           <w:lang w:val="gu_IN" w:bidi="gu_IN"/>
         </w:rPr>
       </w:r>
-      <w:hyperlink r:id="rId60">
-        <w:r>
-          <w:rPr>
-            <w:lang w:val="gu_IN" w:bidi="gu_IN"/>
-          </w:rPr>
-          <w:rPr>
-            <w:color w:val="0000EE"/>
-            <w:u w:val="single"/>
-          </w:rPr>
-          <w:t>પ્રેરિતો 21:39–40</w:t>
-        </w:r>
-      </w:hyperlink>
-    </w:p>
-    <w:p>
-      <w:pPr>
-        <w:pStyle w:val="ListBullet"/>
-        <w:spacing w:line="240" w:lineRule="auto"/>
-        <w:ind w:left="720"/>
-      </w:pPr>
-      <w:r>
-        <w:rPr>
-          <w:lang w:val="gu_IN" w:bidi="gu_IN"/>
-        </w:rPr>
-      </w:r>
-      <w:hyperlink r:id="rId61">
-        <w:r>
-          <w:rPr>
-            <w:lang w:val="gu_IN" w:bidi="gu_IN"/>
-          </w:rPr>
-          <w:rPr>
-            <w:color w:val="0000EE"/>
-            <w:u w:val="single"/>
-          </w:rPr>
-          <w:t>યશાયા 3:1–3</w:t>
-        </w:r>
-      </w:hyperlink>
-    </w:p>
-    <w:p>
-      <w:pPr>
-        <w:pStyle w:val="ListBullet"/>
-        <w:spacing w:line="240" w:lineRule="auto"/>
-        <w:ind w:left="720"/>
-      </w:pPr>
-      <w:r>
-        <w:rPr>
-          <w:lang w:val="gu_IN" w:bidi="gu_IN"/>
-        </w:rPr>
-      </w:r>
-      <w:hyperlink r:id="rId62">
-        <w:r>
-          <w:rPr>
-            <w:lang w:val="gu_IN" w:bidi="gu_IN"/>
-          </w:rPr>
-          <w:rPr>
-            <w:color w:val="0000EE"/>
-            <w:u w:val="single"/>
-          </w:rPr>
-          <w:t>લૂક 15:15–16</w:t>
-        </w:r>
-      </w:hyperlink>
-    </w:p>
-    <w:p>
-      <w:pPr>
-        <w:pStyle w:val="ListBullet"/>
-        <w:spacing w:line="240" w:lineRule="auto"/>
-        <w:ind w:left="720"/>
-      </w:pPr>
-      <w:r>
-        <w:rPr>
-          <w:lang w:val="gu_IN" w:bidi="gu_IN"/>
-        </w:rPr>
-      </w:r>
-      <w:hyperlink r:id="rId63">
-        <w:r>
-          <w:rPr>
-            <w:lang w:val="gu_IN" w:bidi="gu_IN"/>
-          </w:rPr>
-          <w:rPr>
-            <w:color w:val="0000EE"/>
-            <w:u w:val="single"/>
-          </w:rPr>
-          <w:t>લૂક 19:13–15</w:t>
-        </w:r>
-      </w:hyperlink>
+      <w:r>
+        <w:rPr>
+          <w:lang w:val="gu_IN" w:bidi="gu_IN"/>
+        </w:rPr>
+        <w:t>પ્રેરિતો 21:39–40</w:t>
+      </w:r>
+    </w:p>
+    <w:p>
+      <w:pPr>
+        <w:pStyle w:val="ListBullet"/>
+        <w:spacing w:line="240" w:lineRule="auto"/>
+        <w:ind w:left="720"/>
+      </w:pPr>
+      <w:r>
+        <w:rPr>
+          <w:lang w:val="gu_IN" w:bidi="gu_IN"/>
+        </w:rPr>
+      </w:r>
+      <w:r>
+        <w:rPr>
+          <w:lang w:val="gu_IN" w:bidi="gu_IN"/>
+        </w:rPr>
+        <w:t>યશાયા 3:1–3</w:t>
+      </w:r>
+    </w:p>
+    <w:p>
+      <w:pPr>
+        <w:pStyle w:val="ListBullet"/>
+        <w:spacing w:line="240" w:lineRule="auto"/>
+        <w:ind w:left="720"/>
+      </w:pPr>
+      <w:r>
+        <w:rPr>
+          <w:lang w:val="gu_IN" w:bidi="gu_IN"/>
+        </w:rPr>
+      </w:r>
+      <w:r>
+        <w:rPr>
+          <w:lang w:val="gu_IN" w:bidi="gu_IN"/>
+        </w:rPr>
+        <w:t>લૂક 15:15–16</w:t>
+      </w:r>
+    </w:p>
+    <w:p>
+      <w:pPr>
+        <w:pStyle w:val="ListBullet"/>
+        <w:spacing w:line="240" w:lineRule="auto"/>
+        <w:ind w:left="720"/>
+      </w:pPr>
+      <w:r>
+        <w:rPr>
+          <w:lang w:val="gu_IN" w:bidi="gu_IN"/>
+        </w:rPr>
+      </w:r>
+      <w:r>
+        <w:rPr>
+          <w:lang w:val="gu_IN" w:bidi="gu_IN"/>
+        </w:rPr>
+        <w:t>લૂક 19:13–15</w:t>
+      </w:r>
     </w:p>
     <w:p>
       <w:pPr>
@@ -4763,66 +4457,48 @@
           <w:lang w:val="gu_IN" w:bidi="gu_IN"/>
         </w:rPr>
       </w:r>
-      <w:hyperlink r:id="rId64">
-        <w:r>
-          <w:rPr>
-            <w:lang w:val="gu_IN" w:bidi="gu_IN"/>
-          </w:rPr>
-          <w:rPr>
-            <w:color w:val="0000EE"/>
-            <w:u w:val="single"/>
-          </w:rPr>
-          <w:t>આમોસ 2:11–12</w:t>
-        </w:r>
-      </w:hyperlink>
-    </w:p>
-    <w:p>
-      <w:pPr>
-        <w:pStyle w:val="ListBullet"/>
-        <w:spacing w:line="240" w:lineRule="auto"/>
-        <w:ind w:left="720"/>
-      </w:pPr>
-      <w:r>
-        <w:rPr>
-          <w:lang w:val="gu_IN" w:bidi="gu_IN"/>
-        </w:rPr>
-      </w:r>
-      <w:hyperlink r:id="rId65">
-        <w:r>
-          <w:rPr>
-            <w:lang w:val="gu_IN" w:bidi="gu_IN"/>
-          </w:rPr>
-          <w:rPr>
-            <w:color w:val="0000EE"/>
-            <w:u w:val="single"/>
-          </w:rPr>
-          <w:t>ન્યાયાધીશો 13:3–5</w:t>
-        </w:r>
-      </w:hyperlink>
-    </w:p>
-    <w:p>
-      <w:pPr>
-        <w:pStyle w:val="ListBullet"/>
-        <w:spacing w:line="240" w:lineRule="auto"/>
-        <w:ind w:left="720"/>
-      </w:pPr>
-      <w:r>
-        <w:rPr>
-          <w:lang w:val="gu_IN" w:bidi="gu_IN"/>
-        </w:rPr>
-      </w:r>
-      <w:hyperlink r:id="rId66">
-        <w:r>
-          <w:rPr>
-            <w:lang w:val="gu_IN" w:bidi="gu_IN"/>
-          </w:rPr>
-          <w:rPr>
-            <w:color w:val="0000EE"/>
-            <w:u w:val="single"/>
-          </w:rPr>
-          <w:t>ગણના 6:1–4</w:t>
-        </w:r>
-      </w:hyperlink>
+      <w:r>
+        <w:rPr>
+          <w:lang w:val="gu_IN" w:bidi="gu_IN"/>
+        </w:rPr>
+        <w:t>આમોસ 2:11–12</w:t>
+      </w:r>
+    </w:p>
+    <w:p>
+      <w:pPr>
+        <w:pStyle w:val="ListBullet"/>
+        <w:spacing w:line="240" w:lineRule="auto"/>
+        <w:ind w:left="720"/>
+      </w:pPr>
+      <w:r>
+        <w:rPr>
+          <w:lang w:val="gu_IN" w:bidi="gu_IN"/>
+        </w:rPr>
+      </w:r>
+      <w:r>
+        <w:rPr>
+          <w:lang w:val="gu_IN" w:bidi="gu_IN"/>
+        </w:rPr>
+        <w:t>ન્યાયાધીશો 13:3–5</w:t>
+      </w:r>
+    </w:p>
+    <w:p>
+      <w:pPr>
+        <w:pStyle w:val="ListBullet"/>
+        <w:spacing w:line="240" w:lineRule="auto"/>
+        <w:ind w:left="720"/>
+      </w:pPr>
+      <w:r>
+        <w:rPr>
+          <w:lang w:val="gu_IN" w:bidi="gu_IN"/>
+        </w:rPr>
+      </w:r>
+      <w:r>
+        <w:rPr>
+          <w:lang w:val="gu_IN" w:bidi="gu_IN"/>
+        </w:rPr>
+        <w:t>ગણના 6:1–4</w:t>
+      </w:r>
     </w:p>
     <w:p>
       <w:pPr>
@@ -5076,90 +4752,66 @@
           <w:lang w:val="gu_IN" w:bidi="gu_IN"/>
         </w:rPr>
       </w:r>
-      <w:hyperlink r:id="rId67">
-        <w:r>
-          <w:rPr>
-            <w:lang w:val="gu_IN" w:bidi="gu_IN"/>
-          </w:rPr>
-          <w:rPr>
-            <w:color w:val="0000EE"/>
-            <w:u w:val="single"/>
-          </w:rPr>
-          <w:t>1 કાળવૃતાંત 17:1–2</w:t>
-        </w:r>
-      </w:hyperlink>
-    </w:p>
-    <w:p>
-      <w:pPr>
-        <w:pStyle w:val="ListBullet"/>
-        <w:spacing w:line="240" w:lineRule="auto"/>
-        <w:ind w:left="720"/>
-      </w:pPr>
-      <w:r>
-        <w:rPr>
-          <w:lang w:val="gu_IN" w:bidi="gu_IN"/>
-        </w:rPr>
-      </w:r>
-      <w:hyperlink r:id="rId68">
-        <w:r>
-          <w:rPr>
-            <w:lang w:val="gu_IN" w:bidi="gu_IN"/>
-          </w:rPr>
-          <w:rPr>
-            <w:color w:val="0000EE"/>
-            <w:u w:val="single"/>
-          </w:rPr>
-          <w:t>2 કાળવૃતાંત 9:29–31</w:t>
-        </w:r>
-      </w:hyperlink>
-    </w:p>
-    <w:p>
-      <w:pPr>
-        <w:pStyle w:val="ListBullet"/>
-        <w:spacing w:line="240" w:lineRule="auto"/>
-        <w:ind w:left="720"/>
-      </w:pPr>
-      <w:r>
-        <w:rPr>
-          <w:lang w:val="gu_IN" w:bidi="gu_IN"/>
-        </w:rPr>
-      </w:r>
-      <w:hyperlink r:id="rId69">
-        <w:r>
-          <w:rPr>
-            <w:lang w:val="gu_IN" w:bidi="gu_IN"/>
-          </w:rPr>
-          <w:rPr>
-            <w:color w:val="0000EE"/>
-            <w:u w:val="single"/>
-          </w:rPr>
-          <w:t>2 શમુએલ 12:1–3</w:t>
-        </w:r>
-      </w:hyperlink>
-    </w:p>
-    <w:p>
-      <w:pPr>
-        <w:pStyle w:val="ListBullet"/>
-        <w:spacing w:line="240" w:lineRule="auto"/>
-        <w:ind w:left="720"/>
-      </w:pPr>
-      <w:r>
-        <w:rPr>
-          <w:lang w:val="gu_IN" w:bidi="gu_IN"/>
-        </w:rPr>
-      </w:r>
-      <w:hyperlink r:id="rId70">
-        <w:r>
-          <w:rPr>
-            <w:lang w:val="gu_IN" w:bidi="gu_IN"/>
-          </w:rPr>
-          <w:rPr>
-            <w:color w:val="0000EE"/>
-            <w:u w:val="single"/>
-          </w:rPr>
-          <w:t>ગીતશાસ્ત્ર 51:1–2</w:t>
-        </w:r>
-      </w:hyperlink>
+      <w:r>
+        <w:rPr>
+          <w:lang w:val="gu_IN" w:bidi="gu_IN"/>
+        </w:rPr>
+        <w:t>1 કાળવૃતાંત 17:1–2</w:t>
+      </w:r>
+    </w:p>
+    <w:p>
+      <w:pPr>
+        <w:pStyle w:val="ListBullet"/>
+        <w:spacing w:line="240" w:lineRule="auto"/>
+        <w:ind w:left="720"/>
+      </w:pPr>
+      <w:r>
+        <w:rPr>
+          <w:lang w:val="gu_IN" w:bidi="gu_IN"/>
+        </w:rPr>
+      </w:r>
+      <w:r>
+        <w:rPr>
+          <w:lang w:val="gu_IN" w:bidi="gu_IN"/>
+        </w:rPr>
+        <w:t>2 કાળવૃતાંત 9:29–31</w:t>
+      </w:r>
+    </w:p>
+    <w:p>
+      <w:pPr>
+        <w:pStyle w:val="ListBullet"/>
+        <w:spacing w:line="240" w:lineRule="auto"/>
+        <w:ind w:left="720"/>
+      </w:pPr>
+      <w:r>
+        <w:rPr>
+          <w:lang w:val="gu_IN" w:bidi="gu_IN"/>
+        </w:rPr>
+      </w:r>
+      <w:r>
+        <w:rPr>
+          <w:lang w:val="gu_IN" w:bidi="gu_IN"/>
+        </w:rPr>
+        <w:t>2 શમુએલ 12:1–3</w:t>
+      </w:r>
+    </w:p>
+    <w:p>
+      <w:pPr>
+        <w:pStyle w:val="ListBullet"/>
+        <w:spacing w:line="240" w:lineRule="auto"/>
+        <w:ind w:left="720"/>
+      </w:pPr>
+      <w:r>
+        <w:rPr>
+          <w:lang w:val="gu_IN" w:bidi="gu_IN"/>
+        </w:rPr>
+      </w:r>
+      <w:r>
+        <w:rPr>
+          <w:lang w:val="gu_IN" w:bidi="gu_IN"/>
+        </w:rPr>
+        <w:t>ગીતશાસ્ત્ર 51:1–2</w:t>
+      </w:r>
     </w:p>
     <w:p>
       <w:pPr>
@@ -5581,186 +5233,138 @@
           <w:lang w:val="gu_IN" w:bidi="gu_IN"/>
         </w:rPr>
       </w:r>
-      <w:hyperlink r:id="rId71">
-        <w:r>
-          <w:rPr>
-            <w:lang w:val="gu_IN" w:bidi="gu_IN"/>
-          </w:rPr>
-          <w:rPr>
-            <w:color w:val="0000EE"/>
-            <w:u w:val="single"/>
-          </w:rPr>
-          <w:t>1 યોહાન 2:12–14</w:t>
-        </w:r>
-      </w:hyperlink>
-    </w:p>
-    <w:p>
-      <w:pPr>
-        <w:pStyle w:val="ListBullet"/>
-        <w:spacing w:line="240" w:lineRule="auto"/>
-        <w:ind w:left="720"/>
-      </w:pPr>
-      <w:r>
-        <w:rPr>
-          <w:lang w:val="gu_IN" w:bidi="gu_IN"/>
-        </w:rPr>
-      </w:r>
-      <w:hyperlink r:id="rId72">
-        <w:r>
-          <w:rPr>
-            <w:lang w:val="gu_IN" w:bidi="gu_IN"/>
-          </w:rPr>
-          <w:rPr>
-            <w:color w:val="0000EE"/>
-            <w:u w:val="single"/>
-          </w:rPr>
-          <w:t>2 તિમોથી 2:19–21</w:t>
-        </w:r>
-      </w:hyperlink>
-    </w:p>
-    <w:p>
-      <w:pPr>
-        <w:pStyle w:val="ListBullet"/>
-        <w:spacing w:line="240" w:lineRule="auto"/>
-        <w:ind w:left="720"/>
-      </w:pPr>
-      <w:r>
-        <w:rPr>
-          <w:lang w:val="gu_IN" w:bidi="gu_IN"/>
-        </w:rPr>
-      </w:r>
-      <w:hyperlink r:id="rId73">
-        <w:r>
-          <w:rPr>
-            <w:lang w:val="gu_IN" w:bidi="gu_IN"/>
-          </w:rPr>
-          <w:rPr>
-            <w:color w:val="0000EE"/>
-            <w:u w:val="single"/>
-          </w:rPr>
-          <w:t>પ્રેરિતોના કૃત્યો 4:5–7</w:t>
-        </w:r>
-      </w:hyperlink>
-    </w:p>
-    <w:p>
-      <w:pPr>
-        <w:pStyle w:val="ListBullet"/>
-        <w:spacing w:line="240" w:lineRule="auto"/>
-        <w:ind w:left="720"/>
-      </w:pPr>
-      <w:r>
-        <w:rPr>
-          <w:lang w:val="gu_IN" w:bidi="gu_IN"/>
-        </w:rPr>
-      </w:r>
-      <w:hyperlink r:id="rId74">
-        <w:r>
-          <w:rPr>
-            <w:lang w:val="gu_IN" w:bidi="gu_IN"/>
-          </w:rPr>
-          <w:rPr>
-            <w:color w:val="0000EE"/>
-            <w:u w:val="single"/>
-          </w:rPr>
-          <w:t>પ્રેરિતોના કૃત્યો 4:11–12</w:t>
-        </w:r>
-      </w:hyperlink>
-    </w:p>
-    <w:p>
-      <w:pPr>
-        <w:pStyle w:val="ListBullet"/>
-        <w:spacing w:line="240" w:lineRule="auto"/>
-        <w:ind w:left="720"/>
-      </w:pPr>
-      <w:r>
-        <w:rPr>
-          <w:lang w:val="gu_IN" w:bidi="gu_IN"/>
-        </w:rPr>
-      </w:r>
-      <w:hyperlink r:id="rId75">
-        <w:r>
-          <w:rPr>
-            <w:lang w:val="gu_IN" w:bidi="gu_IN"/>
-          </w:rPr>
-          <w:rPr>
-            <w:color w:val="0000EE"/>
-            <w:u w:val="single"/>
-          </w:rPr>
-          <w:t>પ્રેરિતોના કૃત્યો 9:26–27</w:t>
-        </w:r>
-      </w:hyperlink>
-    </w:p>
-    <w:p>
-      <w:pPr>
-        <w:pStyle w:val="ListBullet"/>
-        <w:spacing w:line="240" w:lineRule="auto"/>
-        <w:ind w:left="720"/>
-      </w:pPr>
-      <w:r>
-        <w:rPr>
-          <w:lang w:val="gu_IN" w:bidi="gu_IN"/>
-        </w:rPr>
-      </w:r>
-      <w:hyperlink r:id="rId76">
-        <w:r>
-          <w:rPr>
-            <w:lang w:val="gu_IN" w:bidi="gu_IN"/>
-          </w:rPr>
-          <w:rPr>
-            <w:color w:val="0000EE"/>
-            <w:u w:val="single"/>
-          </w:rPr>
-          <w:t>ઉત્પત્તિ 12:1–3</w:t>
-        </w:r>
-      </w:hyperlink>
-    </w:p>
-    <w:p>
-      <w:pPr>
-        <w:pStyle w:val="ListBullet"/>
-        <w:spacing w:line="240" w:lineRule="auto"/>
-        <w:ind w:left="720"/>
-      </w:pPr>
-      <w:r>
-        <w:rPr>
-          <w:lang w:val="gu_IN" w:bidi="gu_IN"/>
-        </w:rPr>
-      </w:r>
-      <w:hyperlink r:id="rId77">
-        <w:r>
-          <w:rPr>
-            <w:lang w:val="gu_IN" w:bidi="gu_IN"/>
-          </w:rPr>
-          <w:rPr>
-            <w:color w:val="0000EE"/>
-            <w:u w:val="single"/>
-          </w:rPr>
-          <w:t>ઉત્પત્તિ 35:9–10</w:t>
-        </w:r>
-      </w:hyperlink>
-    </w:p>
-    <w:p>
-      <w:pPr>
-        <w:pStyle w:val="ListBullet"/>
-        <w:spacing w:line="240" w:lineRule="auto"/>
-        <w:ind w:left="720"/>
-      </w:pPr>
-      <w:r>
-        <w:rPr>
-          <w:lang w:val="gu_IN" w:bidi="gu_IN"/>
-        </w:rPr>
-      </w:r>
-      <w:hyperlink r:id="rId42">
-        <w:r>
-          <w:rPr>
-            <w:lang w:val="gu_IN" w:bidi="gu_IN"/>
-          </w:rPr>
-          <w:rPr>
-            <w:color w:val="0000EE"/>
-            <w:u w:val="single"/>
-          </w:rPr>
-          <w:t>માથ્થી 18:4–6</w:t>
-        </w:r>
-      </w:hyperlink>
+      <w:r>
+        <w:rPr>
+          <w:lang w:val="gu_IN" w:bidi="gu_IN"/>
+        </w:rPr>
+        <w:t>1 યોહાન 2:12–14</w:t>
+      </w:r>
+    </w:p>
+    <w:p>
+      <w:pPr>
+        <w:pStyle w:val="ListBullet"/>
+        <w:spacing w:line="240" w:lineRule="auto"/>
+        <w:ind w:left="720"/>
+      </w:pPr>
+      <w:r>
+        <w:rPr>
+          <w:lang w:val="gu_IN" w:bidi="gu_IN"/>
+        </w:rPr>
+      </w:r>
+      <w:r>
+        <w:rPr>
+          <w:lang w:val="gu_IN" w:bidi="gu_IN"/>
+        </w:rPr>
+        <w:t>2 તિમોથી 2:19–21</w:t>
+      </w:r>
+    </w:p>
+    <w:p>
+      <w:pPr>
+        <w:pStyle w:val="ListBullet"/>
+        <w:spacing w:line="240" w:lineRule="auto"/>
+        <w:ind w:left="720"/>
+      </w:pPr>
+      <w:r>
+        <w:rPr>
+          <w:lang w:val="gu_IN" w:bidi="gu_IN"/>
+        </w:rPr>
+      </w:r>
+      <w:r>
+        <w:rPr>
+          <w:lang w:val="gu_IN" w:bidi="gu_IN"/>
+        </w:rPr>
+        <w:t>પ્રેરિતોના કૃત્યો 4:5–7</w:t>
+      </w:r>
+    </w:p>
+    <w:p>
+      <w:pPr>
+        <w:pStyle w:val="ListBullet"/>
+        <w:spacing w:line="240" w:lineRule="auto"/>
+        <w:ind w:left="720"/>
+      </w:pPr>
+      <w:r>
+        <w:rPr>
+          <w:lang w:val="gu_IN" w:bidi="gu_IN"/>
+        </w:rPr>
+      </w:r>
+      <w:r>
+        <w:rPr>
+          <w:lang w:val="gu_IN" w:bidi="gu_IN"/>
+        </w:rPr>
+        <w:t>પ્રેરિતોના કૃત્યો 4:11–12</w:t>
+      </w:r>
+    </w:p>
+    <w:p>
+      <w:pPr>
+        <w:pStyle w:val="ListBullet"/>
+        <w:spacing w:line="240" w:lineRule="auto"/>
+        <w:ind w:left="720"/>
+      </w:pPr>
+      <w:r>
+        <w:rPr>
+          <w:lang w:val="gu_IN" w:bidi="gu_IN"/>
+        </w:rPr>
+      </w:r>
+      <w:r>
+        <w:rPr>
+          <w:lang w:val="gu_IN" w:bidi="gu_IN"/>
+        </w:rPr>
+        <w:t>પ્રેરિતોના કૃત્યો 9:26–27</w:t>
+      </w:r>
+    </w:p>
+    <w:p>
+      <w:pPr>
+        <w:pStyle w:val="ListBullet"/>
+        <w:spacing w:line="240" w:lineRule="auto"/>
+        <w:ind w:left="720"/>
+      </w:pPr>
+      <w:r>
+        <w:rPr>
+          <w:lang w:val="gu_IN" w:bidi="gu_IN"/>
+        </w:rPr>
+      </w:r>
+      <w:r>
+        <w:rPr>
+          <w:lang w:val="gu_IN" w:bidi="gu_IN"/>
+        </w:rPr>
+        <w:t>ઉત્પત્તિ 12:1–3</w:t>
+      </w:r>
+    </w:p>
+    <w:p>
+      <w:pPr>
+        <w:pStyle w:val="ListBullet"/>
+        <w:spacing w:line="240" w:lineRule="auto"/>
+        <w:ind w:left="720"/>
+      </w:pPr>
+      <w:r>
+        <w:rPr>
+          <w:lang w:val="gu_IN" w:bidi="gu_IN"/>
+        </w:rPr>
+      </w:r>
+      <w:r>
+        <w:rPr>
+          <w:lang w:val="gu_IN" w:bidi="gu_IN"/>
+        </w:rPr>
+        <w:t>ઉત્પત્તિ 35:9–10</w:t>
+      </w:r>
+    </w:p>
+    <w:p>
+      <w:pPr>
+        <w:pStyle w:val="ListBullet"/>
+        <w:spacing w:line="240" w:lineRule="auto"/>
+        <w:ind w:left="720"/>
+      </w:pPr>
+      <w:r>
+        <w:rPr>
+          <w:lang w:val="gu_IN" w:bidi="gu_IN"/>
+        </w:rPr>
+      </w:r>
+      <w:r>
+        <w:rPr>
+          <w:lang w:val="gu_IN" w:bidi="gu_IN"/>
+        </w:rPr>
+        <w:t>માથ્થી 18:4–6</w:t>
+      </w:r>
     </w:p>
     <w:p>
       <w:pPr>
@@ -6057,66 +5661,48 @@
           <w:lang w:val="gu_IN" w:bidi="gu_IN"/>
         </w:rPr>
       </w:r>
-      <w:hyperlink r:id="rId78">
-        <w:r>
-          <w:rPr>
-            <w:lang w:val="gu_IN" w:bidi="gu_IN"/>
-          </w:rPr>
-          <w:rPr>
-            <w:color w:val="0000EE"/>
-            <w:u w:val="single"/>
-          </w:rPr>
-          <w:t>1 કાળવૃતાંત 8:6–7</w:t>
-        </w:r>
-      </w:hyperlink>
-    </w:p>
-    <w:p>
-      <w:pPr>
-        <w:pStyle w:val="ListBullet"/>
-        <w:spacing w:line="240" w:lineRule="auto"/>
-        <w:ind w:left="720"/>
-      </w:pPr>
-      <w:r>
-        <w:rPr>
-          <w:lang w:val="gu_IN" w:bidi="gu_IN"/>
-        </w:rPr>
-      </w:r>
-      <w:hyperlink r:id="rId79">
-        <w:r>
-          <w:rPr>
-            <w:lang w:val="gu_IN" w:bidi="gu_IN"/>
-          </w:rPr>
-          <w:rPr>
-            <w:color w:val="0000EE"/>
-            <w:u w:val="single"/>
-          </w:rPr>
-          <w:t>2 રાજા 5:1–2</w:t>
-        </w:r>
-      </w:hyperlink>
-    </w:p>
-    <w:p>
-      <w:pPr>
-        <w:pStyle w:val="ListBullet"/>
-        <w:spacing w:line="240" w:lineRule="auto"/>
-        <w:ind w:left="720"/>
-      </w:pPr>
-      <w:r>
-        <w:rPr>
-          <w:lang w:val="gu_IN" w:bidi="gu_IN"/>
-        </w:rPr>
-      </w:r>
-      <w:hyperlink r:id="rId80">
-        <w:r>
-          <w:rPr>
-            <w:lang w:val="gu_IN" w:bidi="gu_IN"/>
-          </w:rPr>
-          <w:rPr>
-            <w:color w:val="0000EE"/>
-            <w:u w:val="single"/>
-          </w:rPr>
-          <w:t>લૂક 4:25–27</w:t>
-        </w:r>
-      </w:hyperlink>
+      <w:r>
+        <w:rPr>
+          <w:lang w:val="gu_IN" w:bidi="gu_IN"/>
+        </w:rPr>
+        <w:t>1 કાળવૃતાંત 8:6–7</w:t>
+      </w:r>
+    </w:p>
+    <w:p>
+      <w:pPr>
+        <w:pStyle w:val="ListBullet"/>
+        <w:spacing w:line="240" w:lineRule="auto"/>
+        <w:ind w:left="720"/>
+      </w:pPr>
+      <w:r>
+        <w:rPr>
+          <w:lang w:val="gu_IN" w:bidi="gu_IN"/>
+        </w:rPr>
+      </w:r>
+      <w:r>
+        <w:rPr>
+          <w:lang w:val="gu_IN" w:bidi="gu_IN"/>
+        </w:rPr>
+        <w:t>2 રાજા 5:1–2</w:t>
+      </w:r>
+    </w:p>
+    <w:p>
+      <w:pPr>
+        <w:pStyle w:val="ListBullet"/>
+        <w:spacing w:line="240" w:lineRule="auto"/>
+        <w:ind w:left="720"/>
+      </w:pPr>
+      <w:r>
+        <w:rPr>
+          <w:lang w:val="gu_IN" w:bidi="gu_IN"/>
+        </w:rPr>
+      </w:r>
+      <w:r>
+        <w:rPr>
+          <w:lang w:val="gu_IN" w:bidi="gu_IN"/>
+        </w:rPr>
+        <w:t>લૂક 4:25–27</w:t>
+      </w:r>
     </w:p>
     <w:p>
       <w:pPr>
@@ -6488,162 +6074,120 @@
           <w:lang w:val="gu_IN" w:bidi="gu_IN"/>
         </w:rPr>
       </w:r>
-      <w:hyperlink r:id="rId81">
-        <w:r>
-          <w:rPr>
-            <w:lang w:val="gu_IN" w:bidi="gu_IN"/>
-          </w:rPr>
-          <w:rPr>
-            <w:color w:val="0000EE"/>
-            <w:u w:val="single"/>
-          </w:rPr>
-          <w:t>1 પિતર 1:22–23</w:t>
-        </w:r>
-      </w:hyperlink>
-    </w:p>
-    <w:p>
-      <w:pPr>
-        <w:pStyle w:val="ListBullet"/>
-        <w:spacing w:line="240" w:lineRule="auto"/>
-        <w:ind w:left="720"/>
-      </w:pPr>
-      <w:r>
-        <w:rPr>
-          <w:lang w:val="gu_IN" w:bidi="gu_IN"/>
-        </w:rPr>
-      </w:r>
-      <w:hyperlink r:id="rId82">
-        <w:r>
-          <w:rPr>
-            <w:lang w:val="gu_IN" w:bidi="gu_IN"/>
-          </w:rPr>
-          <w:rPr>
-            <w:color w:val="0000EE"/>
-            <w:u w:val="single"/>
-          </w:rPr>
-          <w:t>2 કાળવૃતાંત 2:16–17</w:t>
-        </w:r>
-      </w:hyperlink>
-    </w:p>
-    <w:p>
-      <w:pPr>
-        <w:pStyle w:val="ListBullet"/>
-        <w:spacing w:line="240" w:lineRule="auto"/>
-        <w:ind w:left="720"/>
-      </w:pPr>
-      <w:r>
-        <w:rPr>
-          <w:lang w:val="gu_IN" w:bidi="gu_IN"/>
-        </w:rPr>
-      </w:r>
-      <w:hyperlink r:id="rId83">
-        <w:r>
-          <w:rPr>
-            <w:lang w:val="gu_IN" w:bidi="gu_IN"/>
-          </w:rPr>
-          <w:rPr>
-            <w:color w:val="0000EE"/>
-            <w:u w:val="single"/>
-          </w:rPr>
-          <w:t>2 થેસ્સલોનિકી 2:8–10</w:t>
-        </w:r>
-      </w:hyperlink>
-    </w:p>
-    <w:p>
-      <w:pPr>
-        <w:pStyle w:val="ListBullet"/>
-        <w:spacing w:line="240" w:lineRule="auto"/>
-        <w:ind w:left="720"/>
-      </w:pPr>
-      <w:r>
-        <w:rPr>
-          <w:lang w:val="gu_IN" w:bidi="gu_IN"/>
-        </w:rPr>
-      </w:r>
-      <w:hyperlink r:id="rId84">
-        <w:r>
-          <w:rPr>
-            <w:lang w:val="gu_IN" w:bidi="gu_IN"/>
-          </w:rPr>
-          <w:rPr>
-            <w:color w:val="0000EE"/>
-            <w:u w:val="single"/>
-          </w:rPr>
-          <w:t>યર્મિયા 18:18–20</w:t>
-        </w:r>
-      </w:hyperlink>
-    </w:p>
-    <w:p>
-      <w:pPr>
-        <w:pStyle w:val="ListBullet"/>
-        <w:spacing w:line="240" w:lineRule="auto"/>
-        <w:ind w:left="720"/>
-      </w:pPr>
-      <w:r>
-        <w:rPr>
-          <w:lang w:val="gu_IN" w:bidi="gu_IN"/>
-        </w:rPr>
-      </w:r>
-      <w:hyperlink r:id="rId85">
-        <w:r>
-          <w:rPr>
-            <w:lang w:val="gu_IN" w:bidi="gu_IN"/>
-          </w:rPr>
-          <w:rPr>
-            <w:color w:val="0000EE"/>
-            <w:u w:val="single"/>
-          </w:rPr>
-          <w:t>ગીતશાસ્ત્ર 49:18–20</w:t>
-        </w:r>
-      </w:hyperlink>
-    </w:p>
-    <w:p>
-      <w:pPr>
-        <w:pStyle w:val="ListBullet"/>
-        <w:spacing w:line="240" w:lineRule="auto"/>
-        <w:ind w:left="720"/>
-      </w:pPr>
-      <w:r>
-        <w:rPr>
-          <w:lang w:val="gu_IN" w:bidi="gu_IN"/>
-        </w:rPr>
-      </w:r>
-      <w:hyperlink r:id="rId86">
-        <w:r>
-          <w:rPr>
-            <w:lang w:val="gu_IN" w:bidi="gu_IN"/>
-          </w:rPr>
-          <w:rPr>
-            <w:color w:val="0000EE"/>
-            <w:u w:val="single"/>
-          </w:rPr>
-          <w:t>ઝખાર્યા 9:5–7</w:t>
-        </w:r>
-      </w:hyperlink>
-    </w:p>
-    <w:p>
-      <w:pPr>
-        <w:pStyle w:val="ListBullet"/>
-        <w:spacing w:line="240" w:lineRule="auto"/>
-        <w:ind w:left="720"/>
-      </w:pPr>
-      <w:r>
-        <w:rPr>
-          <w:lang w:val="gu_IN" w:bidi="gu_IN"/>
-        </w:rPr>
-      </w:r>
-      <w:hyperlink r:id="rId87">
-        <w:r>
-          <w:rPr>
-            <w:lang w:val="gu_IN" w:bidi="gu_IN"/>
-          </w:rPr>
-          <w:rPr>
-            <w:color w:val="0000EE"/>
-            <w:u w:val="single"/>
-          </w:rPr>
-          <w:t>ઝખાર્યા 13:8–9</w:t>
-        </w:r>
-      </w:hyperlink>
+      <w:r>
+        <w:rPr>
+          <w:lang w:val="gu_IN" w:bidi="gu_IN"/>
+        </w:rPr>
+        <w:t>1 પિતર 1:22–23</w:t>
+      </w:r>
+    </w:p>
+    <w:p>
+      <w:pPr>
+        <w:pStyle w:val="ListBullet"/>
+        <w:spacing w:line="240" w:lineRule="auto"/>
+        <w:ind w:left="720"/>
+      </w:pPr>
+      <w:r>
+        <w:rPr>
+          <w:lang w:val="gu_IN" w:bidi="gu_IN"/>
+        </w:rPr>
+      </w:r>
+      <w:r>
+        <w:rPr>
+          <w:lang w:val="gu_IN" w:bidi="gu_IN"/>
+        </w:rPr>
+        <w:t>2 કાળવૃતાંત 2:16–17</w:t>
+      </w:r>
+    </w:p>
+    <w:p>
+      <w:pPr>
+        <w:pStyle w:val="ListBullet"/>
+        <w:spacing w:line="240" w:lineRule="auto"/>
+        <w:ind w:left="720"/>
+      </w:pPr>
+      <w:r>
+        <w:rPr>
+          <w:lang w:val="gu_IN" w:bidi="gu_IN"/>
+        </w:rPr>
+      </w:r>
+      <w:r>
+        <w:rPr>
+          <w:lang w:val="gu_IN" w:bidi="gu_IN"/>
+        </w:rPr>
+        <w:t>2 થેસ્સલોનિકી 2:8–10</w:t>
+      </w:r>
+    </w:p>
+    <w:p>
+      <w:pPr>
+        <w:pStyle w:val="ListBullet"/>
+        <w:spacing w:line="240" w:lineRule="auto"/>
+        <w:ind w:left="720"/>
+      </w:pPr>
+      <w:r>
+        <w:rPr>
+          <w:lang w:val="gu_IN" w:bidi="gu_IN"/>
+        </w:rPr>
+      </w:r>
+      <w:r>
+        <w:rPr>
+          <w:lang w:val="gu_IN" w:bidi="gu_IN"/>
+        </w:rPr>
+        <w:t>યર્મિયા 18:18–20</w:t>
+      </w:r>
+    </w:p>
+    <w:p>
+      <w:pPr>
+        <w:pStyle w:val="ListBullet"/>
+        <w:spacing w:line="240" w:lineRule="auto"/>
+        <w:ind w:left="720"/>
+      </w:pPr>
+      <w:r>
+        <w:rPr>
+          <w:lang w:val="gu_IN" w:bidi="gu_IN"/>
+        </w:rPr>
+      </w:r>
+      <w:r>
+        <w:rPr>
+          <w:lang w:val="gu_IN" w:bidi="gu_IN"/>
+        </w:rPr>
+        <w:t>ગીતશાસ્ત્ર 49:18–20</w:t>
+      </w:r>
+    </w:p>
+    <w:p>
+      <w:pPr>
+        <w:pStyle w:val="ListBullet"/>
+        <w:spacing w:line="240" w:lineRule="auto"/>
+        <w:ind w:left="720"/>
+      </w:pPr>
+      <w:r>
+        <w:rPr>
+          <w:lang w:val="gu_IN" w:bidi="gu_IN"/>
+        </w:rPr>
+      </w:r>
+      <w:r>
+        <w:rPr>
+          <w:lang w:val="gu_IN" w:bidi="gu_IN"/>
+        </w:rPr>
+        <w:t>ઝખાર્યા 9:5–7</w:t>
+      </w:r>
+    </w:p>
+    <w:p>
+      <w:pPr>
+        <w:pStyle w:val="ListBullet"/>
+        <w:spacing w:line="240" w:lineRule="auto"/>
+        <w:ind w:left="720"/>
+      </w:pPr>
+      <w:r>
+        <w:rPr>
+          <w:lang w:val="gu_IN" w:bidi="gu_IN"/>
+        </w:rPr>
+      </w:r>
+      <w:r>
+        <w:rPr>
+          <w:lang w:val="gu_IN" w:bidi="gu_IN"/>
+        </w:rPr>
+        <w:t>ઝખાર્યા 13:8–9</w:t>
+      </w:r>
     </w:p>
     <w:p>
       <w:pPr>
@@ -6889,90 +6433,66 @@
           <w:lang w:val="gu_IN" w:bidi="gu_IN"/>
         </w:rPr>
       </w:r>
-      <w:hyperlink r:id="rId88">
-        <w:r>
-          <w:rPr>
-            <w:lang w:val="gu_IN" w:bidi="gu_IN"/>
-          </w:rPr>
-          <w:rPr>
-            <w:color w:val="0000EE"/>
-            <w:u w:val="single"/>
-          </w:rPr>
-          <w:t>નિર્ગમન ૧૨ :૨૩</w:t>
-        </w:r>
-      </w:hyperlink>
-    </w:p>
-    <w:p>
-      <w:pPr>
-        <w:pStyle w:val="ListBullet"/>
-        <w:spacing w:line="240" w:lineRule="auto"/>
-        <w:ind w:left="720"/>
-      </w:pPr>
-      <w:r>
-        <w:rPr>
-          <w:lang w:val="gu_IN" w:bidi="gu_IN"/>
-        </w:rPr>
-      </w:r>
-      <w:hyperlink r:id="rId89">
-        <w:r>
-          <w:rPr>
-            <w:lang w:val="gu_IN" w:bidi="gu_IN"/>
-          </w:rPr>
-          <w:rPr>
-            <w:color w:val="0000EE"/>
-            <w:u w:val="single"/>
-          </w:rPr>
-          <w:t>હિબ્રૂ ૧૧ :૨૮</w:t>
-        </w:r>
-      </w:hyperlink>
-    </w:p>
-    <w:p>
-      <w:pPr>
-        <w:pStyle w:val="ListBullet"/>
-        <w:spacing w:line="240" w:lineRule="auto"/>
-        <w:ind w:left="720"/>
-      </w:pPr>
-      <w:r>
-        <w:rPr>
-          <w:lang w:val="gu_IN" w:bidi="gu_IN"/>
-        </w:rPr>
-      </w:r>
-      <w:hyperlink r:id="rId90">
-        <w:r>
-          <w:rPr>
-            <w:lang w:val="gu_IN" w:bidi="gu_IN"/>
-          </w:rPr>
-          <w:rPr>
-            <w:color w:val="0000EE"/>
-            <w:u w:val="single"/>
-          </w:rPr>
-          <w:t>યર્મિયા ૬;૨૬</w:t>
-        </w:r>
-      </w:hyperlink>
-    </w:p>
-    <w:p>
-      <w:pPr>
-        <w:pStyle w:val="ListBullet"/>
-        <w:spacing w:line="240" w:lineRule="auto"/>
-        <w:ind w:left="720"/>
-      </w:pPr>
-      <w:r>
-        <w:rPr>
-          <w:lang w:val="gu_IN" w:bidi="gu_IN"/>
-        </w:rPr>
-      </w:r>
-      <w:hyperlink r:id="rId91">
-        <w:r>
-          <w:rPr>
-            <w:lang w:val="gu_IN" w:bidi="gu_IN"/>
-          </w:rPr>
-          <w:rPr>
-            <w:color w:val="0000EE"/>
-            <w:u w:val="single"/>
-          </w:rPr>
-          <w:t>ન્યાયાધીશો ૧૬ ;૨૪</w:t>
-        </w:r>
-      </w:hyperlink>
+      <w:r>
+        <w:rPr>
+          <w:lang w:val="gu_IN" w:bidi="gu_IN"/>
+        </w:rPr>
+        <w:t>નિર્ગમન ૧૨ :૨૩</w:t>
+      </w:r>
+    </w:p>
+    <w:p>
+      <w:pPr>
+        <w:pStyle w:val="ListBullet"/>
+        <w:spacing w:line="240" w:lineRule="auto"/>
+        <w:ind w:left="720"/>
+      </w:pPr>
+      <w:r>
+        <w:rPr>
+          <w:lang w:val="gu_IN" w:bidi="gu_IN"/>
+        </w:rPr>
+      </w:r>
+      <w:r>
+        <w:rPr>
+          <w:lang w:val="gu_IN" w:bidi="gu_IN"/>
+        </w:rPr>
+        <w:t>હિબ્રૂ ૧૧ :૨૮</w:t>
+      </w:r>
+    </w:p>
+    <w:p>
+      <w:pPr>
+        <w:pStyle w:val="ListBullet"/>
+        <w:spacing w:line="240" w:lineRule="auto"/>
+        <w:ind w:left="720"/>
+      </w:pPr>
+      <w:r>
+        <w:rPr>
+          <w:lang w:val="gu_IN" w:bidi="gu_IN"/>
+        </w:rPr>
+      </w:r>
+      <w:r>
+        <w:rPr>
+          <w:lang w:val="gu_IN" w:bidi="gu_IN"/>
+        </w:rPr>
+        <w:t>યર્મિયા ૬;૨૬</w:t>
+      </w:r>
+    </w:p>
+    <w:p>
+      <w:pPr>
+        <w:pStyle w:val="ListBullet"/>
+        <w:spacing w:line="240" w:lineRule="auto"/>
+        <w:ind w:left="720"/>
+      </w:pPr>
+      <w:r>
+        <w:rPr>
+          <w:lang w:val="gu_IN" w:bidi="gu_IN"/>
+        </w:rPr>
+      </w:r>
+      <w:r>
+        <w:rPr>
+          <w:lang w:val="gu_IN" w:bidi="gu_IN"/>
+        </w:rPr>
+        <w:t>ન્યાયાધીશો ૧૬ ;૨૪</w:t>
+      </w:r>
     </w:p>
     <w:p>
       <w:pPr>
@@ -7238,138 +6758,102 @@
           <w:lang w:val="gu_IN" w:bidi="gu_IN"/>
         </w:rPr>
       </w:r>
-      <w:hyperlink r:id="rId92">
-        <w:r>
-          <w:rPr>
-            <w:lang w:val="gu_IN" w:bidi="gu_IN"/>
-          </w:rPr>
-          <w:rPr>
-            <w:color w:val="0000EE"/>
-            <w:u w:val="single"/>
-          </w:rPr>
-          <w:t>યોહાન 1:43–45</w:t>
-        </w:r>
-      </w:hyperlink>
-    </w:p>
-    <w:p>
-      <w:pPr>
-        <w:pStyle w:val="ListBullet"/>
-        <w:spacing w:line="240" w:lineRule="auto"/>
-        <w:ind w:left="720"/>
-      </w:pPr>
-      <w:r>
-        <w:rPr>
-          <w:lang w:val="gu_IN" w:bidi="gu_IN"/>
-        </w:rPr>
-      </w:r>
-      <w:hyperlink r:id="rId93">
-        <w:r>
-          <w:rPr>
-            <w:lang w:val="gu_IN" w:bidi="gu_IN"/>
-          </w:rPr>
-          <w:rPr>
-            <w:color w:val="0000EE"/>
-            <w:u w:val="single"/>
-          </w:rPr>
-          <w:t>લૂક 1:26–29</w:t>
-        </w:r>
-      </w:hyperlink>
-    </w:p>
-    <w:p>
-      <w:pPr>
-        <w:pStyle w:val="ListBullet"/>
-        <w:spacing w:line="240" w:lineRule="auto"/>
-        <w:ind w:left="720"/>
-      </w:pPr>
-      <w:r>
-        <w:rPr>
-          <w:lang w:val="gu_IN" w:bidi="gu_IN"/>
-        </w:rPr>
-      </w:r>
-      <w:hyperlink r:id="rId94">
-        <w:r>
-          <w:rPr>
-            <w:lang w:val="gu_IN" w:bidi="gu_IN"/>
-          </w:rPr>
-          <w:rPr>
-            <w:color w:val="0000EE"/>
-            <w:u w:val="single"/>
-          </w:rPr>
-          <w:t>માર્ક 16:5–7</w:t>
-        </w:r>
-      </w:hyperlink>
-    </w:p>
-    <w:p>
-      <w:pPr>
-        <w:pStyle w:val="ListBullet"/>
-        <w:spacing w:line="240" w:lineRule="auto"/>
-        <w:ind w:left="720"/>
-      </w:pPr>
-      <w:r>
-        <w:rPr>
-          <w:lang w:val="gu_IN" w:bidi="gu_IN"/>
-        </w:rPr>
-      </w:r>
-      <w:hyperlink r:id="rId95">
-        <w:r>
-          <w:rPr>
-            <w:lang w:val="gu_IN" w:bidi="gu_IN"/>
-          </w:rPr>
-          <w:rPr>
-            <w:color w:val="0000EE"/>
-            <w:u w:val="single"/>
-          </w:rPr>
-          <w:t>માથ્થી 2:22–23</w:t>
-        </w:r>
-      </w:hyperlink>
-    </w:p>
-    <w:p>
-      <w:pPr>
-        <w:pStyle w:val="ListBullet"/>
-        <w:spacing w:line="240" w:lineRule="auto"/>
-        <w:ind w:left="720"/>
-      </w:pPr>
-      <w:r>
-        <w:rPr>
-          <w:lang w:val="gu_IN" w:bidi="gu_IN"/>
-        </w:rPr>
-      </w:r>
-      <w:hyperlink r:id="rId96">
-        <w:r>
-          <w:rPr>
-            <w:lang w:val="gu_IN" w:bidi="gu_IN"/>
-          </w:rPr>
-          <w:rPr>
-            <w:color w:val="0000EE"/>
-            <w:u w:val="single"/>
-          </w:rPr>
-          <w:t>માથ્થી 21:9–11</w:t>
-        </w:r>
-      </w:hyperlink>
-    </w:p>
-    <w:p>
-      <w:pPr>
-        <w:pStyle w:val="ListBullet"/>
-        <w:spacing w:line="240" w:lineRule="auto"/>
-        <w:ind w:left="720"/>
-      </w:pPr>
-      <w:r>
-        <w:rPr>
-          <w:lang w:val="gu_IN" w:bidi="gu_IN"/>
-        </w:rPr>
-      </w:r>
-      <w:hyperlink r:id="rId97">
-        <w:r>
-          <w:rPr>
-            <w:lang w:val="gu_IN" w:bidi="gu_IN"/>
-          </w:rPr>
-          <w:rPr>
-            <w:color w:val="0000EE"/>
-            <w:u w:val="single"/>
-          </w:rPr>
-          <w:t>માથ્થી 26:71–72</w:t>
-        </w:r>
-      </w:hyperlink>
+      <w:r>
+        <w:rPr>
+          <w:lang w:val="gu_IN" w:bidi="gu_IN"/>
+        </w:rPr>
+        <w:t>યોહાન 1:43–45</w:t>
+      </w:r>
+    </w:p>
+    <w:p>
+      <w:pPr>
+        <w:pStyle w:val="ListBullet"/>
+        <w:spacing w:line="240" w:lineRule="auto"/>
+        <w:ind w:left="720"/>
+      </w:pPr>
+      <w:r>
+        <w:rPr>
+          <w:lang w:val="gu_IN" w:bidi="gu_IN"/>
+        </w:rPr>
+      </w:r>
+      <w:r>
+        <w:rPr>
+          <w:lang w:val="gu_IN" w:bidi="gu_IN"/>
+        </w:rPr>
+        <w:t>લૂક 1:26–29</w:t>
+      </w:r>
+    </w:p>
+    <w:p>
+      <w:pPr>
+        <w:pStyle w:val="ListBullet"/>
+        <w:spacing w:line="240" w:lineRule="auto"/>
+        <w:ind w:left="720"/>
+      </w:pPr>
+      <w:r>
+        <w:rPr>
+          <w:lang w:val="gu_IN" w:bidi="gu_IN"/>
+        </w:rPr>
+      </w:r>
+      <w:r>
+        <w:rPr>
+          <w:lang w:val="gu_IN" w:bidi="gu_IN"/>
+        </w:rPr>
+        <w:t>માર્ક 16:5–7</w:t>
+      </w:r>
+    </w:p>
+    <w:p>
+      <w:pPr>
+        <w:pStyle w:val="ListBullet"/>
+        <w:spacing w:line="240" w:lineRule="auto"/>
+        <w:ind w:left="720"/>
+      </w:pPr>
+      <w:r>
+        <w:rPr>
+          <w:lang w:val="gu_IN" w:bidi="gu_IN"/>
+        </w:rPr>
+      </w:r>
+      <w:r>
+        <w:rPr>
+          <w:lang w:val="gu_IN" w:bidi="gu_IN"/>
+        </w:rPr>
+        <w:t>માથ્થી 2:22–23</w:t>
+      </w:r>
+    </w:p>
+    <w:p>
+      <w:pPr>
+        <w:pStyle w:val="ListBullet"/>
+        <w:spacing w:line="240" w:lineRule="auto"/>
+        <w:ind w:left="720"/>
+      </w:pPr>
+      <w:r>
+        <w:rPr>
+          <w:lang w:val="gu_IN" w:bidi="gu_IN"/>
+        </w:rPr>
+      </w:r>
+      <w:r>
+        <w:rPr>
+          <w:lang w:val="gu_IN" w:bidi="gu_IN"/>
+        </w:rPr>
+        <w:t>માથ્થી 21:9–11</w:t>
+      </w:r>
+    </w:p>
+    <w:p>
+      <w:pPr>
+        <w:pStyle w:val="ListBullet"/>
+        <w:spacing w:line="240" w:lineRule="auto"/>
+        <w:ind w:left="720"/>
+      </w:pPr>
+      <w:r>
+        <w:rPr>
+          <w:lang w:val="gu_IN" w:bidi="gu_IN"/>
+        </w:rPr>
+      </w:r>
+      <w:r>
+        <w:rPr>
+          <w:lang w:val="gu_IN" w:bidi="gu_IN"/>
+        </w:rPr>
+        <w:t>માથ્થી 26:71–72</w:t>
+      </w:r>
     </w:p>
     <w:p>
       <w:pPr>
@@ -7393,18 +6877,13 @@
           <w:lang w:val="gu_IN" w:bidi="gu_IN"/>
         </w:rPr>
       </w:r>
-      <w:hyperlink r:id="rId98">
-        <w:r>
-          <w:rPr>
-            <w:lang w:val="gu_IN" w:bidi="gu_IN"/>
-          </w:rPr>
-          <w:rPr>
-            <w:color w:val="0000EE"/>
-            <w:u w:val="single"/>
-          </w:rPr>
-          <w:t>23:4</w:t>
-        </w:r>
-      </w:hyperlink>
+      <w:r>
+        <w:rPr>
+          <w:b/>
+          <w:lang w:val="gu_IN" w:bidi="gu_IN"/>
+        </w:rPr>
+        <w:t>23:4</w:t>
+      </w:r>
       <w:r>
         <w:rPr>
           <w:lang w:val="gu_IN" w:bidi="gu_IN"/>
@@ -7735,18 +7214,12 @@
           <w:lang w:val="gu_IN" w:bidi="gu_IN"/>
         </w:rPr>
       </w:r>
-      <w:hyperlink r:id="rId99">
-        <w:r>
-          <w:rPr>
-            <w:lang w:val="gu_IN" w:bidi="gu_IN"/>
-          </w:rPr>
-          <w:rPr>
-            <w:color w:val="0000EE"/>
-            <w:u w:val="single"/>
-          </w:rPr>
-          <w:t>નાહૂમ 1:1</w:t>
-        </w:r>
-      </w:hyperlink>
+      <w:r>
+        <w:rPr>
+          <w:lang w:val="gu_IN" w:bidi="gu_IN"/>
+        </w:rPr>
+        <w:t>નાહૂમ 1:1</w:t>
+      </w:r>
     </w:p>
     <w:p>
       <w:pPr>
@@ -7958,90 +7431,66 @@
           <w:lang w:val="gu_IN" w:bidi="gu_IN"/>
         </w:rPr>
       </w:r>
-      <w:hyperlink r:id="rId100">
-        <w:r>
-          <w:rPr>
-            <w:lang w:val="gu_IN" w:bidi="gu_IN"/>
-          </w:rPr>
-          <w:rPr>
-            <w:color w:val="0000EE"/>
-            <w:u w:val="single"/>
-          </w:rPr>
-          <w:t>1 કાળવૃતાંત 1:24–27</w:t>
-        </w:r>
-      </w:hyperlink>
-    </w:p>
-    <w:p>
-      <w:pPr>
-        <w:pStyle w:val="ListBullet"/>
-        <w:spacing w:line="240" w:lineRule="auto"/>
-        <w:ind w:left="720"/>
-      </w:pPr>
-      <w:r>
-        <w:rPr>
-          <w:lang w:val="gu_IN" w:bidi="gu_IN"/>
-        </w:rPr>
-      </w:r>
-      <w:hyperlink r:id="rId101">
-        <w:r>
-          <w:rPr>
-            <w:lang w:val="gu_IN" w:bidi="gu_IN"/>
-          </w:rPr>
-          <w:rPr>
-            <w:color w:val="0000EE"/>
-            <w:u w:val="single"/>
-          </w:rPr>
-          <w:t>ઉત્પત્તિ 31:51–53</w:t>
-        </w:r>
-      </w:hyperlink>
-    </w:p>
-    <w:p>
-      <w:pPr>
-        <w:pStyle w:val="ListBullet"/>
-        <w:spacing w:line="240" w:lineRule="auto"/>
-        <w:ind w:left="720"/>
-      </w:pPr>
-      <w:r>
-        <w:rPr>
-          <w:lang w:val="gu_IN" w:bidi="gu_IN"/>
-        </w:rPr>
-      </w:r>
-      <w:hyperlink r:id="rId102">
-        <w:r>
-          <w:rPr>
-            <w:lang w:val="gu_IN" w:bidi="gu_IN"/>
-          </w:rPr>
-          <w:rPr>
-            <w:color w:val="0000EE"/>
-            <w:u w:val="single"/>
-          </w:rPr>
-          <w:t>યહોશુઆ 24:1–2</w:t>
-        </w:r>
-      </w:hyperlink>
-    </w:p>
-    <w:p>
-      <w:pPr>
-        <w:pStyle w:val="ListBullet"/>
-        <w:spacing w:line="240" w:lineRule="auto"/>
-        <w:ind w:left="720"/>
-      </w:pPr>
-      <w:r>
-        <w:rPr>
-          <w:lang w:val="gu_IN" w:bidi="gu_IN"/>
-        </w:rPr>
-      </w:r>
-      <w:hyperlink r:id="rId103">
-        <w:r>
-          <w:rPr>
-            <w:lang w:val="gu_IN" w:bidi="gu_IN"/>
-          </w:rPr>
-          <w:rPr>
-            <w:color w:val="0000EE"/>
-            <w:u w:val="single"/>
-          </w:rPr>
-          <w:t>લૂક 3:33–35</w:t>
-        </w:r>
-      </w:hyperlink>
+      <w:r>
+        <w:rPr>
+          <w:lang w:val="gu_IN" w:bidi="gu_IN"/>
+        </w:rPr>
+        <w:t>1 કાળવૃતાંત 1:24–27</w:t>
+      </w:r>
+    </w:p>
+    <w:p>
+      <w:pPr>
+        <w:pStyle w:val="ListBullet"/>
+        <w:spacing w:line="240" w:lineRule="auto"/>
+        <w:ind w:left="720"/>
+      </w:pPr>
+      <w:r>
+        <w:rPr>
+          <w:lang w:val="gu_IN" w:bidi="gu_IN"/>
+        </w:rPr>
+      </w:r>
+      <w:r>
+        <w:rPr>
+          <w:lang w:val="gu_IN" w:bidi="gu_IN"/>
+        </w:rPr>
+        <w:t>ઉત્પત્તિ 31:51–53</w:t>
+      </w:r>
+    </w:p>
+    <w:p>
+      <w:pPr>
+        <w:pStyle w:val="ListBullet"/>
+        <w:spacing w:line="240" w:lineRule="auto"/>
+        <w:ind w:left="720"/>
+      </w:pPr>
+      <w:r>
+        <w:rPr>
+          <w:lang w:val="gu_IN" w:bidi="gu_IN"/>
+        </w:rPr>
+      </w:r>
+      <w:r>
+        <w:rPr>
+          <w:lang w:val="gu_IN" w:bidi="gu_IN"/>
+        </w:rPr>
+        <w:t>યહોશુઆ 24:1–2</w:t>
+      </w:r>
+    </w:p>
+    <w:p>
+      <w:pPr>
+        <w:pStyle w:val="ListBullet"/>
+        <w:spacing w:line="240" w:lineRule="auto"/>
+        <w:ind w:left="720"/>
+      </w:pPr>
+      <w:r>
+        <w:rPr>
+          <w:lang w:val="gu_IN" w:bidi="gu_IN"/>
+        </w:rPr>
+      </w:r>
+      <w:r>
+        <w:rPr>
+          <w:lang w:val="gu_IN" w:bidi="gu_IN"/>
+        </w:rPr>
+        <w:t>લૂક 3:33–35</w:t>
+      </w:r>
     </w:p>
     <w:p>
       <w:pPr>
@@ -8229,114 +7678,84 @@
           <w:lang w:val="gu_IN" w:bidi="gu_IN"/>
         </w:rPr>
       </w:r>
-      <w:hyperlink r:id="rId104">
-        <w:r>
-          <w:rPr>
-            <w:lang w:val="gu_IN" w:bidi="gu_IN"/>
-          </w:rPr>
-          <w:rPr>
-            <w:color w:val="0000EE"/>
-            <w:u w:val="single"/>
-          </w:rPr>
-          <w:t>1 તિમોથી 5:11–13</w:t>
-        </w:r>
-      </w:hyperlink>
-    </w:p>
-    <w:p>
-      <w:pPr>
-        <w:pStyle w:val="ListBullet"/>
-        <w:spacing w:line="240" w:lineRule="auto"/>
-        <w:ind w:left="720"/>
-      </w:pPr>
-      <w:r>
-        <w:rPr>
-          <w:lang w:val="gu_IN" w:bidi="gu_IN"/>
-        </w:rPr>
-      </w:r>
-      <w:hyperlink r:id="rId105">
-        <w:r>
-          <w:rPr>
-            <w:lang w:val="gu_IN" w:bidi="gu_IN"/>
-          </w:rPr>
-          <w:rPr>
-            <w:color w:val="0000EE"/>
-            <w:u w:val="single"/>
-          </w:rPr>
-          <w:t>2 કંરિથી 12:20–21</w:t>
-        </w:r>
-      </w:hyperlink>
-    </w:p>
-    <w:p>
-      <w:pPr>
-        <w:pStyle w:val="ListBullet"/>
-        <w:spacing w:line="240" w:lineRule="auto"/>
-        <w:ind w:left="720"/>
-      </w:pPr>
-      <w:r>
-        <w:rPr>
-          <w:lang w:val="gu_IN" w:bidi="gu_IN"/>
-        </w:rPr>
-      </w:r>
-      <w:hyperlink r:id="rId106">
-        <w:r>
-          <w:rPr>
-            <w:lang w:val="gu_IN" w:bidi="gu_IN"/>
-          </w:rPr>
-          <w:rPr>
-            <w:color w:val="0000EE"/>
-            <w:u w:val="single"/>
-          </w:rPr>
-          <w:t>લેવીય 19:15–16</w:t>
-        </w:r>
-      </w:hyperlink>
-    </w:p>
-    <w:p>
-      <w:pPr>
-        <w:pStyle w:val="ListBullet"/>
-        <w:spacing w:line="240" w:lineRule="auto"/>
-        <w:ind w:left="720"/>
-      </w:pPr>
-      <w:r>
-        <w:rPr>
-          <w:lang w:val="gu_IN" w:bidi="gu_IN"/>
-        </w:rPr>
-      </w:r>
-      <w:hyperlink r:id="rId107">
-        <w:r>
-          <w:rPr>
-            <w:lang w:val="gu_IN" w:bidi="gu_IN"/>
-          </w:rPr>
-          <w:rPr>
-            <w:color w:val="0000EE"/>
-            <w:u w:val="single"/>
-          </w:rPr>
-          <w:t>નીતિવચન 16:27–28</w:t>
-        </w:r>
-      </w:hyperlink>
-    </w:p>
-    <w:p>
-      <w:pPr>
-        <w:pStyle w:val="ListBullet"/>
-        <w:spacing w:line="240" w:lineRule="auto"/>
-        <w:ind w:left="720"/>
-      </w:pPr>
-      <w:r>
-        <w:rPr>
-          <w:lang w:val="gu_IN" w:bidi="gu_IN"/>
-        </w:rPr>
-      </w:r>
-      <w:hyperlink r:id="rId108">
-        <w:r>
-          <w:rPr>
-            <w:lang w:val="gu_IN" w:bidi="gu_IN"/>
-          </w:rPr>
-          <w:rPr>
-            <w:color w:val="0000EE"/>
-            <w:u w:val="single"/>
-          </w:rPr>
-          <w:t>રોમન 1:29–31</w:t>
-        </w:r>
-      </w:hyperlink>
+      <w:r>
+        <w:rPr>
+          <w:lang w:val="gu_IN" w:bidi="gu_IN"/>
+        </w:rPr>
+        <w:t>1 તિમોથી 5:11–13</w:t>
+      </w:r>
+    </w:p>
+    <w:p>
+      <w:pPr>
+        <w:pStyle w:val="ListBullet"/>
+        <w:spacing w:line="240" w:lineRule="auto"/>
+        <w:ind w:left="720"/>
+      </w:pPr>
+      <w:r>
+        <w:rPr>
+          <w:lang w:val="gu_IN" w:bidi="gu_IN"/>
+        </w:rPr>
+      </w:r>
+      <w:r>
+        <w:rPr>
+          <w:lang w:val="gu_IN" w:bidi="gu_IN"/>
+        </w:rPr>
+        <w:t>2 કંરિથી 12:20–21</w:t>
+      </w:r>
+    </w:p>
+    <w:p>
+      <w:pPr>
+        <w:pStyle w:val="ListBullet"/>
+        <w:spacing w:line="240" w:lineRule="auto"/>
+        <w:ind w:left="720"/>
+      </w:pPr>
+      <w:r>
+        <w:rPr>
+          <w:lang w:val="gu_IN" w:bidi="gu_IN"/>
+        </w:rPr>
+      </w:r>
+      <w:r>
+        <w:rPr>
+          <w:lang w:val="gu_IN" w:bidi="gu_IN"/>
+        </w:rPr>
+        <w:t>લેવીય 19:15–16</w:t>
+      </w:r>
+    </w:p>
+    <w:p>
+      <w:pPr>
+        <w:pStyle w:val="ListBullet"/>
+        <w:spacing w:line="240" w:lineRule="auto"/>
+        <w:ind w:left="720"/>
+      </w:pPr>
+      <w:r>
+        <w:rPr>
+          <w:lang w:val="gu_IN" w:bidi="gu_IN"/>
+        </w:rPr>
+      </w:r>
+      <w:r>
+        <w:rPr>
+          <w:lang w:val="gu_IN" w:bidi="gu_IN"/>
+        </w:rPr>
+        <w:t>નીતિવચન 16:27–28</w:t>
+      </w:r>
+    </w:p>
+    <w:p>
+      <w:pPr>
+        <w:pStyle w:val="ListBullet"/>
+        <w:spacing w:line="240" w:lineRule="auto"/>
+        <w:ind w:left="720"/>
+      </w:pPr>
+      <w:r>
+        <w:rPr>
+          <w:lang w:val="gu_IN" w:bidi="gu_IN"/>
+        </w:rPr>
+      </w:r>
+      <w:r>
+        <w:rPr>
+          <w:lang w:val="gu_IN" w:bidi="gu_IN"/>
+        </w:rPr>
+        <w:t>રોમન 1:29–31</w:t>
+      </w:r>
     </w:p>
     <w:p>
       <w:pPr>
@@ -8528,90 +7947,66 @@
           <w:lang w:val="gu_IN" w:bidi="gu_IN"/>
         </w:rPr>
       </w:r>
-      <w:hyperlink r:id="rId109">
-        <w:r>
-          <w:rPr>
-            <w:lang w:val="gu_IN" w:bidi="gu_IN"/>
-          </w:rPr>
-          <w:rPr>
-            <w:color w:val="0000EE"/>
-            <w:u w:val="single"/>
-          </w:rPr>
-          <w:t>1 કરિંથીઓ 4:12–13</w:t>
-        </w:r>
-      </w:hyperlink>
-    </w:p>
-    <w:p>
-      <w:pPr>
-        <w:pStyle w:val="ListBullet"/>
-        <w:spacing w:line="240" w:lineRule="auto"/>
-        <w:ind w:left="720"/>
-      </w:pPr>
-      <w:r>
-        <w:rPr>
-          <w:lang w:val="gu_IN" w:bidi="gu_IN"/>
-        </w:rPr>
-      </w:r>
-      <w:hyperlink r:id="rId110">
-        <w:r>
-          <w:rPr>
-            <w:lang w:val="gu_IN" w:bidi="gu_IN"/>
-          </w:rPr>
-          <w:rPr>
-            <w:color w:val="0000EE"/>
-            <w:u w:val="single"/>
-          </w:rPr>
-          <w:t>1 તિમોથી 3:11–13</w:t>
-        </w:r>
-      </w:hyperlink>
-    </w:p>
-    <w:p>
-      <w:pPr>
-        <w:pStyle w:val="ListBullet"/>
-        <w:spacing w:line="240" w:lineRule="auto"/>
-        <w:ind w:left="720"/>
-      </w:pPr>
-      <w:r>
-        <w:rPr>
-          <w:lang w:val="gu_IN" w:bidi="gu_IN"/>
-        </w:rPr>
-      </w:r>
-      <w:hyperlink r:id="rId111">
-        <w:r>
-          <w:rPr>
-            <w:lang w:val="gu_IN" w:bidi="gu_IN"/>
-          </w:rPr>
-          <w:rPr>
-            <w:color w:val="0000EE"/>
-            <w:u w:val="single"/>
-          </w:rPr>
-          <w:t>2 કરિંથીઓ 6:8–10</w:t>
-        </w:r>
-      </w:hyperlink>
-    </w:p>
-    <w:p>
-      <w:pPr>
-        <w:pStyle w:val="ListBullet"/>
-        <w:spacing w:line="240" w:lineRule="auto"/>
-        <w:ind w:left="720"/>
-      </w:pPr>
-      <w:r>
-        <w:rPr>
-          <w:lang w:val="gu_IN" w:bidi="gu_IN"/>
-        </w:rPr>
-      </w:r>
-      <w:hyperlink r:id="rId112">
-        <w:r>
-          <w:rPr>
-            <w:lang w:val="gu_IN" w:bidi="gu_IN"/>
-          </w:rPr>
-          <w:rPr>
-            <w:color w:val="0000EE"/>
-            <w:u w:val="single"/>
-          </w:rPr>
-          <w:t>માર્ક 7:20–23</w:t>
-        </w:r>
-      </w:hyperlink>
+      <w:r>
+        <w:rPr>
+          <w:lang w:val="gu_IN" w:bidi="gu_IN"/>
+        </w:rPr>
+        <w:t>1 કરિંથીઓ 4:12–13</w:t>
+      </w:r>
+    </w:p>
+    <w:p>
+      <w:pPr>
+        <w:pStyle w:val="ListBullet"/>
+        <w:spacing w:line="240" w:lineRule="auto"/>
+        <w:ind w:left="720"/>
+      </w:pPr>
+      <w:r>
+        <w:rPr>
+          <w:lang w:val="gu_IN" w:bidi="gu_IN"/>
+        </w:rPr>
+      </w:r>
+      <w:r>
+        <w:rPr>
+          <w:lang w:val="gu_IN" w:bidi="gu_IN"/>
+        </w:rPr>
+        <w:t>1 તિમોથી 3:11–13</w:t>
+      </w:r>
+    </w:p>
+    <w:p>
+      <w:pPr>
+        <w:pStyle w:val="ListBullet"/>
+        <w:spacing w:line="240" w:lineRule="auto"/>
+        <w:ind w:left="720"/>
+      </w:pPr>
+      <w:r>
+        <w:rPr>
+          <w:lang w:val="gu_IN" w:bidi="gu_IN"/>
+        </w:rPr>
+      </w:r>
+      <w:r>
+        <w:rPr>
+          <w:lang w:val="gu_IN" w:bidi="gu_IN"/>
+        </w:rPr>
+        <w:t>2 કરિંથીઓ 6:8–10</w:t>
+      </w:r>
+    </w:p>
+    <w:p>
+      <w:pPr>
+        <w:pStyle w:val="ListBullet"/>
+        <w:spacing w:line="240" w:lineRule="auto"/>
+        <w:ind w:left="720"/>
+      </w:pPr>
+      <w:r>
+        <w:rPr>
+          <w:lang w:val="gu_IN" w:bidi="gu_IN"/>
+        </w:rPr>
+      </w:r>
+      <w:r>
+        <w:rPr>
+          <w:lang w:val="gu_IN" w:bidi="gu_IN"/>
+        </w:rPr>
+        <w:t>માર્ક 7:20–23</w:t>
+      </w:r>
     </w:p>
     <w:p>
       <w:pPr>
@@ -8868,114 +8263,84 @@
           <w:lang w:val="gu_IN" w:bidi="gu_IN"/>
         </w:rPr>
       </w:r>
-      <w:hyperlink r:id="rId113">
-        <w:r>
-          <w:rPr>
-            <w:lang w:val="gu_IN" w:bidi="gu_IN"/>
-          </w:rPr>
-          <w:rPr>
-            <w:color w:val="0000EE"/>
-            <w:u w:val="single"/>
-          </w:rPr>
-          <w:t>ઉત્પત્તિ 10:11–14</w:t>
-        </w:r>
-      </w:hyperlink>
-    </w:p>
-    <w:p>
-      <w:pPr>
-        <w:pStyle w:val="ListBullet"/>
-        <w:spacing w:line="240" w:lineRule="auto"/>
-        <w:ind w:left="720"/>
-      </w:pPr>
-      <w:r>
-        <w:rPr>
-          <w:lang w:val="gu_IN" w:bidi="gu_IN"/>
-        </w:rPr>
-      </w:r>
-      <w:hyperlink r:id="rId114">
-        <w:r>
-          <w:rPr>
-            <w:lang w:val="gu_IN" w:bidi="gu_IN"/>
-          </w:rPr>
-          <w:rPr>
-            <w:color w:val="0000EE"/>
-            <w:u w:val="single"/>
-          </w:rPr>
-          <w:t>યૂના 1:1–3</w:t>
-        </w:r>
-      </w:hyperlink>
-    </w:p>
-    <w:p>
-      <w:pPr>
-        <w:pStyle w:val="ListBullet"/>
-        <w:spacing w:line="240" w:lineRule="auto"/>
-        <w:ind w:left="720"/>
-      </w:pPr>
-      <w:r>
-        <w:rPr>
-          <w:lang w:val="gu_IN" w:bidi="gu_IN"/>
-        </w:rPr>
-      </w:r>
-      <w:hyperlink r:id="rId115">
-        <w:r>
-          <w:rPr>
-            <w:lang w:val="gu_IN" w:bidi="gu_IN"/>
-          </w:rPr>
-          <w:rPr>
-            <w:color w:val="0000EE"/>
-            <w:u w:val="single"/>
-          </w:rPr>
-          <w:t>યૂના 3:1–3</w:t>
-        </w:r>
-      </w:hyperlink>
-    </w:p>
-    <w:p>
-      <w:pPr>
-        <w:pStyle w:val="ListBullet"/>
-        <w:spacing w:line="240" w:lineRule="auto"/>
-        <w:ind w:left="720"/>
-      </w:pPr>
-      <w:r>
-        <w:rPr>
-          <w:lang w:val="gu_IN" w:bidi="gu_IN"/>
-        </w:rPr>
-      </w:r>
-      <w:hyperlink r:id="rId116">
-        <w:r>
-          <w:rPr>
-            <w:lang w:val="gu_IN" w:bidi="gu_IN"/>
-          </w:rPr>
-          <w:rPr>
-            <w:color w:val="0000EE"/>
-            <w:u w:val="single"/>
-          </w:rPr>
-          <w:t>લૂક 11:32</w:t>
-        </w:r>
-      </w:hyperlink>
-    </w:p>
-    <w:p>
-      <w:pPr>
-        <w:pStyle w:val="ListBullet"/>
-        <w:spacing w:line="240" w:lineRule="auto"/>
-        <w:ind w:left="720"/>
-      </w:pPr>
-      <w:r>
-        <w:rPr>
-          <w:lang w:val="gu_IN" w:bidi="gu_IN"/>
-        </w:rPr>
-      </w:r>
-      <w:hyperlink r:id="rId117">
-        <w:r>
-          <w:rPr>
-            <w:lang w:val="gu_IN" w:bidi="gu_IN"/>
-          </w:rPr>
-          <w:rPr>
-            <w:color w:val="0000EE"/>
-            <w:u w:val="single"/>
-          </w:rPr>
-          <w:t>માથ્થી 12:41</w:t>
-        </w:r>
-      </w:hyperlink>
+      <w:r>
+        <w:rPr>
+          <w:lang w:val="gu_IN" w:bidi="gu_IN"/>
+        </w:rPr>
+        <w:t>ઉત્પત્તિ 10:11–14</w:t>
+      </w:r>
+    </w:p>
+    <w:p>
+      <w:pPr>
+        <w:pStyle w:val="ListBullet"/>
+        <w:spacing w:line="240" w:lineRule="auto"/>
+        <w:ind w:left="720"/>
+      </w:pPr>
+      <w:r>
+        <w:rPr>
+          <w:lang w:val="gu_IN" w:bidi="gu_IN"/>
+        </w:rPr>
+      </w:r>
+      <w:r>
+        <w:rPr>
+          <w:lang w:val="gu_IN" w:bidi="gu_IN"/>
+        </w:rPr>
+        <w:t>યૂના 1:1–3</w:t>
+      </w:r>
+    </w:p>
+    <w:p>
+      <w:pPr>
+        <w:pStyle w:val="ListBullet"/>
+        <w:spacing w:line="240" w:lineRule="auto"/>
+        <w:ind w:left="720"/>
+      </w:pPr>
+      <w:r>
+        <w:rPr>
+          <w:lang w:val="gu_IN" w:bidi="gu_IN"/>
+        </w:rPr>
+      </w:r>
+      <w:r>
+        <w:rPr>
+          <w:lang w:val="gu_IN" w:bidi="gu_IN"/>
+        </w:rPr>
+        <w:t>યૂના 3:1–3</w:t>
+      </w:r>
+    </w:p>
+    <w:p>
+      <w:pPr>
+        <w:pStyle w:val="ListBullet"/>
+        <w:spacing w:line="240" w:lineRule="auto"/>
+        <w:ind w:left="720"/>
+      </w:pPr>
+      <w:r>
+        <w:rPr>
+          <w:lang w:val="gu_IN" w:bidi="gu_IN"/>
+        </w:rPr>
+      </w:r>
+      <w:r>
+        <w:rPr>
+          <w:lang w:val="gu_IN" w:bidi="gu_IN"/>
+        </w:rPr>
+        <w:t>લૂક 11:32</w:t>
+      </w:r>
+    </w:p>
+    <w:p>
+      <w:pPr>
+        <w:pStyle w:val="ListBullet"/>
+        <w:spacing w:line="240" w:lineRule="auto"/>
+        <w:ind w:left="720"/>
+      </w:pPr>
+      <w:r>
+        <w:rPr>
+          <w:lang w:val="gu_IN" w:bidi="gu_IN"/>
+        </w:rPr>
+      </w:r>
+      <w:r>
+        <w:rPr>
+          <w:lang w:val="gu_IN" w:bidi="gu_IN"/>
+        </w:rPr>
+        <w:t>માથ્થી 12:41</w:t>
+      </w:r>
     </w:p>
     <w:p>
       <w:pPr>
@@ -9202,138 +8567,102 @@
           <w:lang w:val="gu_IN" w:bidi="gu_IN"/>
         </w:rPr>
       </w:r>
-      <w:hyperlink r:id="rId118">
-        <w:r>
-          <w:rPr>
-            <w:lang w:val="gu_IN" w:bidi="gu_IN"/>
-          </w:rPr>
-          <w:rPr>
-            <w:color w:val="0000EE"/>
-            <w:u w:val="single"/>
-          </w:rPr>
-          <w:t>1 શમુએલ 8:10–12</w:t>
-        </w:r>
-      </w:hyperlink>
-    </w:p>
-    <w:p>
-      <w:pPr>
-        <w:pStyle w:val="ListBullet"/>
-        <w:spacing w:line="240" w:lineRule="auto"/>
-        <w:ind w:left="720"/>
-      </w:pPr>
-      <w:r>
-        <w:rPr>
-          <w:lang w:val="gu_IN" w:bidi="gu_IN"/>
-        </w:rPr>
-      </w:r>
-      <w:hyperlink r:id="rId119">
-        <w:r>
-          <w:rPr>
-            <w:lang w:val="gu_IN" w:bidi="gu_IN"/>
-          </w:rPr>
-          <w:rPr>
-            <w:color w:val="0000EE"/>
-            <w:u w:val="single"/>
-          </w:rPr>
-          <w:t>પ્રેરિતો 3:19–20</w:t>
-        </w:r>
-      </w:hyperlink>
-    </w:p>
-    <w:p>
-      <w:pPr>
-        <w:pStyle w:val="ListBullet"/>
-        <w:spacing w:line="240" w:lineRule="auto"/>
-        <w:ind w:left="720"/>
-      </w:pPr>
-      <w:r>
-        <w:rPr>
-          <w:lang w:val="gu_IN" w:bidi="gu_IN"/>
-        </w:rPr>
-      </w:r>
-      <w:hyperlink r:id="rId120">
-        <w:r>
-          <w:rPr>
-            <w:lang w:val="gu_IN" w:bidi="gu_IN"/>
-          </w:rPr>
-          <w:rPr>
-            <w:color w:val="0000EE"/>
-            <w:u w:val="single"/>
-          </w:rPr>
-          <w:t>પ્રેરિતો 6:2–4</w:t>
-        </w:r>
-      </w:hyperlink>
-    </w:p>
-    <w:p>
-      <w:pPr>
-        <w:pStyle w:val="ListBullet"/>
-        <w:spacing w:line="240" w:lineRule="auto"/>
-        <w:ind w:left="720"/>
-      </w:pPr>
-      <w:r>
-        <w:rPr>
-          <w:lang w:val="gu_IN" w:bidi="gu_IN"/>
-        </w:rPr>
-      </w:r>
-      <w:hyperlink r:id="rId121">
-        <w:r>
-          <w:rPr>
-            <w:lang w:val="gu_IN" w:bidi="gu_IN"/>
-          </w:rPr>
-          <w:rPr>
-            <w:color w:val="0000EE"/>
-            <w:u w:val="single"/>
-          </w:rPr>
-          <w:t>પ્રેરિતો 13:48–49</w:t>
-        </w:r>
-      </w:hyperlink>
-    </w:p>
-    <w:p>
-      <w:pPr>
-        <w:pStyle w:val="ListBullet"/>
-        <w:spacing w:line="240" w:lineRule="auto"/>
-        <w:ind w:left="720"/>
-      </w:pPr>
-      <w:r>
-        <w:rPr>
-          <w:lang w:val="gu_IN" w:bidi="gu_IN"/>
-        </w:rPr>
-      </w:r>
-      <w:hyperlink r:id="rId122">
-        <w:r>
-          <w:rPr>
-            <w:lang w:val="gu_IN" w:bidi="gu_IN"/>
-          </w:rPr>
-          <w:rPr>
-            <w:color w:val="0000EE"/>
-            <w:u w:val="single"/>
-          </w:rPr>
-          <w:t>ઉત્પત્તિ 41:33–34</w:t>
-        </w:r>
-      </w:hyperlink>
-    </w:p>
-    <w:p>
-      <w:pPr>
-        <w:pStyle w:val="ListBullet"/>
-        <w:spacing w:line="240" w:lineRule="auto"/>
-        <w:ind w:left="720"/>
-      </w:pPr>
-      <w:r>
-        <w:rPr>
-          <w:lang w:val="gu_IN" w:bidi="gu_IN"/>
-        </w:rPr>
-      </w:r>
-      <w:hyperlink r:id="rId123">
-        <w:r>
-          <w:rPr>
-            <w:lang w:val="gu_IN" w:bidi="gu_IN"/>
-          </w:rPr>
-          <w:rPr>
-            <w:color w:val="0000EE"/>
-            <w:u w:val="single"/>
-          </w:rPr>
-          <w:t>ગણના 3:9–10</w:t>
-        </w:r>
-      </w:hyperlink>
+      <w:r>
+        <w:rPr>
+          <w:lang w:val="gu_IN" w:bidi="gu_IN"/>
+        </w:rPr>
+        <w:t>1 શમુએલ 8:10–12</w:t>
+      </w:r>
+    </w:p>
+    <w:p>
+      <w:pPr>
+        <w:pStyle w:val="ListBullet"/>
+        <w:spacing w:line="240" w:lineRule="auto"/>
+        <w:ind w:left="720"/>
+      </w:pPr>
+      <w:r>
+        <w:rPr>
+          <w:lang w:val="gu_IN" w:bidi="gu_IN"/>
+        </w:rPr>
+      </w:r>
+      <w:r>
+        <w:rPr>
+          <w:lang w:val="gu_IN" w:bidi="gu_IN"/>
+        </w:rPr>
+        <w:t>પ્રેરિતો 3:19–20</w:t>
+      </w:r>
+    </w:p>
+    <w:p>
+      <w:pPr>
+        <w:pStyle w:val="ListBullet"/>
+        <w:spacing w:line="240" w:lineRule="auto"/>
+        <w:ind w:left="720"/>
+      </w:pPr>
+      <w:r>
+        <w:rPr>
+          <w:lang w:val="gu_IN" w:bidi="gu_IN"/>
+        </w:rPr>
+      </w:r>
+      <w:r>
+        <w:rPr>
+          <w:lang w:val="gu_IN" w:bidi="gu_IN"/>
+        </w:rPr>
+        <w:t>પ્રેરિતો 6:2–4</w:t>
+      </w:r>
+    </w:p>
+    <w:p>
+      <w:pPr>
+        <w:pStyle w:val="ListBullet"/>
+        <w:spacing w:line="240" w:lineRule="auto"/>
+        <w:ind w:left="720"/>
+      </w:pPr>
+      <w:r>
+        <w:rPr>
+          <w:lang w:val="gu_IN" w:bidi="gu_IN"/>
+        </w:rPr>
+      </w:r>
+      <w:r>
+        <w:rPr>
+          <w:lang w:val="gu_IN" w:bidi="gu_IN"/>
+        </w:rPr>
+        <w:t>પ્રેરિતો 13:48–49</w:t>
+      </w:r>
+    </w:p>
+    <w:p>
+      <w:pPr>
+        <w:pStyle w:val="ListBullet"/>
+        <w:spacing w:line="240" w:lineRule="auto"/>
+        <w:ind w:left="720"/>
+      </w:pPr>
+      <w:r>
+        <w:rPr>
+          <w:lang w:val="gu_IN" w:bidi="gu_IN"/>
+        </w:rPr>
+      </w:r>
+      <w:r>
+        <w:rPr>
+          <w:lang w:val="gu_IN" w:bidi="gu_IN"/>
+        </w:rPr>
+        <w:t>ઉત્પત્તિ 41:33–34</w:t>
+      </w:r>
+    </w:p>
+    <w:p>
+      <w:pPr>
+        <w:pStyle w:val="ListBullet"/>
+        <w:spacing w:line="240" w:lineRule="auto"/>
+        <w:ind w:left="720"/>
+      </w:pPr>
+      <w:r>
+        <w:rPr>
+          <w:lang w:val="gu_IN" w:bidi="gu_IN"/>
+        </w:rPr>
+      </w:r>
+      <w:r>
+        <w:rPr>
+          <w:lang w:val="gu_IN" w:bidi="gu_IN"/>
+        </w:rPr>
+        <w:t>ગણના 3:9–10</w:t>
+      </w:r>
     </w:p>
     <w:p>
       <w:pPr>
@@ -9580,90 +8909,66 @@
           <w:lang w:val="gu_IN" w:bidi="gu_IN"/>
         </w:rPr>
       </w:r>
-      <w:hyperlink r:id="rId124">
-        <w:r>
-          <w:rPr>
-            <w:lang w:val="gu_IN" w:bidi="gu_IN"/>
-          </w:rPr>
-          <w:rPr>
-            <w:color w:val="0000EE"/>
-            <w:u w:val="single"/>
-          </w:rPr>
-          <w:t>પ્રેરિતોનાં કૃત્યો 20:17–21</w:t>
-        </w:r>
-      </w:hyperlink>
-    </w:p>
-    <w:p>
-      <w:pPr>
-        <w:pStyle w:val="ListBullet"/>
-        <w:spacing w:line="240" w:lineRule="auto"/>
-        <w:ind w:left="720"/>
-      </w:pPr>
-      <w:r>
-        <w:rPr>
-          <w:lang w:val="gu_IN" w:bidi="gu_IN"/>
-        </w:rPr>
-      </w:r>
-      <w:hyperlink r:id="rId125">
-        <w:r>
-          <w:rPr>
-            <w:lang w:val="gu_IN" w:bidi="gu_IN"/>
-          </w:rPr>
-          <w:rPr>
-            <w:color w:val="0000EE"/>
-            <w:u w:val="single"/>
-          </w:rPr>
-          <w:t>હઝકિયેલ 17:13–14</w:t>
-        </w:r>
-      </w:hyperlink>
-    </w:p>
-    <w:p>
-      <w:pPr>
-        <w:pStyle w:val="ListBullet"/>
-        <w:spacing w:line="240" w:lineRule="auto"/>
-        <w:ind w:left="720"/>
-      </w:pPr>
-      <w:r>
-        <w:rPr>
-          <w:lang w:val="gu_IN" w:bidi="gu_IN"/>
-        </w:rPr>
-      </w:r>
-      <w:hyperlink r:id="rId126">
-        <w:r>
-          <w:rPr>
-            <w:lang w:val="gu_IN" w:bidi="gu_IN"/>
-          </w:rPr>
-          <w:rPr>
-            <w:color w:val="0000EE"/>
-            <w:u w:val="single"/>
-          </w:rPr>
-          <w:t>લુક 1:48–49</w:t>
-        </w:r>
-      </w:hyperlink>
-    </w:p>
-    <w:p>
-      <w:pPr>
-        <w:pStyle w:val="ListBullet"/>
-        <w:spacing w:line="240" w:lineRule="auto"/>
-        <w:ind w:left="720"/>
-      </w:pPr>
-      <w:r>
-        <w:rPr>
-          <w:lang w:val="gu_IN" w:bidi="gu_IN"/>
-        </w:rPr>
-      </w:r>
-      <w:hyperlink r:id="rId127">
-        <w:r>
-          <w:rPr>
-            <w:lang w:val="gu_IN" w:bidi="gu_IN"/>
-          </w:rPr>
-          <w:rPr>
-            <w:color w:val="0000EE"/>
-            <w:u w:val="single"/>
-          </w:rPr>
-          <w:t>રોમન 12:14–16</w:t>
-        </w:r>
-      </w:hyperlink>
+      <w:r>
+        <w:rPr>
+          <w:lang w:val="gu_IN" w:bidi="gu_IN"/>
+        </w:rPr>
+        <w:t>પ્રેરિતોનાં કૃત્યો 20:17–21</w:t>
+      </w:r>
+    </w:p>
+    <w:p>
+      <w:pPr>
+        <w:pStyle w:val="ListBullet"/>
+        <w:spacing w:line="240" w:lineRule="auto"/>
+        <w:ind w:left="720"/>
+      </w:pPr>
+      <w:r>
+        <w:rPr>
+          <w:lang w:val="gu_IN" w:bidi="gu_IN"/>
+        </w:rPr>
+      </w:r>
+      <w:r>
+        <w:rPr>
+          <w:lang w:val="gu_IN" w:bidi="gu_IN"/>
+        </w:rPr>
+        <w:t>હઝકિયેલ 17:13–14</w:t>
+      </w:r>
+    </w:p>
+    <w:p>
+      <w:pPr>
+        <w:pStyle w:val="ListBullet"/>
+        <w:spacing w:line="240" w:lineRule="auto"/>
+        <w:ind w:left="720"/>
+      </w:pPr>
+      <w:r>
+        <w:rPr>
+          <w:lang w:val="gu_IN" w:bidi="gu_IN"/>
+        </w:rPr>
+      </w:r>
+      <w:r>
+        <w:rPr>
+          <w:lang w:val="gu_IN" w:bidi="gu_IN"/>
+        </w:rPr>
+        <w:t>લુક 1:48–49</w:t>
+      </w:r>
+    </w:p>
+    <w:p>
+      <w:pPr>
+        <w:pStyle w:val="ListBullet"/>
+        <w:spacing w:line="240" w:lineRule="auto"/>
+        <w:ind w:left="720"/>
+      </w:pPr>
+      <w:r>
+        <w:rPr>
+          <w:lang w:val="gu_IN" w:bidi="gu_IN"/>
+        </w:rPr>
+      </w:r>
+      <w:r>
+        <w:rPr>
+          <w:lang w:val="gu_IN" w:bidi="gu_IN"/>
+        </w:rPr>
+        <w:t>રોમન 12:14–16</w:t>
+      </w:r>
     </w:p>
     <w:p>
       <w:pPr>
@@ -10076,210 +9381,156 @@
           <w:lang w:val="gu_IN" w:bidi="gu_IN"/>
         </w:rPr>
       </w:r>
-      <w:hyperlink r:id="rId128">
-        <w:r>
-          <w:rPr>
-            <w:lang w:val="gu_IN" w:bidi="gu_IN"/>
-          </w:rPr>
-          <w:rPr>
-            <w:color w:val="0000EE"/>
-            <w:u w:val="single"/>
-          </w:rPr>
-          <w:t>પ્રેરિતોના કૃત્યો 15:5–6</w:t>
-        </w:r>
-      </w:hyperlink>
-    </w:p>
-    <w:p>
-      <w:pPr>
-        <w:pStyle w:val="ListBullet"/>
-        <w:spacing w:line="240" w:lineRule="auto"/>
-        <w:ind w:left="720"/>
-      </w:pPr>
-      <w:r>
-        <w:rPr>
-          <w:lang w:val="gu_IN" w:bidi="gu_IN"/>
-        </w:rPr>
-      </w:r>
-      <w:hyperlink r:id="rId129">
-        <w:r>
-          <w:rPr>
-            <w:lang w:val="gu_IN" w:bidi="gu_IN"/>
-          </w:rPr>
-          <w:rPr>
-            <w:color w:val="0000EE"/>
-            <w:u w:val="single"/>
-          </w:rPr>
-          <w:t>દાનિયેલ 9:12–14</w:t>
-        </w:r>
-      </w:hyperlink>
-    </w:p>
-    <w:p>
-      <w:pPr>
-        <w:pStyle w:val="ListBullet"/>
-        <w:spacing w:line="240" w:lineRule="auto"/>
-        <w:ind w:left="720"/>
-      </w:pPr>
-      <w:r>
-        <w:rPr>
-          <w:lang w:val="gu_IN" w:bidi="gu_IN"/>
-        </w:rPr>
-      </w:r>
-      <w:hyperlink r:id="rId130">
-        <w:r>
-          <w:rPr>
-            <w:lang w:val="gu_IN" w:bidi="gu_IN"/>
-          </w:rPr>
-          <w:rPr>
-            <w:color w:val="0000EE"/>
-            <w:u w:val="single"/>
-          </w:rPr>
-          <w:t>નિર્ગમન 28:42–43</w:t>
-        </w:r>
-      </w:hyperlink>
-    </w:p>
-    <w:p>
-      <w:pPr>
-        <w:pStyle w:val="ListBullet"/>
-        <w:spacing w:line="240" w:lineRule="auto"/>
-        <w:ind w:left="720"/>
-      </w:pPr>
-      <w:r>
-        <w:rPr>
-          <w:lang w:val="gu_IN" w:bidi="gu_IN"/>
-        </w:rPr>
-      </w:r>
-      <w:hyperlink r:id="rId131">
-        <w:r>
-          <w:rPr>
-            <w:lang w:val="gu_IN" w:bidi="gu_IN"/>
-          </w:rPr>
-          <w:rPr>
-            <w:color w:val="0000EE"/>
-            <w:u w:val="single"/>
-          </w:rPr>
-          <w:t>એઝરા 7:25–26</w:t>
-        </w:r>
-      </w:hyperlink>
-    </w:p>
-    <w:p>
-      <w:pPr>
-        <w:pStyle w:val="ListBullet"/>
-        <w:spacing w:line="240" w:lineRule="auto"/>
-        <w:ind w:left="720"/>
-      </w:pPr>
-      <w:r>
-        <w:rPr>
-          <w:lang w:val="gu_IN" w:bidi="gu_IN"/>
-        </w:rPr>
-      </w:r>
-      <w:hyperlink r:id="rId132">
-        <w:r>
-          <w:rPr>
-            <w:lang w:val="gu_IN" w:bidi="gu_IN"/>
-          </w:rPr>
-          <w:rPr>
-            <w:color w:val="0000EE"/>
-            <w:u w:val="single"/>
-          </w:rPr>
-          <w:t>ગલાતીઓ 2:15–16</w:t>
-        </w:r>
-      </w:hyperlink>
-    </w:p>
-    <w:p>
-      <w:pPr>
-        <w:pStyle w:val="ListBullet"/>
-        <w:spacing w:line="240" w:lineRule="auto"/>
-        <w:ind w:left="720"/>
-      </w:pPr>
-      <w:r>
-        <w:rPr>
-          <w:lang w:val="gu_IN" w:bidi="gu_IN"/>
-        </w:rPr>
-      </w:r>
-      <w:hyperlink r:id="rId133">
-        <w:r>
-          <w:rPr>
-            <w:lang w:val="gu_IN" w:bidi="gu_IN"/>
-          </w:rPr>
-          <w:rPr>
-            <w:color w:val="0000EE"/>
-            <w:u w:val="single"/>
-          </w:rPr>
-          <w:t>લૂક 24:44</w:t>
-        </w:r>
-      </w:hyperlink>
-    </w:p>
-    <w:p>
-      <w:pPr>
-        <w:pStyle w:val="ListBullet"/>
-        <w:spacing w:line="240" w:lineRule="auto"/>
-        <w:ind w:left="720"/>
-      </w:pPr>
-      <w:r>
-        <w:rPr>
-          <w:lang w:val="gu_IN" w:bidi="gu_IN"/>
-        </w:rPr>
-      </w:r>
-      <w:hyperlink r:id="rId134">
-        <w:r>
-          <w:rPr>
-            <w:lang w:val="gu_IN" w:bidi="gu_IN"/>
-          </w:rPr>
-          <w:rPr>
-            <w:color w:val="0000EE"/>
-            <w:u w:val="single"/>
-          </w:rPr>
-          <w:t>માથ્થી 5:17–18</w:t>
-        </w:r>
-      </w:hyperlink>
-    </w:p>
-    <w:p>
-      <w:pPr>
-        <w:pStyle w:val="ListBullet"/>
-        <w:spacing w:line="240" w:lineRule="auto"/>
-        <w:ind w:left="720"/>
-      </w:pPr>
-      <w:r>
-        <w:rPr>
-          <w:lang w:val="gu_IN" w:bidi="gu_IN"/>
-        </w:rPr>
-      </w:r>
-      <w:hyperlink r:id="rId135">
-        <w:r>
-          <w:rPr>
-            <w:lang w:val="gu_IN" w:bidi="gu_IN"/>
-          </w:rPr>
-          <w:rPr>
-            <w:color w:val="0000EE"/>
-            <w:u w:val="single"/>
-          </w:rPr>
-          <w:t>નહેમ્યા 10:28–29</w:t>
-        </w:r>
-      </w:hyperlink>
-    </w:p>
-    <w:p>
-      <w:pPr>
-        <w:pStyle w:val="ListBullet"/>
-        <w:spacing w:line="240" w:lineRule="auto"/>
-        <w:ind w:left="720"/>
-      </w:pPr>
-      <w:r>
-        <w:rPr>
-          <w:lang w:val="gu_IN" w:bidi="gu_IN"/>
-        </w:rPr>
-      </w:r>
-      <w:hyperlink r:id="rId136">
-        <w:r>
-          <w:rPr>
-            <w:lang w:val="gu_IN" w:bidi="gu_IN"/>
-          </w:rPr>
-          <w:rPr>
-            <w:color w:val="0000EE"/>
-            <w:u w:val="single"/>
-          </w:rPr>
-          <w:t>રોમનો 3:19–20</w:t>
-        </w:r>
-      </w:hyperlink>
+      <w:r>
+        <w:rPr>
+          <w:lang w:val="gu_IN" w:bidi="gu_IN"/>
+        </w:rPr>
+        <w:t>પ્રેરિતોના કૃત્યો 15:5–6</w:t>
+      </w:r>
+    </w:p>
+    <w:p>
+      <w:pPr>
+        <w:pStyle w:val="ListBullet"/>
+        <w:spacing w:line="240" w:lineRule="auto"/>
+        <w:ind w:left="720"/>
+      </w:pPr>
+      <w:r>
+        <w:rPr>
+          <w:lang w:val="gu_IN" w:bidi="gu_IN"/>
+        </w:rPr>
+      </w:r>
+      <w:r>
+        <w:rPr>
+          <w:lang w:val="gu_IN" w:bidi="gu_IN"/>
+        </w:rPr>
+        <w:t>દાનિયેલ 9:12–14</w:t>
+      </w:r>
+    </w:p>
+    <w:p>
+      <w:pPr>
+        <w:pStyle w:val="ListBullet"/>
+        <w:spacing w:line="240" w:lineRule="auto"/>
+        <w:ind w:left="720"/>
+      </w:pPr>
+      <w:r>
+        <w:rPr>
+          <w:lang w:val="gu_IN" w:bidi="gu_IN"/>
+        </w:rPr>
+      </w:r>
+      <w:r>
+        <w:rPr>
+          <w:lang w:val="gu_IN" w:bidi="gu_IN"/>
+        </w:rPr>
+        <w:t>નિર્ગમન 28:42–43</w:t>
+      </w:r>
+    </w:p>
+    <w:p>
+      <w:pPr>
+        <w:pStyle w:val="ListBullet"/>
+        <w:spacing w:line="240" w:lineRule="auto"/>
+        <w:ind w:left="720"/>
+      </w:pPr>
+      <w:r>
+        <w:rPr>
+          <w:lang w:val="gu_IN" w:bidi="gu_IN"/>
+        </w:rPr>
+      </w:r>
+      <w:r>
+        <w:rPr>
+          <w:lang w:val="gu_IN" w:bidi="gu_IN"/>
+        </w:rPr>
+        <w:t>એઝરા 7:25–26</w:t>
+      </w:r>
+    </w:p>
+    <w:p>
+      <w:pPr>
+        <w:pStyle w:val="ListBullet"/>
+        <w:spacing w:line="240" w:lineRule="auto"/>
+        <w:ind w:left="720"/>
+      </w:pPr>
+      <w:r>
+        <w:rPr>
+          <w:lang w:val="gu_IN" w:bidi="gu_IN"/>
+        </w:rPr>
+      </w:r>
+      <w:r>
+        <w:rPr>
+          <w:lang w:val="gu_IN" w:bidi="gu_IN"/>
+        </w:rPr>
+        <w:t>ગલાતીઓ 2:15–16</w:t>
+      </w:r>
+    </w:p>
+    <w:p>
+      <w:pPr>
+        <w:pStyle w:val="ListBullet"/>
+        <w:spacing w:line="240" w:lineRule="auto"/>
+        <w:ind w:left="720"/>
+      </w:pPr>
+      <w:r>
+        <w:rPr>
+          <w:lang w:val="gu_IN" w:bidi="gu_IN"/>
+        </w:rPr>
+      </w:r>
+      <w:r>
+        <w:rPr>
+          <w:lang w:val="gu_IN" w:bidi="gu_IN"/>
+        </w:rPr>
+        <w:t>લૂક 24:44</w:t>
+      </w:r>
+    </w:p>
+    <w:p>
+      <w:pPr>
+        <w:pStyle w:val="ListBullet"/>
+        <w:spacing w:line="240" w:lineRule="auto"/>
+        <w:ind w:left="720"/>
+      </w:pPr>
+      <w:r>
+        <w:rPr>
+          <w:lang w:val="gu_IN" w:bidi="gu_IN"/>
+        </w:rPr>
+      </w:r>
+      <w:r>
+        <w:rPr>
+          <w:lang w:val="gu_IN" w:bidi="gu_IN"/>
+        </w:rPr>
+        <w:t>માથ્થી 5:17–18</w:t>
+      </w:r>
+    </w:p>
+    <w:p>
+      <w:pPr>
+        <w:pStyle w:val="ListBullet"/>
+        <w:spacing w:line="240" w:lineRule="auto"/>
+        <w:ind w:left="720"/>
+      </w:pPr>
+      <w:r>
+        <w:rPr>
+          <w:lang w:val="gu_IN" w:bidi="gu_IN"/>
+        </w:rPr>
+      </w:r>
+      <w:r>
+        <w:rPr>
+          <w:lang w:val="gu_IN" w:bidi="gu_IN"/>
+        </w:rPr>
+        <w:t>નહેમ્યા 10:28–29</w:t>
+      </w:r>
+    </w:p>
+    <w:p>
+      <w:pPr>
+        <w:pStyle w:val="ListBullet"/>
+        <w:spacing w:line="240" w:lineRule="auto"/>
+        <w:ind w:left="720"/>
+      </w:pPr>
+      <w:r>
+        <w:rPr>
+          <w:lang w:val="gu_IN" w:bidi="gu_IN"/>
+        </w:rPr>
+      </w:r>
+      <w:r>
+        <w:rPr>
+          <w:lang w:val="gu_IN" w:bidi="gu_IN"/>
+        </w:rPr>
+        <w:t>રોમનો 3:19–20</w:t>
+      </w:r>
     </w:p>
     <w:p>
       <w:pPr>
@@ -10919,162 +10170,120 @@
           <w:lang w:val="gu_IN" w:bidi="gu_IN"/>
         </w:rPr>
       </w:r>
-      <w:hyperlink r:id="rId137">
-        <w:r>
-          <w:rPr>
-            <w:lang w:val="gu_IN" w:bidi="gu_IN"/>
-          </w:rPr>
-          <w:rPr>
-            <w:color w:val="0000EE"/>
-            <w:u w:val="single"/>
-          </w:rPr>
-          <w:t>1 કરિંથી 4:3–4</w:t>
-        </w:r>
-      </w:hyperlink>
-    </w:p>
-    <w:p>
-      <w:pPr>
-        <w:pStyle w:val="ListBullet"/>
-        <w:spacing w:line="240" w:lineRule="auto"/>
-        <w:ind w:left="720"/>
-      </w:pPr>
-      <w:r>
-        <w:rPr>
-          <w:lang w:val="gu_IN" w:bidi="gu_IN"/>
-        </w:rPr>
-      </w:r>
-      <w:hyperlink r:id="rId138">
-        <w:r>
-          <w:rPr>
-            <w:lang w:val="gu_IN" w:bidi="gu_IN"/>
-          </w:rPr>
-          <w:rPr>
-            <w:color w:val="0000EE"/>
-            <w:u w:val="single"/>
-          </w:rPr>
-          <w:t>1 શમુએલ 19:4–5</w:t>
-        </w:r>
-      </w:hyperlink>
-    </w:p>
-    <w:p>
-      <w:pPr>
-        <w:pStyle w:val="ListBullet"/>
-        <w:spacing w:line="240" w:lineRule="auto"/>
-        <w:ind w:left="720"/>
-      </w:pPr>
-      <w:r>
-        <w:rPr>
-          <w:lang w:val="gu_IN" w:bidi="gu_IN"/>
-        </w:rPr>
-      </w:r>
-      <w:hyperlink r:id="rId139">
-        <w:r>
-          <w:rPr>
-            <w:lang w:val="gu_IN" w:bidi="gu_IN"/>
-          </w:rPr>
-          <w:rPr>
-            <w:color w:val="0000EE"/>
-            <w:u w:val="single"/>
-          </w:rPr>
-          <w:t>પ્રેરિતો 20:25–27</w:t>
-        </w:r>
-      </w:hyperlink>
-    </w:p>
-    <w:p>
-      <w:pPr>
-        <w:pStyle w:val="ListBullet"/>
-        <w:spacing w:line="240" w:lineRule="auto"/>
-        <w:ind w:left="720"/>
-      </w:pPr>
-      <w:r>
-        <w:rPr>
-          <w:lang w:val="gu_IN" w:bidi="gu_IN"/>
-        </w:rPr>
-      </w:r>
-      <w:hyperlink r:id="rId140">
-        <w:r>
-          <w:rPr>
-            <w:lang w:val="gu_IN" w:bidi="gu_IN"/>
-          </w:rPr>
-          <w:rPr>
-            <w:color w:val="0000EE"/>
-            <w:u w:val="single"/>
-          </w:rPr>
-          <w:t>નિર્ગમન 23:6–9</w:t>
-        </w:r>
-      </w:hyperlink>
-    </w:p>
-    <w:p>
-      <w:pPr>
-        <w:pStyle w:val="ListBullet"/>
-        <w:spacing w:line="240" w:lineRule="auto"/>
-        <w:ind w:left="720"/>
-      </w:pPr>
-      <w:r>
-        <w:rPr>
-          <w:lang w:val="gu_IN" w:bidi="gu_IN"/>
-        </w:rPr>
-      </w:r>
-      <w:hyperlink r:id="rId141">
-        <w:r>
-          <w:rPr>
-            <w:lang w:val="gu_IN" w:bidi="gu_IN"/>
-          </w:rPr>
-          <w:rPr>
-            <w:color w:val="0000EE"/>
-            <w:u w:val="single"/>
-          </w:rPr>
-          <w:t>યર્મિયા 22:17–19</w:t>
-        </w:r>
-      </w:hyperlink>
-    </w:p>
-    <w:p>
-      <w:pPr>
-        <w:pStyle w:val="ListBullet"/>
-        <w:spacing w:line="240" w:lineRule="auto"/>
-        <w:ind w:left="720"/>
-      </w:pPr>
-      <w:r>
-        <w:rPr>
-          <w:lang w:val="gu_IN" w:bidi="gu_IN"/>
-        </w:rPr>
-      </w:r>
-      <w:hyperlink r:id="rId142">
-        <w:r>
-          <w:rPr>
-            <w:lang w:val="gu_IN" w:bidi="gu_IN"/>
-          </w:rPr>
-          <w:rPr>
-            <w:color w:val="0000EE"/>
-            <w:u w:val="single"/>
-          </w:rPr>
-          <w:t>અયૂબ 9:21–24</w:t>
-        </w:r>
-      </w:hyperlink>
-    </w:p>
-    <w:p>
-      <w:pPr>
-        <w:pStyle w:val="ListBullet"/>
-        <w:spacing w:line="240" w:lineRule="auto"/>
-        <w:ind w:left="720"/>
-      </w:pPr>
-      <w:r>
-        <w:rPr>
-          <w:lang w:val="gu_IN" w:bidi="gu_IN"/>
-        </w:rPr>
-      </w:r>
-      <w:hyperlink r:id="rId143">
-        <w:r>
-          <w:rPr>
-            <w:lang w:val="gu_IN" w:bidi="gu_IN"/>
-          </w:rPr>
-          <w:rPr>
-            <w:color w:val="0000EE"/>
-            <w:u w:val="single"/>
-          </w:rPr>
-          <w:t>રોમન 16:17–18</w:t>
-        </w:r>
-      </w:hyperlink>
+      <w:r>
+        <w:rPr>
+          <w:lang w:val="gu_IN" w:bidi="gu_IN"/>
+        </w:rPr>
+        <w:t>1 કરિંથી 4:3–4</w:t>
+      </w:r>
+    </w:p>
+    <w:p>
+      <w:pPr>
+        <w:pStyle w:val="ListBullet"/>
+        <w:spacing w:line="240" w:lineRule="auto"/>
+        <w:ind w:left="720"/>
+      </w:pPr>
+      <w:r>
+        <w:rPr>
+          <w:lang w:val="gu_IN" w:bidi="gu_IN"/>
+        </w:rPr>
+      </w:r>
+      <w:r>
+        <w:rPr>
+          <w:lang w:val="gu_IN" w:bidi="gu_IN"/>
+        </w:rPr>
+        <w:t>1 શમુએલ 19:4–5</w:t>
+      </w:r>
+    </w:p>
+    <w:p>
+      <w:pPr>
+        <w:pStyle w:val="ListBullet"/>
+        <w:spacing w:line="240" w:lineRule="auto"/>
+        <w:ind w:left="720"/>
+      </w:pPr>
+      <w:r>
+        <w:rPr>
+          <w:lang w:val="gu_IN" w:bidi="gu_IN"/>
+        </w:rPr>
+      </w:r>
+      <w:r>
+        <w:rPr>
+          <w:lang w:val="gu_IN" w:bidi="gu_IN"/>
+        </w:rPr>
+        <w:t>પ્રેરિતો 20:25–27</w:t>
+      </w:r>
+    </w:p>
+    <w:p>
+      <w:pPr>
+        <w:pStyle w:val="ListBullet"/>
+        <w:spacing w:line="240" w:lineRule="auto"/>
+        <w:ind w:left="720"/>
+      </w:pPr>
+      <w:r>
+        <w:rPr>
+          <w:lang w:val="gu_IN" w:bidi="gu_IN"/>
+        </w:rPr>
+      </w:r>
+      <w:r>
+        <w:rPr>
+          <w:lang w:val="gu_IN" w:bidi="gu_IN"/>
+        </w:rPr>
+        <w:t>નિર્ગમન 23:6–9</w:t>
+      </w:r>
+    </w:p>
+    <w:p>
+      <w:pPr>
+        <w:pStyle w:val="ListBullet"/>
+        <w:spacing w:line="240" w:lineRule="auto"/>
+        <w:ind w:left="720"/>
+      </w:pPr>
+      <w:r>
+        <w:rPr>
+          <w:lang w:val="gu_IN" w:bidi="gu_IN"/>
+        </w:rPr>
+      </w:r>
+      <w:r>
+        <w:rPr>
+          <w:lang w:val="gu_IN" w:bidi="gu_IN"/>
+        </w:rPr>
+        <w:t>યર્મિયા 22:17–19</w:t>
+      </w:r>
+    </w:p>
+    <w:p>
+      <w:pPr>
+        <w:pStyle w:val="ListBullet"/>
+        <w:spacing w:line="240" w:lineRule="auto"/>
+        <w:ind w:left="720"/>
+      </w:pPr>
+      <w:r>
+        <w:rPr>
+          <w:lang w:val="gu_IN" w:bidi="gu_IN"/>
+        </w:rPr>
+      </w:r>
+      <w:r>
+        <w:rPr>
+          <w:lang w:val="gu_IN" w:bidi="gu_IN"/>
+        </w:rPr>
+        <w:t>અયૂબ 9:21–24</w:t>
+      </w:r>
+    </w:p>
+    <w:p>
+      <w:pPr>
+        <w:pStyle w:val="ListBullet"/>
+        <w:spacing w:line="240" w:lineRule="auto"/>
+        <w:ind w:left="720"/>
+      </w:pPr>
+      <w:r>
+        <w:rPr>
+          <w:lang w:val="gu_IN" w:bidi="gu_IN"/>
+        </w:rPr>
+      </w:r>
+      <w:r>
+        <w:rPr>
+          <w:lang w:val="gu_IN" w:bidi="gu_IN"/>
+        </w:rPr>
+        <w:t>રોમન 16:17–18</w:t>
+      </w:r>
     </w:p>
     <w:p>
       <w:pPr>
@@ -11397,162 +10606,120 @@
           <w:lang w:val="gu_IN" w:bidi="gu_IN"/>
         </w:rPr>
       </w:r>
-      <w:hyperlink r:id="rId144">
-        <w:r>
-          <w:rPr>
-            <w:lang w:val="gu_IN" w:bidi="gu_IN"/>
-          </w:rPr>
-          <w:rPr>
-            <w:color w:val="0000EE"/>
-            <w:u w:val="single"/>
-          </w:rPr>
-          <w:t>1 થેસ્સલોનિકીઓ 2:10–12</w:t>
-        </w:r>
-      </w:hyperlink>
-    </w:p>
-    <w:p>
-      <w:pPr>
-        <w:pStyle w:val="ListBullet"/>
-        <w:spacing w:line="240" w:lineRule="auto"/>
-        <w:ind w:left="720"/>
-      </w:pPr>
-      <w:r>
-        <w:rPr>
-          <w:lang w:val="gu_IN" w:bidi="gu_IN"/>
-        </w:rPr>
-      </w:r>
-      <w:hyperlink r:id="rId145">
-        <w:r>
-          <w:rPr>
-            <w:lang w:val="gu_IN" w:bidi="gu_IN"/>
-          </w:rPr>
-          <w:rPr>
-            <w:color w:val="0000EE"/>
-            <w:u w:val="single"/>
-          </w:rPr>
-          <w:t>1 થેસ્સલોનિકીઓ 3:11–13</w:t>
-        </w:r>
-      </w:hyperlink>
-    </w:p>
-    <w:p>
-      <w:pPr>
-        <w:pStyle w:val="ListBullet"/>
-        <w:spacing w:line="240" w:lineRule="auto"/>
-        <w:ind w:left="720"/>
-      </w:pPr>
-      <w:r>
-        <w:rPr>
-          <w:lang w:val="gu_IN" w:bidi="gu_IN"/>
-        </w:rPr>
-      </w:r>
-      <w:hyperlink r:id="rId146">
-        <w:r>
-          <w:rPr>
-            <w:lang w:val="gu_IN" w:bidi="gu_IN"/>
-          </w:rPr>
-          <w:rPr>
-            <w:color w:val="0000EE"/>
-            <w:u w:val="single"/>
-          </w:rPr>
-          <w:t>2 પિતર 3:14–16</w:t>
-        </w:r>
-      </w:hyperlink>
-    </w:p>
-    <w:p>
-      <w:pPr>
-        <w:pStyle w:val="ListBullet"/>
-        <w:spacing w:line="240" w:lineRule="auto"/>
-        <w:ind w:left="720"/>
-      </w:pPr>
-      <w:r>
-        <w:rPr>
-          <w:lang w:val="gu_IN" w:bidi="gu_IN"/>
-        </w:rPr>
-      </w:r>
-      <w:hyperlink r:id="rId147">
-        <w:r>
-          <w:rPr>
-            <w:lang w:val="gu_IN" w:bidi="gu_IN"/>
-          </w:rPr>
-          <w:rPr>
-            <w:color w:val="0000EE"/>
-            <w:u w:val="single"/>
-          </w:rPr>
-          <w:t>કલોસ્સીઓ 1:21–23</w:t>
-        </w:r>
-      </w:hyperlink>
-    </w:p>
-    <w:p>
-      <w:pPr>
-        <w:pStyle w:val="ListBullet"/>
-        <w:spacing w:line="240" w:lineRule="auto"/>
-        <w:ind w:left="720"/>
-      </w:pPr>
-      <w:r>
-        <w:rPr>
-          <w:lang w:val="gu_IN" w:bidi="gu_IN"/>
-        </w:rPr>
-      </w:r>
-      <w:hyperlink r:id="rId148">
-        <w:r>
-          <w:rPr>
-            <w:lang w:val="gu_IN" w:bidi="gu_IN"/>
-          </w:rPr>
-          <w:rPr>
-            <w:color w:val="0000EE"/>
-            <w:u w:val="single"/>
-          </w:rPr>
-          <w:t>ઉત્પત્તિ 17:1–2</w:t>
-        </w:r>
-      </w:hyperlink>
-    </w:p>
-    <w:p>
-      <w:pPr>
-        <w:pStyle w:val="ListBullet"/>
-        <w:spacing w:line="240" w:lineRule="auto"/>
-        <w:ind w:left="720"/>
-      </w:pPr>
-      <w:r>
-        <w:rPr>
-          <w:lang w:val="gu_IN" w:bidi="gu_IN"/>
-        </w:rPr>
-      </w:r>
-      <w:hyperlink r:id="rId149">
-        <w:r>
-          <w:rPr>
-            <w:lang w:val="gu_IN" w:bidi="gu_IN"/>
-          </w:rPr>
-          <w:rPr>
-            <w:color w:val="0000EE"/>
-            <w:u w:val="single"/>
-          </w:rPr>
-          <w:t>ફિલિપ્પીઓ 2:14–16</w:t>
-        </w:r>
-      </w:hyperlink>
-    </w:p>
-    <w:p>
-      <w:pPr>
-        <w:pStyle w:val="ListBullet"/>
-        <w:spacing w:line="240" w:lineRule="auto"/>
-        <w:ind w:left="720"/>
-      </w:pPr>
-      <w:r>
-        <w:rPr>
-          <w:lang w:val="gu_IN" w:bidi="gu_IN"/>
-        </w:rPr>
-      </w:r>
-      <w:hyperlink r:id="rId150">
-        <w:r>
-          <w:rPr>
-            <w:lang w:val="gu_IN" w:bidi="gu_IN"/>
-          </w:rPr>
-          <w:rPr>
-            <w:color w:val="0000EE"/>
-            <w:u w:val="single"/>
-          </w:rPr>
-          <w:t>ફિલિપ્પીઓ 3:6–7</w:t>
-        </w:r>
-      </w:hyperlink>
+      <w:r>
+        <w:rPr>
+          <w:lang w:val="gu_IN" w:bidi="gu_IN"/>
+        </w:rPr>
+        <w:t>1 થેસ્સલોનિકીઓ 2:10–12</w:t>
+      </w:r>
+    </w:p>
+    <w:p>
+      <w:pPr>
+        <w:pStyle w:val="ListBullet"/>
+        <w:spacing w:line="240" w:lineRule="auto"/>
+        <w:ind w:left="720"/>
+      </w:pPr>
+      <w:r>
+        <w:rPr>
+          <w:lang w:val="gu_IN" w:bidi="gu_IN"/>
+        </w:rPr>
+      </w:r>
+      <w:r>
+        <w:rPr>
+          <w:lang w:val="gu_IN" w:bidi="gu_IN"/>
+        </w:rPr>
+        <w:t>1 થેસ્સલોનિકીઓ 3:11–13</w:t>
+      </w:r>
+    </w:p>
+    <w:p>
+      <w:pPr>
+        <w:pStyle w:val="ListBullet"/>
+        <w:spacing w:line="240" w:lineRule="auto"/>
+        <w:ind w:left="720"/>
+      </w:pPr>
+      <w:r>
+        <w:rPr>
+          <w:lang w:val="gu_IN" w:bidi="gu_IN"/>
+        </w:rPr>
+      </w:r>
+      <w:r>
+        <w:rPr>
+          <w:lang w:val="gu_IN" w:bidi="gu_IN"/>
+        </w:rPr>
+        <w:t>2 પિતર 3:14–16</w:t>
+      </w:r>
+    </w:p>
+    <w:p>
+      <w:pPr>
+        <w:pStyle w:val="ListBullet"/>
+        <w:spacing w:line="240" w:lineRule="auto"/>
+        <w:ind w:left="720"/>
+      </w:pPr>
+      <w:r>
+        <w:rPr>
+          <w:lang w:val="gu_IN" w:bidi="gu_IN"/>
+        </w:rPr>
+      </w:r>
+      <w:r>
+        <w:rPr>
+          <w:lang w:val="gu_IN" w:bidi="gu_IN"/>
+        </w:rPr>
+        <w:t>કલોસ્સીઓ 1:21–23</w:t>
+      </w:r>
+    </w:p>
+    <w:p>
+      <w:pPr>
+        <w:pStyle w:val="ListBullet"/>
+        <w:spacing w:line="240" w:lineRule="auto"/>
+        <w:ind w:left="720"/>
+      </w:pPr>
+      <w:r>
+        <w:rPr>
+          <w:lang w:val="gu_IN" w:bidi="gu_IN"/>
+        </w:rPr>
+      </w:r>
+      <w:r>
+        <w:rPr>
+          <w:lang w:val="gu_IN" w:bidi="gu_IN"/>
+        </w:rPr>
+        <w:t>ઉત્પત્તિ 17:1–2</w:t>
+      </w:r>
+    </w:p>
+    <w:p>
+      <w:pPr>
+        <w:pStyle w:val="ListBullet"/>
+        <w:spacing w:line="240" w:lineRule="auto"/>
+        <w:ind w:left="720"/>
+      </w:pPr>
+      <w:r>
+        <w:rPr>
+          <w:lang w:val="gu_IN" w:bidi="gu_IN"/>
+        </w:rPr>
+      </w:r>
+      <w:r>
+        <w:rPr>
+          <w:lang w:val="gu_IN" w:bidi="gu_IN"/>
+        </w:rPr>
+        <w:t>ફિલિપ્પીઓ 2:14–16</w:t>
+      </w:r>
+    </w:p>
+    <w:p>
+      <w:pPr>
+        <w:pStyle w:val="ListBullet"/>
+        <w:spacing w:line="240" w:lineRule="auto"/>
+        <w:ind w:left="720"/>
+      </w:pPr>
+      <w:r>
+        <w:rPr>
+          <w:lang w:val="gu_IN" w:bidi="gu_IN"/>
+        </w:rPr>
+      </w:r>
+      <w:r>
+        <w:rPr>
+          <w:lang w:val="gu_IN" w:bidi="gu_IN"/>
+        </w:rPr>
+        <w:t>ફિલિપ્પીઓ 3:6–7</w:t>
+      </w:r>
     </w:p>
     <w:p>
       <w:pPr>
@@ -11768,114 +10935,84 @@
           <w:lang w:val="gu_IN" w:bidi="gu_IN"/>
         </w:rPr>
       </w:r>
-      <w:hyperlink r:id="rId151">
-        <w:r>
-          <w:rPr>
-            <w:lang w:val="gu_IN" w:bidi="gu_IN"/>
-          </w:rPr>
-          <w:rPr>
-            <w:color w:val="0000EE"/>
-            <w:u w:val="single"/>
-          </w:rPr>
-          <w:t>પુર્નનિયમ 25:1–2</w:t>
-        </w:r>
-      </w:hyperlink>
-    </w:p>
-    <w:p>
-      <w:pPr>
-        <w:pStyle w:val="ListBullet"/>
-        <w:spacing w:line="240" w:lineRule="auto"/>
-        <w:ind w:left="720"/>
-      </w:pPr>
-      <w:r>
-        <w:rPr>
-          <w:lang w:val="gu_IN" w:bidi="gu_IN"/>
-        </w:rPr>
-      </w:r>
-      <w:hyperlink r:id="rId152">
-        <w:r>
-          <w:rPr>
-            <w:lang w:val="gu_IN" w:bidi="gu_IN"/>
-          </w:rPr>
-          <w:rPr>
-            <w:color w:val="0000EE"/>
-            <w:u w:val="single"/>
-          </w:rPr>
-          <w:t>નિર્ગમન 21:28–30</w:t>
-        </w:r>
-      </w:hyperlink>
-    </w:p>
-    <w:p>
-      <w:pPr>
-        <w:pStyle w:val="ListBullet"/>
-        <w:spacing w:line="240" w:lineRule="auto"/>
-        <w:ind w:left="720"/>
-      </w:pPr>
-      <w:r>
-        <w:rPr>
-          <w:lang w:val="gu_IN" w:bidi="gu_IN"/>
-        </w:rPr>
-      </w:r>
-      <w:hyperlink r:id="rId140">
-        <w:r>
-          <w:rPr>
-            <w:lang w:val="gu_IN" w:bidi="gu_IN"/>
-          </w:rPr>
-          <w:rPr>
-            <w:color w:val="0000EE"/>
-            <w:u w:val="single"/>
-          </w:rPr>
-          <w:t>નિર્ગમન 23:6–9</w:t>
-        </w:r>
-      </w:hyperlink>
-    </w:p>
-    <w:p>
-      <w:pPr>
-        <w:pStyle w:val="ListBullet"/>
-        <w:spacing w:line="240" w:lineRule="auto"/>
-        <w:ind w:left="720"/>
-      </w:pPr>
-      <w:r>
-        <w:rPr>
-          <w:lang w:val="gu_IN" w:bidi="gu_IN"/>
-        </w:rPr>
-      </w:r>
-      <w:hyperlink r:id="rId153">
-        <w:r>
-          <w:rPr>
-            <w:lang w:val="gu_IN" w:bidi="gu_IN"/>
-          </w:rPr>
-          <w:rPr>
-            <w:color w:val="0000EE"/>
-            <w:u w:val="single"/>
-          </w:rPr>
-          <w:t>યશાયા 5:22–23</w:t>
-        </w:r>
-      </w:hyperlink>
-    </w:p>
-    <w:p>
-      <w:pPr>
-        <w:pStyle w:val="ListBullet"/>
-        <w:spacing w:line="240" w:lineRule="auto"/>
-        <w:ind w:left="720"/>
-      </w:pPr>
-      <w:r>
-        <w:rPr>
-          <w:lang w:val="gu_IN" w:bidi="gu_IN"/>
-        </w:rPr>
-      </w:r>
-      <w:hyperlink r:id="rId154">
-        <w:r>
-          <w:rPr>
-            <w:lang w:val="gu_IN" w:bidi="gu_IN"/>
-          </w:rPr>
-          <w:rPr>
-            <w:color w:val="0000EE"/>
-            <w:u w:val="single"/>
-          </w:rPr>
-          <w:t>અયૂબ 10:12–14</w:t>
-        </w:r>
-      </w:hyperlink>
+      <w:r>
+        <w:rPr>
+          <w:lang w:val="gu_IN" w:bidi="gu_IN"/>
+        </w:rPr>
+        <w:t>પુર્નનિયમ 25:1–2</w:t>
+      </w:r>
+    </w:p>
+    <w:p>
+      <w:pPr>
+        <w:pStyle w:val="ListBullet"/>
+        <w:spacing w:line="240" w:lineRule="auto"/>
+        <w:ind w:left="720"/>
+      </w:pPr>
+      <w:r>
+        <w:rPr>
+          <w:lang w:val="gu_IN" w:bidi="gu_IN"/>
+        </w:rPr>
+      </w:r>
+      <w:r>
+        <w:rPr>
+          <w:lang w:val="gu_IN" w:bidi="gu_IN"/>
+        </w:rPr>
+        <w:t>નિર્ગમન 21:28–30</w:t>
+      </w:r>
+    </w:p>
+    <w:p>
+      <w:pPr>
+        <w:pStyle w:val="ListBullet"/>
+        <w:spacing w:line="240" w:lineRule="auto"/>
+        <w:ind w:left="720"/>
+      </w:pPr>
+      <w:r>
+        <w:rPr>
+          <w:lang w:val="gu_IN" w:bidi="gu_IN"/>
+        </w:rPr>
+      </w:r>
+      <w:r>
+        <w:rPr>
+          <w:lang w:val="gu_IN" w:bidi="gu_IN"/>
+        </w:rPr>
+        <w:t>નિર્ગમન 23:6–9</w:t>
+      </w:r>
+    </w:p>
+    <w:p>
+      <w:pPr>
+        <w:pStyle w:val="ListBullet"/>
+        <w:spacing w:line="240" w:lineRule="auto"/>
+        <w:ind w:left="720"/>
+      </w:pPr>
+      <w:r>
+        <w:rPr>
+          <w:lang w:val="gu_IN" w:bidi="gu_IN"/>
+        </w:rPr>
+      </w:r>
+      <w:r>
+        <w:rPr>
+          <w:lang w:val="gu_IN" w:bidi="gu_IN"/>
+        </w:rPr>
+        <w:t>યશાયા 5:22–23</w:t>
+      </w:r>
+    </w:p>
+    <w:p>
+      <w:pPr>
+        <w:pStyle w:val="ListBullet"/>
+        <w:spacing w:line="240" w:lineRule="auto"/>
+        <w:ind w:left="720"/>
+      </w:pPr>
+      <w:r>
+        <w:rPr>
+          <w:lang w:val="gu_IN" w:bidi="gu_IN"/>
+        </w:rPr>
+      </w:r>
+      <w:r>
+        <w:rPr>
+          <w:lang w:val="gu_IN" w:bidi="gu_IN"/>
+        </w:rPr>
+        <w:t>અયૂબ 10:12–14</w:t>
+      </w:r>
     </w:p>
     <w:p>
       <w:pPr>
@@ -12092,114 +11229,84 @@
           <w:lang w:val="gu_IN" w:bidi="gu_IN"/>
         </w:rPr>
       </w:r>
-      <w:hyperlink r:id="rId155">
-        <w:r>
-          <w:rPr>
-            <w:lang w:val="gu_IN" w:bidi="gu_IN"/>
-          </w:rPr>
-          <w:rPr>
-            <w:color w:val="0000EE"/>
-            <w:u w:val="single"/>
-          </w:rPr>
-          <w:t>2 કંરિથી 5:1–3</w:t>
-        </w:r>
-      </w:hyperlink>
-    </w:p>
-    <w:p>
-      <w:pPr>
-        <w:pStyle w:val="ListBullet"/>
-        <w:spacing w:line="240" w:lineRule="auto"/>
-        <w:ind w:left="720"/>
-      </w:pPr>
-      <w:r>
-        <w:rPr>
-          <w:lang w:val="gu_IN" w:bidi="gu_IN"/>
-        </w:rPr>
-      </w:r>
-      <w:hyperlink r:id="rId156">
-        <w:r>
-          <w:rPr>
-            <w:lang w:val="gu_IN" w:bidi="gu_IN"/>
-          </w:rPr>
-          <w:rPr>
-            <w:color w:val="0000EE"/>
-            <w:u w:val="single"/>
-          </w:rPr>
-          <w:t>હિબ્રૂ 13:15–17</w:t>
-        </w:r>
-      </w:hyperlink>
-    </w:p>
-    <w:p>
-      <w:pPr>
-        <w:pStyle w:val="ListBullet"/>
-        <w:spacing w:line="240" w:lineRule="auto"/>
-        <w:ind w:left="720"/>
-      </w:pPr>
-      <w:r>
-        <w:rPr>
-          <w:lang w:val="gu_IN" w:bidi="gu_IN"/>
-        </w:rPr>
-      </w:r>
-      <w:hyperlink r:id="rId157">
-        <w:r>
-          <w:rPr>
-            <w:lang w:val="gu_IN" w:bidi="gu_IN"/>
-          </w:rPr>
-          <w:rPr>
-            <w:color w:val="0000EE"/>
-            <w:u w:val="single"/>
-          </w:rPr>
-          <w:t>અયૂબ 23:1–2</w:t>
-        </w:r>
-      </w:hyperlink>
-    </w:p>
-    <w:p>
-      <w:pPr>
-        <w:pStyle w:val="ListBullet"/>
-        <w:spacing w:line="240" w:lineRule="auto"/>
-        <w:ind w:left="720"/>
-      </w:pPr>
-      <w:r>
-        <w:rPr>
-          <w:lang w:val="gu_IN" w:bidi="gu_IN"/>
-        </w:rPr>
-      </w:r>
-      <w:hyperlink r:id="rId158">
-        <w:r>
-          <w:rPr>
-            <w:lang w:val="gu_IN" w:bidi="gu_IN"/>
-          </w:rPr>
-          <w:rPr>
-            <w:color w:val="0000EE"/>
-            <w:u w:val="single"/>
-          </w:rPr>
-          <w:t>ગીતશાસ્ત્ર 32:3–4</w:t>
-        </w:r>
-      </w:hyperlink>
-    </w:p>
-    <w:p>
-      <w:pPr>
-        <w:pStyle w:val="ListBullet"/>
-        <w:spacing w:line="240" w:lineRule="auto"/>
-        <w:ind w:left="720"/>
-      </w:pPr>
-      <w:r>
-        <w:rPr>
-          <w:lang w:val="gu_IN" w:bidi="gu_IN"/>
-        </w:rPr>
-      </w:r>
-      <w:hyperlink r:id="rId159">
-        <w:r>
-          <w:rPr>
-            <w:lang w:val="gu_IN" w:bidi="gu_IN"/>
-          </w:rPr>
-          <w:rPr>
-            <w:color w:val="0000EE"/>
-            <w:u w:val="single"/>
-          </w:rPr>
-          <w:t>ગીતશાસ્ત્ર 102:5–6</w:t>
-        </w:r>
-      </w:hyperlink>
+      <w:r>
+        <w:rPr>
+          <w:lang w:val="gu_IN" w:bidi="gu_IN"/>
+        </w:rPr>
+        <w:t>2 કંરિથી 5:1–3</w:t>
+      </w:r>
+    </w:p>
+    <w:p>
+      <w:pPr>
+        <w:pStyle w:val="ListBullet"/>
+        <w:spacing w:line="240" w:lineRule="auto"/>
+        <w:ind w:left="720"/>
+      </w:pPr>
+      <w:r>
+        <w:rPr>
+          <w:lang w:val="gu_IN" w:bidi="gu_IN"/>
+        </w:rPr>
+      </w:r>
+      <w:r>
+        <w:rPr>
+          <w:lang w:val="gu_IN" w:bidi="gu_IN"/>
+        </w:rPr>
+        <w:t>હિબ્રૂ 13:15–17</w:t>
+      </w:r>
+    </w:p>
+    <w:p>
+      <w:pPr>
+        <w:pStyle w:val="ListBullet"/>
+        <w:spacing w:line="240" w:lineRule="auto"/>
+        <w:ind w:left="720"/>
+      </w:pPr>
+      <w:r>
+        <w:rPr>
+          <w:lang w:val="gu_IN" w:bidi="gu_IN"/>
+        </w:rPr>
+      </w:r>
+      <w:r>
+        <w:rPr>
+          <w:lang w:val="gu_IN" w:bidi="gu_IN"/>
+        </w:rPr>
+        <w:t>અયૂબ 23:1–2</w:t>
+      </w:r>
+    </w:p>
+    <w:p>
+      <w:pPr>
+        <w:pStyle w:val="ListBullet"/>
+        <w:spacing w:line="240" w:lineRule="auto"/>
+        <w:ind w:left="720"/>
+      </w:pPr>
+      <w:r>
+        <w:rPr>
+          <w:lang w:val="gu_IN" w:bidi="gu_IN"/>
+        </w:rPr>
+      </w:r>
+      <w:r>
+        <w:rPr>
+          <w:lang w:val="gu_IN" w:bidi="gu_IN"/>
+        </w:rPr>
+        <w:t>ગીતશાસ્ત્ર 32:3–4</w:t>
+      </w:r>
+    </w:p>
+    <w:p>
+      <w:pPr>
+        <w:pStyle w:val="ListBullet"/>
+        <w:spacing w:line="240" w:lineRule="auto"/>
+        <w:ind w:left="720"/>
+      </w:pPr>
+      <w:r>
+        <w:rPr>
+          <w:lang w:val="gu_IN" w:bidi="gu_IN"/>
+        </w:rPr>
+      </w:r>
+      <w:r>
+        <w:rPr>
+          <w:lang w:val="gu_IN" w:bidi="gu_IN"/>
+        </w:rPr>
+        <w:t>ગીતશાસ્ત્ર 102:5–6</w:t>
+      </w:r>
     </w:p>
     <w:p>
       <w:pPr>
@@ -12508,114 +11615,84 @@
           <w:lang w:val="gu_IN" w:bidi="gu_IN"/>
         </w:rPr>
       </w:r>
-      <w:hyperlink r:id="rId160">
-        <w:r>
-          <w:rPr>
-            <w:lang w:val="gu_IN" w:bidi="gu_IN"/>
-          </w:rPr>
-          <w:rPr>
-            <w:color w:val="0000EE"/>
-            <w:u w:val="single"/>
-          </w:rPr>
-          <w:t>1 કરિંથીઓ 5:1–2</w:t>
-        </w:r>
-      </w:hyperlink>
-    </w:p>
-    <w:p>
-      <w:pPr>
-        <w:pStyle w:val="ListBullet"/>
-        <w:spacing w:line="240" w:lineRule="auto"/>
-        <w:ind w:left="720"/>
-      </w:pPr>
-      <w:r>
-        <w:rPr>
-          <w:lang w:val="gu_IN" w:bidi="gu_IN"/>
-        </w:rPr>
-      </w:r>
-      <w:hyperlink r:id="rId161">
-        <w:r>
-          <w:rPr>
-            <w:lang w:val="gu_IN" w:bidi="gu_IN"/>
-          </w:rPr>
-          <w:rPr>
-            <w:color w:val="0000EE"/>
-            <w:u w:val="single"/>
-          </w:rPr>
-          <w:t>1 શમુએલ 1:19–20</w:t>
-        </w:r>
-      </w:hyperlink>
-    </w:p>
-    <w:p>
-      <w:pPr>
-        <w:pStyle w:val="ListBullet"/>
-        <w:spacing w:line="240" w:lineRule="auto"/>
-        <w:ind w:left="720"/>
-      </w:pPr>
-      <w:r>
-        <w:rPr>
-          <w:lang w:val="gu_IN" w:bidi="gu_IN"/>
-        </w:rPr>
-      </w:r>
-      <w:hyperlink r:id="rId162">
-        <w:r>
-          <w:rPr>
-            <w:lang w:val="gu_IN" w:bidi="gu_IN"/>
-          </w:rPr>
-          <w:rPr>
-            <w:color w:val="0000EE"/>
-            <w:u w:val="single"/>
-          </w:rPr>
-          <w:t>પુનર્નિયમ 21:13–14</w:t>
-        </w:r>
-      </w:hyperlink>
-    </w:p>
-    <w:p>
-      <w:pPr>
-        <w:pStyle w:val="ListBullet"/>
-        <w:spacing w:line="240" w:lineRule="auto"/>
-        <w:ind w:left="720"/>
-      </w:pPr>
-      <w:r>
-        <w:rPr>
-          <w:lang w:val="gu_IN" w:bidi="gu_IN"/>
-        </w:rPr>
-      </w:r>
-      <w:hyperlink r:id="rId163">
-        <w:r>
-          <w:rPr>
-            <w:lang w:val="gu_IN" w:bidi="gu_IN"/>
-          </w:rPr>
-          <w:rPr>
-            <w:color w:val="0000EE"/>
-            <w:u w:val="single"/>
-          </w:rPr>
-          <w:t>ઉત્પત્તિ 19:4–5</w:t>
-        </w:r>
-      </w:hyperlink>
-    </w:p>
-    <w:p>
-      <w:pPr>
-        <w:pStyle w:val="ListBullet"/>
-        <w:spacing w:line="240" w:lineRule="auto"/>
-        <w:ind w:left="720"/>
-      </w:pPr>
-      <w:r>
-        <w:rPr>
-          <w:lang w:val="gu_IN" w:bidi="gu_IN"/>
-        </w:rPr>
-      </w:r>
-      <w:hyperlink r:id="rId164">
-        <w:r>
-          <w:rPr>
-            <w:lang w:val="gu_IN" w:bidi="gu_IN"/>
-          </w:rPr>
-          <w:rPr>
-            <w:color w:val="0000EE"/>
-            <w:u w:val="single"/>
-          </w:rPr>
-          <w:t>માથ્થી 1:24–25</w:t>
-        </w:r>
-      </w:hyperlink>
+      <w:r>
+        <w:rPr>
+          <w:lang w:val="gu_IN" w:bidi="gu_IN"/>
+        </w:rPr>
+        <w:t>1 કરિંથીઓ 5:1–2</w:t>
+      </w:r>
+    </w:p>
+    <w:p>
+      <w:pPr>
+        <w:pStyle w:val="ListBullet"/>
+        <w:spacing w:line="240" w:lineRule="auto"/>
+        <w:ind w:left="720"/>
+      </w:pPr>
+      <w:r>
+        <w:rPr>
+          <w:lang w:val="gu_IN" w:bidi="gu_IN"/>
+        </w:rPr>
+      </w:r>
+      <w:r>
+        <w:rPr>
+          <w:lang w:val="gu_IN" w:bidi="gu_IN"/>
+        </w:rPr>
+        <w:t>1 શમુએલ 1:19–20</w:t>
+      </w:r>
+    </w:p>
+    <w:p>
+      <w:pPr>
+        <w:pStyle w:val="ListBullet"/>
+        <w:spacing w:line="240" w:lineRule="auto"/>
+        <w:ind w:left="720"/>
+      </w:pPr>
+      <w:r>
+        <w:rPr>
+          <w:lang w:val="gu_IN" w:bidi="gu_IN"/>
+        </w:rPr>
+      </w:r>
+      <w:r>
+        <w:rPr>
+          <w:lang w:val="gu_IN" w:bidi="gu_IN"/>
+        </w:rPr>
+        <w:t>પુનર્નિયમ 21:13–14</w:t>
+      </w:r>
+    </w:p>
+    <w:p>
+      <w:pPr>
+        <w:pStyle w:val="ListBullet"/>
+        <w:spacing w:line="240" w:lineRule="auto"/>
+        <w:ind w:left="720"/>
+      </w:pPr>
+      <w:r>
+        <w:rPr>
+          <w:lang w:val="gu_IN" w:bidi="gu_IN"/>
+        </w:rPr>
+      </w:r>
+      <w:r>
+        <w:rPr>
+          <w:lang w:val="gu_IN" w:bidi="gu_IN"/>
+        </w:rPr>
+        <w:t>ઉત્પત્તિ 19:4–5</w:t>
+      </w:r>
+    </w:p>
+    <w:p>
+      <w:pPr>
+        <w:pStyle w:val="ListBullet"/>
+        <w:spacing w:line="240" w:lineRule="auto"/>
+        <w:ind w:left="720"/>
+      </w:pPr>
+      <w:r>
+        <w:rPr>
+          <w:lang w:val="gu_IN" w:bidi="gu_IN"/>
+        </w:rPr>
+      </w:r>
+      <w:r>
+        <w:rPr>
+          <w:lang w:val="gu_IN" w:bidi="gu_IN"/>
+        </w:rPr>
+        <w:t>માથ્થી 1:24–25</w:t>
+      </w:r>
     </w:p>
     <w:p>
       <w:pPr>
@@ -12885,114 +11962,84 @@
           <w:lang w:val="gu_IN" w:bidi="gu_IN"/>
         </w:rPr>
       </w:r>
-      <w:hyperlink r:id="rId165">
-        <w:r>
-          <w:rPr>
-            <w:lang w:val="gu_IN" w:bidi="gu_IN"/>
-          </w:rPr>
-          <w:rPr>
-            <w:color w:val="0000EE"/>
-            <w:u w:val="single"/>
-          </w:rPr>
-          <w:t>1 રાજા 4:32–34</w:t>
-        </w:r>
-      </w:hyperlink>
-    </w:p>
-    <w:p>
-      <w:pPr>
-        <w:pStyle w:val="ListBullet"/>
-        <w:spacing w:line="240" w:lineRule="auto"/>
-        <w:ind w:left="720"/>
-      </w:pPr>
-      <w:r>
-        <w:rPr>
-          <w:lang w:val="gu_IN" w:bidi="gu_IN"/>
-        </w:rPr>
-      </w:r>
-      <w:hyperlink r:id="rId166">
-        <w:r>
-          <w:rPr>
-            <w:lang w:val="gu_IN" w:bidi="gu_IN"/>
-          </w:rPr>
-          <w:rPr>
-            <w:color w:val="0000EE"/>
-            <w:u w:val="single"/>
-          </w:rPr>
-          <w:t>1 શમુએલ 24:12–13</w:t>
-        </w:r>
-      </w:hyperlink>
-    </w:p>
-    <w:p>
-      <w:pPr>
-        <w:pStyle w:val="ListBullet"/>
-        <w:spacing w:line="240" w:lineRule="auto"/>
-        <w:ind w:left="720"/>
-      </w:pPr>
-      <w:r>
-        <w:rPr>
-          <w:lang w:val="gu_IN" w:bidi="gu_IN"/>
-        </w:rPr>
-      </w:r>
-      <w:hyperlink r:id="rId167">
-        <w:r>
-          <w:rPr>
-            <w:lang w:val="gu_IN" w:bidi="gu_IN"/>
-          </w:rPr>
-          <w:rPr>
-            <w:color w:val="0000EE"/>
-            <w:u w:val="single"/>
-          </w:rPr>
-          <w:t>2 પિતર 2:20–22</w:t>
-        </w:r>
-      </w:hyperlink>
-    </w:p>
-    <w:p>
-      <w:pPr>
-        <w:pStyle w:val="ListBullet"/>
-        <w:spacing w:line="240" w:lineRule="auto"/>
-        <w:ind w:left="720"/>
-      </w:pPr>
-      <w:r>
-        <w:rPr>
-          <w:lang w:val="gu_IN" w:bidi="gu_IN"/>
-        </w:rPr>
-      </w:r>
-      <w:hyperlink r:id="rId168">
-        <w:r>
-          <w:rPr>
-            <w:lang w:val="gu_IN" w:bidi="gu_IN"/>
-          </w:rPr>
-          <w:rPr>
-            <w:color w:val="0000EE"/>
-            <w:u w:val="single"/>
-          </w:rPr>
-          <w:t>લૂક 4:23–24</w:t>
-        </w:r>
-      </w:hyperlink>
-    </w:p>
-    <w:p>
-      <w:pPr>
-        <w:pStyle w:val="ListBullet"/>
-        <w:spacing w:line="240" w:lineRule="auto"/>
-        <w:ind w:left="720"/>
-      </w:pPr>
-      <w:r>
-        <w:rPr>
-          <w:lang w:val="gu_IN" w:bidi="gu_IN"/>
-        </w:rPr>
-      </w:r>
-      <w:hyperlink r:id="rId169">
-        <w:r>
-          <w:rPr>
-            <w:lang w:val="gu_IN" w:bidi="gu_IN"/>
-          </w:rPr>
-          <w:rPr>
-            <w:color w:val="0000EE"/>
-            <w:u w:val="single"/>
-          </w:rPr>
-          <w:t>નીતિવચન 1:1–3</w:t>
-        </w:r>
-      </w:hyperlink>
+      <w:r>
+        <w:rPr>
+          <w:lang w:val="gu_IN" w:bidi="gu_IN"/>
+        </w:rPr>
+        <w:t>1 રાજા 4:32–34</w:t>
+      </w:r>
+    </w:p>
+    <w:p>
+      <w:pPr>
+        <w:pStyle w:val="ListBullet"/>
+        <w:spacing w:line="240" w:lineRule="auto"/>
+        <w:ind w:left="720"/>
+      </w:pPr>
+      <w:r>
+        <w:rPr>
+          <w:lang w:val="gu_IN" w:bidi="gu_IN"/>
+        </w:rPr>
+      </w:r>
+      <w:r>
+        <w:rPr>
+          <w:lang w:val="gu_IN" w:bidi="gu_IN"/>
+        </w:rPr>
+        <w:t>1 શમુએલ 24:12–13</w:t>
+      </w:r>
+    </w:p>
+    <w:p>
+      <w:pPr>
+        <w:pStyle w:val="ListBullet"/>
+        <w:spacing w:line="240" w:lineRule="auto"/>
+        <w:ind w:left="720"/>
+      </w:pPr>
+      <w:r>
+        <w:rPr>
+          <w:lang w:val="gu_IN" w:bidi="gu_IN"/>
+        </w:rPr>
+      </w:r>
+      <w:r>
+        <w:rPr>
+          <w:lang w:val="gu_IN" w:bidi="gu_IN"/>
+        </w:rPr>
+        <w:t>2 પિતર 2:20–22</w:t>
+      </w:r>
+    </w:p>
+    <w:p>
+      <w:pPr>
+        <w:pStyle w:val="ListBullet"/>
+        <w:spacing w:line="240" w:lineRule="auto"/>
+        <w:ind w:left="720"/>
+      </w:pPr>
+      <w:r>
+        <w:rPr>
+          <w:lang w:val="gu_IN" w:bidi="gu_IN"/>
+        </w:rPr>
+      </w:r>
+      <w:r>
+        <w:rPr>
+          <w:lang w:val="gu_IN" w:bidi="gu_IN"/>
+        </w:rPr>
+        <w:t>લૂક 4:23–24</w:t>
+      </w:r>
+    </w:p>
+    <w:p>
+      <w:pPr>
+        <w:pStyle w:val="ListBullet"/>
+        <w:spacing w:line="240" w:lineRule="auto"/>
+        <w:ind w:left="720"/>
+      </w:pPr>
+      <w:r>
+        <w:rPr>
+          <w:lang w:val="gu_IN" w:bidi="gu_IN"/>
+        </w:rPr>
+      </w:r>
+      <w:r>
+        <w:rPr>
+          <w:lang w:val="gu_IN" w:bidi="gu_IN"/>
+        </w:rPr>
+        <w:t>નીતિવચન 1:1–3</w:t>
+      </w:r>
     </w:p>
     <w:p>
       <w:pPr>
@@ -13247,138 +12294,102 @@
           <w:lang w:val="gu_IN" w:bidi="gu_IN"/>
         </w:rPr>
       </w:r>
-      <w:hyperlink r:id="rId170">
-        <w:r>
-          <w:rPr>
-            <w:lang w:val="gu_IN" w:bidi="gu_IN"/>
-          </w:rPr>
-          <w:rPr>
-            <w:color w:val="0000EE"/>
-            <w:u w:val="single"/>
-          </w:rPr>
-          <w:t>ઉત્પત્તિ 5:30–31</w:t>
-        </w:r>
-      </w:hyperlink>
-    </w:p>
-    <w:p>
-      <w:pPr>
-        <w:pStyle w:val="ListBullet"/>
-        <w:spacing w:line="240" w:lineRule="auto"/>
-        <w:ind w:left="720"/>
-      </w:pPr>
-      <w:r>
-        <w:rPr>
-          <w:lang w:val="gu_IN" w:bidi="gu_IN"/>
-        </w:rPr>
-      </w:r>
-      <w:hyperlink r:id="rId171">
-        <w:r>
-          <w:rPr>
-            <w:lang w:val="gu_IN" w:bidi="gu_IN"/>
-          </w:rPr>
-          <w:rPr>
-            <w:color w:val="0000EE"/>
-            <w:u w:val="single"/>
-          </w:rPr>
-          <w:t>ઉત્પત્તિ 5:32</w:t>
-        </w:r>
-      </w:hyperlink>
-    </w:p>
-    <w:p>
-      <w:pPr>
-        <w:pStyle w:val="ListBullet"/>
-        <w:spacing w:line="240" w:lineRule="auto"/>
-        <w:ind w:left="720"/>
-      </w:pPr>
-      <w:r>
-        <w:rPr>
-          <w:lang w:val="gu_IN" w:bidi="gu_IN"/>
-        </w:rPr>
-      </w:r>
-      <w:hyperlink r:id="rId172">
-        <w:r>
-          <w:rPr>
-            <w:lang w:val="gu_IN" w:bidi="gu_IN"/>
-          </w:rPr>
-          <w:rPr>
-            <w:color w:val="0000EE"/>
-            <w:u w:val="single"/>
-          </w:rPr>
-          <w:t>ઉત્પત્તિ 6:7–8</w:t>
-        </w:r>
-      </w:hyperlink>
-    </w:p>
-    <w:p>
-      <w:pPr>
-        <w:pStyle w:val="ListBullet"/>
-        <w:spacing w:line="240" w:lineRule="auto"/>
-        <w:ind w:left="720"/>
-      </w:pPr>
-      <w:r>
-        <w:rPr>
-          <w:lang w:val="gu_IN" w:bidi="gu_IN"/>
-        </w:rPr>
-      </w:r>
-      <w:hyperlink r:id="rId173">
-        <w:r>
-          <w:rPr>
-            <w:lang w:val="gu_IN" w:bidi="gu_IN"/>
-          </w:rPr>
-          <w:rPr>
-            <w:color w:val="0000EE"/>
-            <w:u w:val="single"/>
-          </w:rPr>
-          <w:t>ઉત્પત્તિ 8:1–3</w:t>
-        </w:r>
-      </w:hyperlink>
-    </w:p>
-    <w:p>
-      <w:pPr>
-        <w:pStyle w:val="ListBullet"/>
-        <w:spacing w:line="240" w:lineRule="auto"/>
-        <w:ind w:left="720"/>
-      </w:pPr>
-      <w:r>
-        <w:rPr>
-          <w:lang w:val="gu_IN" w:bidi="gu_IN"/>
-        </w:rPr>
-      </w:r>
-      <w:hyperlink r:id="rId174">
-        <w:r>
-          <w:rPr>
-            <w:lang w:val="gu_IN" w:bidi="gu_IN"/>
-          </w:rPr>
-          <w:rPr>
-            <w:color w:val="0000EE"/>
-            <w:u w:val="single"/>
-          </w:rPr>
-          <w:t>હિબ્રૂ 11:7</w:t>
-        </w:r>
-      </w:hyperlink>
-    </w:p>
-    <w:p>
-      <w:pPr>
-        <w:pStyle w:val="ListBullet"/>
-        <w:spacing w:line="240" w:lineRule="auto"/>
-        <w:ind w:left="720"/>
-      </w:pPr>
-      <w:r>
-        <w:rPr>
-          <w:lang w:val="gu_IN" w:bidi="gu_IN"/>
-        </w:rPr>
-      </w:r>
-      <w:hyperlink r:id="rId175">
-        <w:r>
-          <w:rPr>
-            <w:lang w:val="gu_IN" w:bidi="gu_IN"/>
-          </w:rPr>
-          <w:rPr>
-            <w:color w:val="0000EE"/>
-            <w:u w:val="single"/>
-          </w:rPr>
-          <w:t>માથ્થી 24:37–39</w:t>
-        </w:r>
-      </w:hyperlink>
+      <w:r>
+        <w:rPr>
+          <w:lang w:val="gu_IN" w:bidi="gu_IN"/>
+        </w:rPr>
+        <w:t>ઉત્પત્તિ 5:30–31</w:t>
+      </w:r>
+    </w:p>
+    <w:p>
+      <w:pPr>
+        <w:pStyle w:val="ListBullet"/>
+        <w:spacing w:line="240" w:lineRule="auto"/>
+        <w:ind w:left="720"/>
+      </w:pPr>
+      <w:r>
+        <w:rPr>
+          <w:lang w:val="gu_IN" w:bidi="gu_IN"/>
+        </w:rPr>
+      </w:r>
+      <w:r>
+        <w:rPr>
+          <w:lang w:val="gu_IN" w:bidi="gu_IN"/>
+        </w:rPr>
+        <w:t>ઉત્પત્તિ 5:32</w:t>
+      </w:r>
+    </w:p>
+    <w:p>
+      <w:pPr>
+        <w:pStyle w:val="ListBullet"/>
+        <w:spacing w:line="240" w:lineRule="auto"/>
+        <w:ind w:left="720"/>
+      </w:pPr>
+      <w:r>
+        <w:rPr>
+          <w:lang w:val="gu_IN" w:bidi="gu_IN"/>
+        </w:rPr>
+      </w:r>
+      <w:r>
+        <w:rPr>
+          <w:lang w:val="gu_IN" w:bidi="gu_IN"/>
+        </w:rPr>
+        <w:t>ઉત્પત્તિ 6:7–8</w:t>
+      </w:r>
+    </w:p>
+    <w:p>
+      <w:pPr>
+        <w:pStyle w:val="ListBullet"/>
+        <w:spacing w:line="240" w:lineRule="auto"/>
+        <w:ind w:left="720"/>
+      </w:pPr>
+      <w:r>
+        <w:rPr>
+          <w:lang w:val="gu_IN" w:bidi="gu_IN"/>
+        </w:rPr>
+      </w:r>
+      <w:r>
+        <w:rPr>
+          <w:lang w:val="gu_IN" w:bidi="gu_IN"/>
+        </w:rPr>
+        <w:t>ઉત્પત્તિ 8:1–3</w:t>
+      </w:r>
+    </w:p>
+    <w:p>
+      <w:pPr>
+        <w:pStyle w:val="ListBullet"/>
+        <w:spacing w:line="240" w:lineRule="auto"/>
+        <w:ind w:left="720"/>
+      </w:pPr>
+      <w:r>
+        <w:rPr>
+          <w:lang w:val="gu_IN" w:bidi="gu_IN"/>
+        </w:rPr>
+      </w:r>
+      <w:r>
+        <w:rPr>
+          <w:lang w:val="gu_IN" w:bidi="gu_IN"/>
+        </w:rPr>
+        <w:t>હિબ્રૂ 11:7</w:t>
+      </w:r>
+    </w:p>
+    <w:p>
+      <w:pPr>
+        <w:pStyle w:val="ListBullet"/>
+        <w:spacing w:line="240" w:lineRule="auto"/>
+        <w:ind w:left="720"/>
+      </w:pPr>
+      <w:r>
+        <w:rPr>
+          <w:lang w:val="gu_IN" w:bidi="gu_IN"/>
+        </w:rPr>
+      </w:r>
+      <w:r>
+        <w:rPr>
+          <w:lang w:val="gu_IN" w:bidi="gu_IN"/>
+        </w:rPr>
+        <w:t>માથ્થી 24:37–39</w:t>
+      </w:r>
     </w:p>
     <w:p>
       <w:pPr>
@@ -13881,114 +12892,84 @@
           <w:lang w:val="gu_IN" w:bidi="gu_IN"/>
         </w:rPr>
       </w:r>
-      <w:hyperlink r:id="rId176">
-        <w:r>
-          <w:rPr>
-            <w:lang w:val="gu_IN" w:bidi="gu_IN"/>
-          </w:rPr>
-          <w:rPr>
-            <w:color w:val="0000EE"/>
-            <w:u w:val="single"/>
-          </w:rPr>
-          <w:t>ઉત્પત્તિ 12:9</w:t>
-        </w:r>
-      </w:hyperlink>
-    </w:p>
-    <w:p>
-      <w:pPr>
-        <w:pStyle w:val="ListBullet"/>
-        <w:spacing w:line="240" w:lineRule="auto"/>
-        <w:ind w:left="720"/>
-      </w:pPr>
-      <w:r>
-        <w:rPr>
-          <w:lang w:val="gu_IN" w:bidi="gu_IN"/>
-        </w:rPr>
-      </w:r>
-      <w:hyperlink r:id="rId177">
-        <w:r>
-          <w:rPr>
-            <w:lang w:val="gu_IN" w:bidi="gu_IN"/>
-          </w:rPr>
-          <w:rPr>
-            <w:color w:val="0000EE"/>
-            <w:u w:val="single"/>
-          </w:rPr>
-          <w:t>ઉત્પત્તિ 20:1–3</w:t>
-        </w:r>
-      </w:hyperlink>
-    </w:p>
-    <w:p>
-      <w:pPr>
-        <w:pStyle w:val="ListBullet"/>
-        <w:spacing w:line="240" w:lineRule="auto"/>
-        <w:ind w:left="720"/>
-      </w:pPr>
-      <w:r>
-        <w:rPr>
-          <w:lang w:val="gu_IN" w:bidi="gu_IN"/>
-        </w:rPr>
-      </w:r>
-      <w:hyperlink r:id="rId178">
-        <w:r>
-          <w:rPr>
-            <w:lang w:val="gu_IN" w:bidi="gu_IN"/>
-          </w:rPr>
-          <w:rPr>
-            <w:color w:val="0000EE"/>
-            <w:u w:val="single"/>
-          </w:rPr>
-          <w:t>ઉત્પત્તિ 24:62</w:t>
-        </w:r>
-      </w:hyperlink>
-    </w:p>
-    <w:p>
-      <w:pPr>
-        <w:pStyle w:val="ListBullet"/>
-        <w:spacing w:line="240" w:lineRule="auto"/>
-        <w:ind w:left="720"/>
-      </w:pPr>
-      <w:r>
-        <w:rPr>
-          <w:lang w:val="gu_IN" w:bidi="gu_IN"/>
-        </w:rPr>
-      </w:r>
-      <w:hyperlink r:id="rId179">
-        <w:r>
-          <w:rPr>
-            <w:lang w:val="gu_IN" w:bidi="gu_IN"/>
-          </w:rPr>
-          <w:rPr>
-            <w:color w:val="0000EE"/>
-            <w:u w:val="single"/>
-          </w:rPr>
-          <w:t>યહોશુઆ 3:14–16</w:t>
-        </w:r>
-      </w:hyperlink>
-    </w:p>
-    <w:p>
-      <w:pPr>
-        <w:pStyle w:val="ListBullet"/>
-        <w:spacing w:line="240" w:lineRule="auto"/>
-        <w:ind w:left="720"/>
-      </w:pPr>
-      <w:r>
-        <w:rPr>
-          <w:lang w:val="gu_IN" w:bidi="gu_IN"/>
-        </w:rPr>
-      </w:r>
-      <w:hyperlink r:id="rId180">
-        <w:r>
-          <w:rPr>
-            <w:lang w:val="gu_IN" w:bidi="gu_IN"/>
-          </w:rPr>
-          <w:rPr>
-            <w:color w:val="0000EE"/>
-            <w:u w:val="single"/>
-          </w:rPr>
-          <w:t>ગણના 13:17–20</w:t>
-        </w:r>
-      </w:hyperlink>
+      <w:r>
+        <w:rPr>
+          <w:lang w:val="gu_IN" w:bidi="gu_IN"/>
+        </w:rPr>
+        <w:t>ઉત્પત્તિ 12:9</w:t>
+      </w:r>
+    </w:p>
+    <w:p>
+      <w:pPr>
+        <w:pStyle w:val="ListBullet"/>
+        <w:spacing w:line="240" w:lineRule="auto"/>
+        <w:ind w:left="720"/>
+      </w:pPr>
+      <w:r>
+        <w:rPr>
+          <w:lang w:val="gu_IN" w:bidi="gu_IN"/>
+        </w:rPr>
+      </w:r>
+      <w:r>
+        <w:rPr>
+          <w:lang w:val="gu_IN" w:bidi="gu_IN"/>
+        </w:rPr>
+        <w:t>ઉત્પત્તિ 20:1–3</w:t>
+      </w:r>
+    </w:p>
+    <w:p>
+      <w:pPr>
+        <w:pStyle w:val="ListBullet"/>
+        <w:spacing w:line="240" w:lineRule="auto"/>
+        <w:ind w:left="720"/>
+      </w:pPr>
+      <w:r>
+        <w:rPr>
+          <w:lang w:val="gu_IN" w:bidi="gu_IN"/>
+        </w:rPr>
+      </w:r>
+      <w:r>
+        <w:rPr>
+          <w:lang w:val="gu_IN" w:bidi="gu_IN"/>
+        </w:rPr>
+        <w:t>ઉત્પત્તિ 24:62</w:t>
+      </w:r>
+    </w:p>
+    <w:p>
+      <w:pPr>
+        <w:pStyle w:val="ListBullet"/>
+        <w:spacing w:line="240" w:lineRule="auto"/>
+        <w:ind w:left="720"/>
+      </w:pPr>
+      <w:r>
+        <w:rPr>
+          <w:lang w:val="gu_IN" w:bidi="gu_IN"/>
+        </w:rPr>
+      </w:r>
+      <w:r>
+        <w:rPr>
+          <w:lang w:val="gu_IN" w:bidi="gu_IN"/>
+        </w:rPr>
+        <w:t>યહોશુઆ 3:14–16</w:t>
+      </w:r>
+    </w:p>
+    <w:p>
+      <w:pPr>
+        <w:pStyle w:val="ListBullet"/>
+        <w:spacing w:line="240" w:lineRule="auto"/>
+        <w:ind w:left="720"/>
+      </w:pPr>
+      <w:r>
+        <w:rPr>
+          <w:lang w:val="gu_IN" w:bidi="gu_IN"/>
+        </w:rPr>
+      </w:r>
+      <w:r>
+        <w:rPr>
+          <w:lang w:val="gu_IN" w:bidi="gu_IN"/>
+        </w:rPr>
+        <w:t>ગણના 13:17–20</w:t>
+      </w:r>
     </w:p>
     <w:p>
       <w:pPr>
@@ -14277,114 +13258,84 @@
           <w:lang w:val="gu_IN" w:bidi="gu_IN"/>
         </w:rPr>
       </w:r>
-      <w:hyperlink r:id="rId181">
-        <w:r>
-          <w:rPr>
-            <w:lang w:val="gu_IN" w:bidi="gu_IN"/>
-          </w:rPr>
-          <w:rPr>
-            <w:color w:val="0000EE"/>
-            <w:u w:val="single"/>
-          </w:rPr>
-          <w:t>લૂક 10:10–12</w:t>
-        </w:r>
-      </w:hyperlink>
-    </w:p>
-    <w:p>
-      <w:pPr>
-        <w:pStyle w:val="ListBullet"/>
-        <w:spacing w:line="240" w:lineRule="auto"/>
-        <w:ind w:left="720"/>
-      </w:pPr>
-      <w:r>
-        <w:rPr>
-          <w:lang w:val="gu_IN" w:bidi="gu_IN"/>
-        </w:rPr>
-      </w:r>
-      <w:hyperlink r:id="rId182">
-        <w:r>
-          <w:rPr>
-            <w:lang w:val="gu_IN" w:bidi="gu_IN"/>
-          </w:rPr>
-          <w:rPr>
-            <w:color w:val="0000EE"/>
-            <w:u w:val="single"/>
-          </w:rPr>
-          <w:t>લૂક 11:31</w:t>
-        </w:r>
-      </w:hyperlink>
-    </w:p>
-    <w:p>
-      <w:pPr>
-        <w:pStyle w:val="ListBullet"/>
-        <w:spacing w:line="240" w:lineRule="auto"/>
-        <w:ind w:left="720"/>
-      </w:pPr>
-      <w:r>
-        <w:rPr>
-          <w:lang w:val="gu_IN" w:bidi="gu_IN"/>
-        </w:rPr>
-      </w:r>
-      <w:hyperlink r:id="rId116">
-        <w:r>
-          <w:rPr>
-            <w:lang w:val="gu_IN" w:bidi="gu_IN"/>
-          </w:rPr>
-          <w:rPr>
-            <w:color w:val="0000EE"/>
-            <w:u w:val="single"/>
-          </w:rPr>
-          <w:t>લૂક 11:32</w:t>
-        </w:r>
-      </w:hyperlink>
-    </w:p>
-    <w:p>
-      <w:pPr>
-        <w:pStyle w:val="ListBullet"/>
-        <w:spacing w:line="240" w:lineRule="auto"/>
-        <w:ind w:left="720"/>
-      </w:pPr>
-      <w:r>
-        <w:rPr>
-          <w:lang w:val="gu_IN" w:bidi="gu_IN"/>
-        </w:rPr>
-      </w:r>
-      <w:hyperlink r:id="rId183">
-        <w:r>
-          <w:rPr>
-            <w:lang w:val="gu_IN" w:bidi="gu_IN"/>
-          </w:rPr>
-          <w:rPr>
-            <w:color w:val="0000EE"/>
-            <w:u w:val="single"/>
-          </w:rPr>
-          <w:t>માથ્થી 10:14–15</w:t>
-        </w:r>
-      </w:hyperlink>
-    </w:p>
-    <w:p>
-      <w:pPr>
-        <w:pStyle w:val="ListBullet"/>
-        <w:spacing w:line="240" w:lineRule="auto"/>
-        <w:ind w:left="720"/>
-      </w:pPr>
-      <w:r>
-        <w:rPr>
-          <w:lang w:val="gu_IN" w:bidi="gu_IN"/>
-        </w:rPr>
-      </w:r>
-      <w:hyperlink r:id="rId184">
-        <w:r>
-          <w:rPr>
-            <w:lang w:val="gu_IN" w:bidi="gu_IN"/>
-          </w:rPr>
-          <w:rPr>
-            <w:color w:val="0000EE"/>
-            <w:u w:val="single"/>
-          </w:rPr>
-          <w:t>માથ્થી 12:36–37</w:t>
-        </w:r>
-      </w:hyperlink>
+      <w:r>
+        <w:rPr>
+          <w:lang w:val="gu_IN" w:bidi="gu_IN"/>
+        </w:rPr>
+        <w:t>લૂક 10:10–12</w:t>
+      </w:r>
+    </w:p>
+    <w:p>
+      <w:pPr>
+        <w:pStyle w:val="ListBullet"/>
+        <w:spacing w:line="240" w:lineRule="auto"/>
+        <w:ind w:left="720"/>
+      </w:pPr>
+      <w:r>
+        <w:rPr>
+          <w:lang w:val="gu_IN" w:bidi="gu_IN"/>
+        </w:rPr>
+      </w:r>
+      <w:r>
+        <w:rPr>
+          <w:lang w:val="gu_IN" w:bidi="gu_IN"/>
+        </w:rPr>
+        <w:t>લૂક 11:31</w:t>
+      </w:r>
+    </w:p>
+    <w:p>
+      <w:pPr>
+        <w:pStyle w:val="ListBullet"/>
+        <w:spacing w:line="240" w:lineRule="auto"/>
+        <w:ind w:left="720"/>
+      </w:pPr>
+      <w:r>
+        <w:rPr>
+          <w:lang w:val="gu_IN" w:bidi="gu_IN"/>
+        </w:rPr>
+      </w:r>
+      <w:r>
+        <w:rPr>
+          <w:lang w:val="gu_IN" w:bidi="gu_IN"/>
+        </w:rPr>
+        <w:t>લૂક 11:32</w:t>
+      </w:r>
+    </w:p>
+    <w:p>
+      <w:pPr>
+        <w:pStyle w:val="ListBullet"/>
+        <w:spacing w:line="240" w:lineRule="auto"/>
+        <w:ind w:left="720"/>
+      </w:pPr>
+      <w:r>
+        <w:rPr>
+          <w:lang w:val="gu_IN" w:bidi="gu_IN"/>
+        </w:rPr>
+      </w:r>
+      <w:r>
+        <w:rPr>
+          <w:lang w:val="gu_IN" w:bidi="gu_IN"/>
+        </w:rPr>
+        <w:t>માથ્થી 10:14–15</w:t>
+      </w:r>
+    </w:p>
+    <w:p>
+      <w:pPr>
+        <w:pStyle w:val="ListBullet"/>
+        <w:spacing w:line="240" w:lineRule="auto"/>
+        <w:ind w:left="720"/>
+      </w:pPr>
+      <w:r>
+        <w:rPr>
+          <w:lang w:val="gu_IN" w:bidi="gu_IN"/>
+        </w:rPr>
+      </w:r>
+      <w:r>
+        <w:rPr>
+          <w:lang w:val="gu_IN" w:bidi="gu_IN"/>
+        </w:rPr>
+        <w:t>માથ્થી 12:36–37</w:t>
+      </w:r>
     </w:p>
     <w:p>
       <w:pPr>
@@ -14741,162 +13692,120 @@
           <w:lang w:val="gu_IN" w:bidi="gu_IN"/>
         </w:rPr>
       </w:r>
-      <w:hyperlink r:id="rId185">
-        <w:r>
-          <w:rPr>
-            <w:lang w:val="gu_IN" w:bidi="gu_IN"/>
-          </w:rPr>
-          <w:rPr>
-            <w:color w:val="0000EE"/>
-            <w:u w:val="single"/>
-          </w:rPr>
-          <w:t>પ્રેરિતો 7:57–58</w:t>
-        </w:r>
-      </w:hyperlink>
-    </w:p>
-    <w:p>
-      <w:pPr>
-        <w:pStyle w:val="ListBullet"/>
-        <w:spacing w:line="240" w:lineRule="auto"/>
-        <w:ind w:left="720"/>
-      </w:pPr>
-      <w:r>
-        <w:rPr>
-          <w:lang w:val="gu_IN" w:bidi="gu_IN"/>
-        </w:rPr>
-      </w:r>
-      <w:hyperlink r:id="rId186">
-        <w:r>
-          <w:rPr>
-            <w:lang w:val="gu_IN" w:bidi="gu_IN"/>
-          </w:rPr>
-          <w:rPr>
-            <w:color w:val="0000EE"/>
-            <w:u w:val="single"/>
-          </w:rPr>
-          <w:t>પ્રેરિતો 24:20–21</w:t>
-        </w:r>
-      </w:hyperlink>
-    </w:p>
-    <w:p>
-      <w:pPr>
-        <w:pStyle w:val="ListBullet"/>
-        <w:spacing w:line="240" w:lineRule="auto"/>
-        <w:ind w:left="720"/>
-      </w:pPr>
-      <w:r>
-        <w:rPr>
-          <w:lang w:val="gu_IN" w:bidi="gu_IN"/>
-        </w:rPr>
-      </w:r>
-      <w:hyperlink r:id="rId187">
-        <w:r>
-          <w:rPr>
-            <w:lang w:val="gu_IN" w:bidi="gu_IN"/>
-          </w:rPr>
-          <w:rPr>
-            <w:color w:val="0000EE"/>
-            <w:u w:val="single"/>
-          </w:rPr>
-          <w:t>યોહાન 3:1–2</w:t>
-        </w:r>
-      </w:hyperlink>
-    </w:p>
-    <w:p>
-      <w:pPr>
-        <w:pStyle w:val="ListBullet"/>
-        <w:spacing w:line="240" w:lineRule="auto"/>
-        <w:ind w:left="720"/>
-      </w:pPr>
-      <w:r>
-        <w:rPr>
-          <w:lang w:val="gu_IN" w:bidi="gu_IN"/>
-        </w:rPr>
-      </w:r>
-      <w:hyperlink r:id="rId188">
-        <w:r>
-          <w:rPr>
-            <w:lang w:val="gu_IN" w:bidi="gu_IN"/>
-          </w:rPr>
-          <w:rPr>
-            <w:color w:val="0000EE"/>
-            <w:u w:val="single"/>
-          </w:rPr>
-          <w:t>લૂક 22:66–68</w:t>
-        </w:r>
-      </w:hyperlink>
-    </w:p>
-    <w:p>
-      <w:pPr>
-        <w:pStyle w:val="ListBullet"/>
-        <w:spacing w:line="240" w:lineRule="auto"/>
-        <w:ind w:left="720"/>
-      </w:pPr>
-      <w:r>
-        <w:rPr>
-          <w:lang w:val="gu_IN" w:bidi="gu_IN"/>
-        </w:rPr>
-      </w:r>
-      <w:hyperlink r:id="rId189">
-        <w:r>
-          <w:rPr>
-            <w:lang w:val="gu_IN" w:bidi="gu_IN"/>
-          </w:rPr>
-          <w:rPr>
-            <w:color w:val="0000EE"/>
-            <w:u w:val="single"/>
-          </w:rPr>
-          <w:t>માર્ક 13:9–10</w:t>
-        </w:r>
-      </w:hyperlink>
-    </w:p>
-    <w:p>
-      <w:pPr>
-        <w:pStyle w:val="ListBullet"/>
-        <w:spacing w:line="240" w:lineRule="auto"/>
-        <w:ind w:left="720"/>
-      </w:pPr>
-      <w:r>
-        <w:rPr>
-          <w:lang w:val="gu_IN" w:bidi="gu_IN"/>
-        </w:rPr>
-      </w:r>
-      <w:hyperlink r:id="rId47">
-        <w:r>
-          <w:rPr>
-            <w:lang w:val="gu_IN" w:bidi="gu_IN"/>
-          </w:rPr>
-          <w:rPr>
-            <w:color w:val="0000EE"/>
-            <w:u w:val="single"/>
-          </w:rPr>
-          <w:t>માથ્થી 5:21–22</w:t>
-        </w:r>
-      </w:hyperlink>
-    </w:p>
-    <w:p>
-      <w:pPr>
-        <w:pStyle w:val="ListBullet"/>
-        <w:spacing w:line="240" w:lineRule="auto"/>
-        <w:ind w:left="720"/>
-      </w:pPr>
-      <w:r>
-        <w:rPr>
-          <w:lang w:val="gu_IN" w:bidi="gu_IN"/>
-        </w:rPr>
-      </w:r>
-      <w:hyperlink r:id="rId190">
-        <w:r>
-          <w:rPr>
-            <w:lang w:val="gu_IN" w:bidi="gu_IN"/>
-          </w:rPr>
-          <w:rPr>
-            <w:color w:val="0000EE"/>
-            <w:u w:val="single"/>
-          </w:rPr>
-          <w:t>માથ્થી 26:59–61</w:t>
-        </w:r>
-      </w:hyperlink>
+      <w:r>
+        <w:rPr>
+          <w:lang w:val="gu_IN" w:bidi="gu_IN"/>
+        </w:rPr>
+        <w:t>પ્રેરિતો 7:57–58</w:t>
+      </w:r>
+    </w:p>
+    <w:p>
+      <w:pPr>
+        <w:pStyle w:val="ListBullet"/>
+        <w:spacing w:line="240" w:lineRule="auto"/>
+        <w:ind w:left="720"/>
+      </w:pPr>
+      <w:r>
+        <w:rPr>
+          <w:lang w:val="gu_IN" w:bidi="gu_IN"/>
+        </w:rPr>
+      </w:r>
+      <w:r>
+        <w:rPr>
+          <w:lang w:val="gu_IN" w:bidi="gu_IN"/>
+        </w:rPr>
+        <w:t>પ્રેરિતો 24:20–21</w:t>
+      </w:r>
+    </w:p>
+    <w:p>
+      <w:pPr>
+        <w:pStyle w:val="ListBullet"/>
+        <w:spacing w:line="240" w:lineRule="auto"/>
+        <w:ind w:left="720"/>
+      </w:pPr>
+      <w:r>
+        <w:rPr>
+          <w:lang w:val="gu_IN" w:bidi="gu_IN"/>
+        </w:rPr>
+      </w:r>
+      <w:r>
+        <w:rPr>
+          <w:lang w:val="gu_IN" w:bidi="gu_IN"/>
+        </w:rPr>
+        <w:t>યોહાન 3:1–2</w:t>
+      </w:r>
+    </w:p>
+    <w:p>
+      <w:pPr>
+        <w:pStyle w:val="ListBullet"/>
+        <w:spacing w:line="240" w:lineRule="auto"/>
+        <w:ind w:left="720"/>
+      </w:pPr>
+      <w:r>
+        <w:rPr>
+          <w:lang w:val="gu_IN" w:bidi="gu_IN"/>
+        </w:rPr>
+      </w:r>
+      <w:r>
+        <w:rPr>
+          <w:lang w:val="gu_IN" w:bidi="gu_IN"/>
+        </w:rPr>
+        <w:t>લૂક 22:66–68</w:t>
+      </w:r>
+    </w:p>
+    <w:p>
+      <w:pPr>
+        <w:pStyle w:val="ListBullet"/>
+        <w:spacing w:line="240" w:lineRule="auto"/>
+        <w:ind w:left="720"/>
+      </w:pPr>
+      <w:r>
+        <w:rPr>
+          <w:lang w:val="gu_IN" w:bidi="gu_IN"/>
+        </w:rPr>
+      </w:r>
+      <w:r>
+        <w:rPr>
+          <w:lang w:val="gu_IN" w:bidi="gu_IN"/>
+        </w:rPr>
+        <w:t>માર્ક 13:9–10</w:t>
+      </w:r>
+    </w:p>
+    <w:p>
+      <w:pPr>
+        <w:pStyle w:val="ListBullet"/>
+        <w:spacing w:line="240" w:lineRule="auto"/>
+        <w:ind w:left="720"/>
+      </w:pPr>
+      <w:r>
+        <w:rPr>
+          <w:lang w:val="gu_IN" w:bidi="gu_IN"/>
+        </w:rPr>
+      </w:r>
+      <w:r>
+        <w:rPr>
+          <w:lang w:val="gu_IN" w:bidi="gu_IN"/>
+        </w:rPr>
+        <w:t>માથ્થી 5:21–22</w:t>
+      </w:r>
+    </w:p>
+    <w:p>
+      <w:pPr>
+        <w:pStyle w:val="ListBullet"/>
+        <w:spacing w:line="240" w:lineRule="auto"/>
+        <w:ind w:left="720"/>
+      </w:pPr>
+      <w:r>
+        <w:rPr>
+          <w:lang w:val="gu_IN" w:bidi="gu_IN"/>
+        </w:rPr>
+      </w:r>
+      <w:r>
+        <w:rPr>
+          <w:lang w:val="gu_IN" w:bidi="gu_IN"/>
+        </w:rPr>
+        <w:t>માથ્થી 26:59–61</w:t>
+      </w:r>
     </w:p>
     <w:p>
       <w:pPr>
@@ -15119,162 +14028,120 @@
           <w:lang w:val="gu_IN" w:bidi="gu_IN"/>
         </w:rPr>
       </w:r>
-      <w:hyperlink r:id="rId191">
-        <w:r>
-          <w:rPr>
-            <w:lang w:val="gu_IN" w:bidi="gu_IN"/>
-          </w:rPr>
-          <w:rPr>
-            <w:color w:val="0000EE"/>
-            <w:u w:val="single"/>
-          </w:rPr>
-          <w:t>2 તિમોથી 4:6–8</w:t>
-        </w:r>
-      </w:hyperlink>
-    </w:p>
-    <w:p>
-      <w:pPr>
-        <w:pStyle w:val="ListBullet"/>
-        <w:spacing w:line="240" w:lineRule="auto"/>
-        <w:ind w:left="720"/>
-      </w:pPr>
-      <w:r>
-        <w:rPr>
-          <w:lang w:val="gu_IN" w:bidi="gu_IN"/>
-        </w:rPr>
-      </w:r>
-      <w:hyperlink r:id="rId192">
-        <w:r>
-          <w:rPr>
-            <w:lang w:val="gu_IN" w:bidi="gu_IN"/>
-          </w:rPr>
-          <w:rPr>
-            <w:color w:val="0000EE"/>
-            <w:u w:val="single"/>
-          </w:rPr>
-          <w:t>પ્રેરિતો 7:26–28</w:t>
-        </w:r>
-      </w:hyperlink>
-    </w:p>
-    <w:p>
-      <w:pPr>
-        <w:pStyle w:val="ListBullet"/>
-        <w:spacing w:line="240" w:lineRule="auto"/>
-        <w:ind w:left="720"/>
-      </w:pPr>
-      <w:r>
-        <w:rPr>
-          <w:lang w:val="gu_IN" w:bidi="gu_IN"/>
-        </w:rPr>
-      </w:r>
-      <w:hyperlink r:id="rId193">
-        <w:r>
-          <w:rPr>
-            <w:lang w:val="gu_IN" w:bidi="gu_IN"/>
-          </w:rPr>
-          <w:rPr>
-            <w:color w:val="0000EE"/>
-            <w:u w:val="single"/>
-          </w:rPr>
-          <w:t>લૂક 11:18–20</w:t>
-        </w:r>
-      </w:hyperlink>
-    </w:p>
-    <w:p>
-      <w:pPr>
-        <w:pStyle w:val="ListBullet"/>
-        <w:spacing w:line="240" w:lineRule="auto"/>
-        <w:ind w:left="720"/>
-      </w:pPr>
-      <w:r>
-        <w:rPr>
-          <w:lang w:val="gu_IN" w:bidi="gu_IN"/>
-        </w:rPr>
-      </w:r>
-      <w:hyperlink r:id="rId194">
-        <w:r>
-          <w:rPr>
-            <w:lang w:val="gu_IN" w:bidi="gu_IN"/>
-          </w:rPr>
-          <w:rPr>
-            <w:color w:val="0000EE"/>
-            <w:u w:val="single"/>
-          </w:rPr>
-          <w:t>લૂક 12:13–15</w:t>
-        </w:r>
-      </w:hyperlink>
-    </w:p>
-    <w:p>
-      <w:pPr>
-        <w:pStyle w:val="ListBullet"/>
-        <w:spacing w:line="240" w:lineRule="auto"/>
-        <w:ind w:left="720"/>
-      </w:pPr>
-      <w:r>
-        <w:rPr>
-          <w:lang w:val="gu_IN" w:bidi="gu_IN"/>
-        </w:rPr>
-      </w:r>
-      <w:hyperlink r:id="rId195">
-        <w:r>
-          <w:rPr>
-            <w:lang w:val="gu_IN" w:bidi="gu_IN"/>
-          </w:rPr>
-          <w:rPr>
-            <w:color w:val="0000EE"/>
-            <w:u w:val="single"/>
-          </w:rPr>
-          <w:t>લૂક 18:1–2</w:t>
-        </w:r>
-      </w:hyperlink>
-    </w:p>
-    <w:p>
-      <w:pPr>
-        <w:pStyle w:val="ListBullet"/>
-        <w:spacing w:line="240" w:lineRule="auto"/>
-        <w:ind w:left="720"/>
-      </w:pPr>
-      <w:r>
-        <w:rPr>
-          <w:lang w:val="gu_IN" w:bidi="gu_IN"/>
-        </w:rPr>
-      </w:r>
-      <w:hyperlink r:id="rId196">
-        <w:r>
-          <w:rPr>
-            <w:lang w:val="gu_IN" w:bidi="gu_IN"/>
-          </w:rPr>
-          <w:rPr>
-            <w:color w:val="0000EE"/>
-            <w:u w:val="single"/>
-          </w:rPr>
-          <w:t>માથ્થી 5:25–26</w:t>
-        </w:r>
-      </w:hyperlink>
-    </w:p>
-    <w:p>
-      <w:pPr>
-        <w:pStyle w:val="ListBullet"/>
-        <w:spacing w:line="240" w:lineRule="auto"/>
-        <w:ind w:left="720"/>
-      </w:pPr>
-      <w:r>
-        <w:rPr>
-          <w:lang w:val="gu_IN" w:bidi="gu_IN"/>
-        </w:rPr>
-      </w:r>
-      <w:hyperlink r:id="rId197">
-        <w:r>
-          <w:rPr>
-            <w:lang w:val="gu_IN" w:bidi="gu_IN"/>
-          </w:rPr>
-          <w:rPr>
-            <w:color w:val="0000EE"/>
-            <w:u w:val="single"/>
-          </w:rPr>
-          <w:t>રૂથ 1:1–2</w:t>
-        </w:r>
-      </w:hyperlink>
+      <w:r>
+        <w:rPr>
+          <w:lang w:val="gu_IN" w:bidi="gu_IN"/>
+        </w:rPr>
+        <w:t>2 તિમોથી 4:6–8</w:t>
+      </w:r>
+    </w:p>
+    <w:p>
+      <w:pPr>
+        <w:pStyle w:val="ListBullet"/>
+        <w:spacing w:line="240" w:lineRule="auto"/>
+        <w:ind w:left="720"/>
+      </w:pPr>
+      <w:r>
+        <w:rPr>
+          <w:lang w:val="gu_IN" w:bidi="gu_IN"/>
+        </w:rPr>
+      </w:r>
+      <w:r>
+        <w:rPr>
+          <w:lang w:val="gu_IN" w:bidi="gu_IN"/>
+        </w:rPr>
+        <w:t>પ્રેરિતો 7:26–28</w:t>
+      </w:r>
+    </w:p>
+    <w:p>
+      <w:pPr>
+        <w:pStyle w:val="ListBullet"/>
+        <w:spacing w:line="240" w:lineRule="auto"/>
+        <w:ind w:left="720"/>
+      </w:pPr>
+      <w:r>
+        <w:rPr>
+          <w:lang w:val="gu_IN" w:bidi="gu_IN"/>
+        </w:rPr>
+      </w:r>
+      <w:r>
+        <w:rPr>
+          <w:lang w:val="gu_IN" w:bidi="gu_IN"/>
+        </w:rPr>
+        <w:t>લૂક 11:18–20</w:t>
+      </w:r>
+    </w:p>
+    <w:p>
+      <w:pPr>
+        <w:pStyle w:val="ListBullet"/>
+        <w:spacing w:line="240" w:lineRule="auto"/>
+        <w:ind w:left="720"/>
+      </w:pPr>
+      <w:r>
+        <w:rPr>
+          <w:lang w:val="gu_IN" w:bidi="gu_IN"/>
+        </w:rPr>
+      </w:r>
+      <w:r>
+        <w:rPr>
+          <w:lang w:val="gu_IN" w:bidi="gu_IN"/>
+        </w:rPr>
+        <w:t>લૂક 12:13–15</w:t>
+      </w:r>
+    </w:p>
+    <w:p>
+      <w:pPr>
+        <w:pStyle w:val="ListBullet"/>
+        <w:spacing w:line="240" w:lineRule="auto"/>
+        <w:ind w:left="720"/>
+      </w:pPr>
+      <w:r>
+        <w:rPr>
+          <w:lang w:val="gu_IN" w:bidi="gu_IN"/>
+        </w:rPr>
+      </w:r>
+      <w:r>
+        <w:rPr>
+          <w:lang w:val="gu_IN" w:bidi="gu_IN"/>
+        </w:rPr>
+        <w:t>લૂક 18:1–2</w:t>
+      </w:r>
+    </w:p>
+    <w:p>
+      <w:pPr>
+        <w:pStyle w:val="ListBullet"/>
+        <w:spacing w:line="240" w:lineRule="auto"/>
+        <w:ind w:left="720"/>
+      </w:pPr>
+      <w:r>
+        <w:rPr>
+          <w:lang w:val="gu_IN" w:bidi="gu_IN"/>
+        </w:rPr>
+      </w:r>
+      <w:r>
+        <w:rPr>
+          <w:lang w:val="gu_IN" w:bidi="gu_IN"/>
+        </w:rPr>
+        <w:t>માથ્થી 5:25–26</w:t>
+      </w:r>
+    </w:p>
+    <w:p>
+      <w:pPr>
+        <w:pStyle w:val="ListBullet"/>
+        <w:spacing w:line="240" w:lineRule="auto"/>
+        <w:ind w:left="720"/>
+      </w:pPr>
+      <w:r>
+        <w:rPr>
+          <w:lang w:val="gu_IN" w:bidi="gu_IN"/>
+        </w:rPr>
+      </w:r>
+      <w:r>
+        <w:rPr>
+          <w:lang w:val="gu_IN" w:bidi="gu_IN"/>
+        </w:rPr>
+        <w:t>રૂથ 1:1–2</w:t>
+      </w:r>
     </w:p>
     <w:p>
       <w:pPr>
@@ -15460,90 +14327,66 @@
           <w:lang w:val="gu_IN" w:bidi="gu_IN"/>
         </w:rPr>
       </w:r>
-      <w:hyperlink r:id="rId198">
-        <w:r>
-          <w:rPr>
-            <w:lang w:val="gu_IN" w:bidi="gu_IN"/>
-          </w:rPr>
-          <w:rPr>
-            <w:color w:val="0000EE"/>
-            <w:u w:val="single"/>
-          </w:rPr>
-          <w:t>પ્રેરિતોના કૃત્યો 16:19–21</w:t>
-        </w:r>
-      </w:hyperlink>
-    </w:p>
-    <w:p>
-      <w:pPr>
-        <w:pStyle w:val="ListBullet"/>
-        <w:spacing w:line="240" w:lineRule="auto"/>
-        <w:ind w:left="720"/>
-      </w:pPr>
-      <w:r>
-        <w:rPr>
-          <w:lang w:val="gu_IN" w:bidi="gu_IN"/>
-        </w:rPr>
-      </w:r>
-      <w:hyperlink r:id="rId199">
-        <w:r>
-          <w:rPr>
-            <w:lang w:val="gu_IN" w:bidi="gu_IN"/>
-          </w:rPr>
-          <w:rPr>
-            <w:color w:val="0000EE"/>
-            <w:u w:val="single"/>
-          </w:rPr>
-          <w:t>પ્રેરિતોના કૃત્યો 16:35–36</w:t>
-        </w:r>
-      </w:hyperlink>
-    </w:p>
-    <w:p>
-      <w:pPr>
-        <w:pStyle w:val="ListBullet"/>
-        <w:spacing w:line="240" w:lineRule="auto"/>
-        <w:ind w:left="720"/>
-      </w:pPr>
-      <w:r>
-        <w:rPr>
-          <w:lang w:val="gu_IN" w:bidi="gu_IN"/>
-        </w:rPr>
-      </w:r>
-      <w:hyperlink r:id="rId200">
-        <w:r>
-          <w:rPr>
-            <w:lang w:val="gu_IN" w:bidi="gu_IN"/>
-          </w:rPr>
-          <w:rPr>
-            <w:color w:val="0000EE"/>
-            <w:u w:val="single"/>
-          </w:rPr>
-          <w:t>દાનિયેલ 3:1–2</w:t>
-        </w:r>
-      </w:hyperlink>
-    </w:p>
-    <w:p>
-      <w:pPr>
-        <w:pStyle w:val="ListBullet"/>
-        <w:spacing w:line="240" w:lineRule="auto"/>
-        <w:ind w:left="720"/>
-      </w:pPr>
-      <w:r>
-        <w:rPr>
-          <w:lang w:val="gu_IN" w:bidi="gu_IN"/>
-        </w:rPr>
-      </w:r>
-      <w:hyperlink r:id="rId201">
-        <w:r>
-          <w:rPr>
-            <w:lang w:val="gu_IN" w:bidi="gu_IN"/>
-          </w:rPr>
-          <w:rPr>
-            <w:color w:val="0000EE"/>
-            <w:u w:val="single"/>
-          </w:rPr>
-          <w:t>લૂક 12:57–59</w:t>
-        </w:r>
-      </w:hyperlink>
+      <w:r>
+        <w:rPr>
+          <w:lang w:val="gu_IN" w:bidi="gu_IN"/>
+        </w:rPr>
+        <w:t>પ્રેરિતોના કૃત્યો 16:19–21</w:t>
+      </w:r>
+    </w:p>
+    <w:p>
+      <w:pPr>
+        <w:pStyle w:val="ListBullet"/>
+        <w:spacing w:line="240" w:lineRule="auto"/>
+        <w:ind w:left="720"/>
+      </w:pPr>
+      <w:r>
+        <w:rPr>
+          <w:lang w:val="gu_IN" w:bidi="gu_IN"/>
+        </w:rPr>
+      </w:r>
+      <w:r>
+        <w:rPr>
+          <w:lang w:val="gu_IN" w:bidi="gu_IN"/>
+        </w:rPr>
+        <w:t>પ્રેરિતોના કૃત્યો 16:35–36</w:t>
+      </w:r>
+    </w:p>
+    <w:p>
+      <w:pPr>
+        <w:pStyle w:val="ListBullet"/>
+        <w:spacing w:line="240" w:lineRule="auto"/>
+        <w:ind w:left="720"/>
+      </w:pPr>
+      <w:r>
+        <w:rPr>
+          <w:lang w:val="gu_IN" w:bidi="gu_IN"/>
+        </w:rPr>
+      </w:r>
+      <w:r>
+        <w:rPr>
+          <w:lang w:val="gu_IN" w:bidi="gu_IN"/>
+        </w:rPr>
+        <w:t>દાનિયેલ 3:1–2</w:t>
+      </w:r>
+    </w:p>
+    <w:p>
+      <w:pPr>
+        <w:pStyle w:val="ListBullet"/>
+        <w:spacing w:line="240" w:lineRule="auto"/>
+        <w:ind w:left="720"/>
+      </w:pPr>
+      <w:r>
+        <w:rPr>
+          <w:lang w:val="gu_IN" w:bidi="gu_IN"/>
+        </w:rPr>
+      </w:r>
+      <w:r>
+        <w:rPr>
+          <w:lang w:val="gu_IN" w:bidi="gu_IN"/>
+        </w:rPr>
+        <w:t>લૂક 12:57–59</w:t>
+      </w:r>
     </w:p>
     <w:p>
       <w:pPr>
@@ -15949,186 +14792,138 @@
           <w:lang w:val="gu_IN" w:bidi="gu_IN"/>
         </w:rPr>
       </w:r>
-      <w:hyperlink r:id="rId202">
-        <w:r>
-          <w:rPr>
-            <w:lang w:val="gu_IN" w:bidi="gu_IN"/>
-          </w:rPr>
-          <w:rPr>
-            <w:color w:val="0000EE"/>
-            <w:u w:val="single"/>
-          </w:rPr>
-          <w:t>1 યોહાન 4:17–18</w:t>
-        </w:r>
-      </w:hyperlink>
-    </w:p>
-    <w:p>
-      <w:pPr>
-        <w:pStyle w:val="ListBullet"/>
-        <w:spacing w:line="240" w:lineRule="auto"/>
-        <w:ind w:left="720"/>
-      </w:pPr>
-      <w:r>
-        <w:rPr>
-          <w:lang w:val="gu_IN" w:bidi="gu_IN"/>
-        </w:rPr>
-      </w:r>
-      <w:hyperlink r:id="rId203">
-        <w:r>
-          <w:rPr>
-            <w:lang w:val="gu_IN" w:bidi="gu_IN"/>
-          </w:rPr>
-          <w:rPr>
-            <w:color w:val="0000EE"/>
-            <w:u w:val="single"/>
-          </w:rPr>
-          <w:t>1 રાજા 3:7–9</w:t>
-        </w:r>
-      </w:hyperlink>
-    </w:p>
-    <w:p>
-      <w:pPr>
-        <w:pStyle w:val="ListBullet"/>
-        <w:spacing w:line="240" w:lineRule="auto"/>
-        <w:ind w:left="720"/>
-      </w:pPr>
-      <w:r>
-        <w:rPr>
-          <w:lang w:val="gu_IN" w:bidi="gu_IN"/>
-        </w:rPr>
-      </w:r>
-      <w:hyperlink r:id="rId204">
-        <w:r>
-          <w:rPr>
-            <w:lang w:val="gu_IN" w:bidi="gu_IN"/>
-          </w:rPr>
-          <w:rPr>
-            <w:color w:val="0000EE"/>
-            <w:u w:val="single"/>
-          </w:rPr>
-          <w:t>પ્રેરિતો 10:42–43</w:t>
-        </w:r>
-      </w:hyperlink>
-    </w:p>
-    <w:p>
-      <w:pPr>
-        <w:pStyle w:val="ListBullet"/>
-        <w:spacing w:line="240" w:lineRule="auto"/>
-        <w:ind w:left="720"/>
-      </w:pPr>
-      <w:r>
-        <w:rPr>
-          <w:lang w:val="gu_IN" w:bidi="gu_IN"/>
-        </w:rPr>
-      </w:r>
-      <w:hyperlink r:id="rId205">
-        <w:r>
-          <w:rPr>
-            <w:lang w:val="gu_IN" w:bidi="gu_IN"/>
-          </w:rPr>
-          <w:rPr>
-            <w:color w:val="0000EE"/>
-            <w:u w:val="single"/>
-          </w:rPr>
-          <w:t>યશાયા 3:13–15</w:t>
-        </w:r>
-      </w:hyperlink>
-    </w:p>
-    <w:p>
-      <w:pPr>
-        <w:pStyle w:val="ListBullet"/>
-        <w:spacing w:line="240" w:lineRule="auto"/>
-        <w:ind w:left="720"/>
-      </w:pPr>
-      <w:r>
-        <w:rPr>
-          <w:lang w:val="gu_IN" w:bidi="gu_IN"/>
-        </w:rPr>
-      </w:r>
-      <w:hyperlink r:id="rId206">
-        <w:r>
-          <w:rPr>
-            <w:lang w:val="gu_IN" w:bidi="gu_IN"/>
-          </w:rPr>
-          <w:rPr>
-            <w:color w:val="0000EE"/>
-            <w:u w:val="single"/>
-          </w:rPr>
-          <w:t>યાકૂબ 2:1–4</w:t>
-        </w:r>
-      </w:hyperlink>
-    </w:p>
-    <w:p>
-      <w:pPr>
-        <w:pStyle w:val="ListBullet"/>
-        <w:spacing w:line="240" w:lineRule="auto"/>
-        <w:ind w:left="720"/>
-      </w:pPr>
-      <w:r>
-        <w:rPr>
-          <w:lang w:val="gu_IN" w:bidi="gu_IN"/>
-        </w:rPr>
-      </w:r>
-      <w:hyperlink r:id="rId207">
-        <w:r>
-          <w:rPr>
-            <w:lang w:val="gu_IN" w:bidi="gu_IN"/>
-          </w:rPr>
-          <w:rPr>
-            <w:color w:val="0000EE"/>
-            <w:u w:val="single"/>
-          </w:rPr>
-          <w:t>લૂક 6:37</w:t>
-        </w:r>
-      </w:hyperlink>
-    </w:p>
-    <w:p>
-      <w:pPr>
-        <w:pStyle w:val="ListBullet"/>
-        <w:spacing w:line="240" w:lineRule="auto"/>
-        <w:ind w:left="720"/>
-      </w:pPr>
-      <w:r>
-        <w:rPr>
-          <w:lang w:val="gu_IN" w:bidi="gu_IN"/>
-        </w:rPr>
-      </w:r>
-      <w:hyperlink r:id="rId208">
-        <w:r>
-          <w:rPr>
-            <w:lang w:val="gu_IN" w:bidi="gu_IN"/>
-          </w:rPr>
-          <w:rPr>
-            <w:color w:val="0000EE"/>
-            <w:u w:val="single"/>
-          </w:rPr>
-          <w:t>મીખાહ 3:9–11</w:t>
-        </w:r>
-      </w:hyperlink>
-    </w:p>
-    <w:p>
-      <w:pPr>
-        <w:pStyle w:val="ListBullet"/>
-        <w:spacing w:line="240" w:lineRule="auto"/>
-        <w:ind w:left="720"/>
-      </w:pPr>
-      <w:r>
-        <w:rPr>
-          <w:lang w:val="gu_IN" w:bidi="gu_IN"/>
-        </w:rPr>
-      </w:r>
-      <w:hyperlink r:id="rId209">
-        <w:r>
-          <w:rPr>
-            <w:lang w:val="gu_IN" w:bidi="gu_IN"/>
-          </w:rPr>
-          <w:rPr>
-            <w:color w:val="0000EE"/>
-            <w:u w:val="single"/>
-          </w:rPr>
-          <w:t>ગીતશાસ્ત્ર 54:1–3</w:t>
-        </w:r>
-      </w:hyperlink>
+      <w:r>
+        <w:rPr>
+          <w:lang w:val="gu_IN" w:bidi="gu_IN"/>
+        </w:rPr>
+        <w:t>1 યોહાન 4:17–18</w:t>
+      </w:r>
+    </w:p>
+    <w:p>
+      <w:pPr>
+        <w:pStyle w:val="ListBullet"/>
+        <w:spacing w:line="240" w:lineRule="auto"/>
+        <w:ind w:left="720"/>
+      </w:pPr>
+      <w:r>
+        <w:rPr>
+          <w:lang w:val="gu_IN" w:bidi="gu_IN"/>
+        </w:rPr>
+      </w:r>
+      <w:r>
+        <w:rPr>
+          <w:lang w:val="gu_IN" w:bidi="gu_IN"/>
+        </w:rPr>
+        <w:t>1 રાજા 3:7–9</w:t>
+      </w:r>
+    </w:p>
+    <w:p>
+      <w:pPr>
+        <w:pStyle w:val="ListBullet"/>
+        <w:spacing w:line="240" w:lineRule="auto"/>
+        <w:ind w:left="720"/>
+      </w:pPr>
+      <w:r>
+        <w:rPr>
+          <w:lang w:val="gu_IN" w:bidi="gu_IN"/>
+        </w:rPr>
+      </w:r>
+      <w:r>
+        <w:rPr>
+          <w:lang w:val="gu_IN" w:bidi="gu_IN"/>
+        </w:rPr>
+        <w:t>પ્રેરિતો 10:42–43</w:t>
+      </w:r>
+    </w:p>
+    <w:p>
+      <w:pPr>
+        <w:pStyle w:val="ListBullet"/>
+        <w:spacing w:line="240" w:lineRule="auto"/>
+        <w:ind w:left="720"/>
+      </w:pPr>
+      <w:r>
+        <w:rPr>
+          <w:lang w:val="gu_IN" w:bidi="gu_IN"/>
+        </w:rPr>
+      </w:r>
+      <w:r>
+        <w:rPr>
+          <w:lang w:val="gu_IN" w:bidi="gu_IN"/>
+        </w:rPr>
+        <w:t>યશાયા 3:13–15</w:t>
+      </w:r>
+    </w:p>
+    <w:p>
+      <w:pPr>
+        <w:pStyle w:val="ListBullet"/>
+        <w:spacing w:line="240" w:lineRule="auto"/>
+        <w:ind w:left="720"/>
+      </w:pPr>
+      <w:r>
+        <w:rPr>
+          <w:lang w:val="gu_IN" w:bidi="gu_IN"/>
+        </w:rPr>
+      </w:r>
+      <w:r>
+        <w:rPr>
+          <w:lang w:val="gu_IN" w:bidi="gu_IN"/>
+        </w:rPr>
+        <w:t>યાકૂબ 2:1–4</w:t>
+      </w:r>
+    </w:p>
+    <w:p>
+      <w:pPr>
+        <w:pStyle w:val="ListBullet"/>
+        <w:spacing w:line="240" w:lineRule="auto"/>
+        <w:ind w:left="720"/>
+      </w:pPr>
+      <w:r>
+        <w:rPr>
+          <w:lang w:val="gu_IN" w:bidi="gu_IN"/>
+        </w:rPr>
+      </w:r>
+      <w:r>
+        <w:rPr>
+          <w:lang w:val="gu_IN" w:bidi="gu_IN"/>
+        </w:rPr>
+        <w:t>લૂક 6:37</w:t>
+      </w:r>
+    </w:p>
+    <w:p>
+      <w:pPr>
+        <w:pStyle w:val="ListBullet"/>
+        <w:spacing w:line="240" w:lineRule="auto"/>
+        <w:ind w:left="720"/>
+      </w:pPr>
+      <w:r>
+        <w:rPr>
+          <w:lang w:val="gu_IN" w:bidi="gu_IN"/>
+        </w:rPr>
+      </w:r>
+      <w:r>
+        <w:rPr>
+          <w:lang w:val="gu_IN" w:bidi="gu_IN"/>
+        </w:rPr>
+        <w:t>મીખાહ 3:9–11</w:t>
+      </w:r>
+    </w:p>
+    <w:p>
+      <w:pPr>
+        <w:pStyle w:val="ListBullet"/>
+        <w:spacing w:line="240" w:lineRule="auto"/>
+        <w:ind w:left="720"/>
+      </w:pPr>
+      <w:r>
+        <w:rPr>
+          <w:lang w:val="gu_IN" w:bidi="gu_IN"/>
+        </w:rPr>
+      </w:r>
+      <w:r>
+        <w:rPr>
+          <w:lang w:val="gu_IN" w:bidi="gu_IN"/>
+        </w:rPr>
+        <w:t>ગીતશાસ્ત્ર 54:1–3</w:t>
+      </w:r>
     </w:p>
     <w:p>
       <w:pPr>
@@ -16922,570 +15717,426 @@
           <w:lang w:val="gu_IN" w:bidi="gu_IN"/>
         </w:rPr>
       </w:r>
-      <w:hyperlink r:id="rId210">
-        <w:r>
-          <w:rPr>
-            <w:lang w:val="gu_IN" w:bidi="gu_IN"/>
-          </w:rPr>
-          <w:rPr>
-            <w:color w:val="0000EE"/>
-            <w:u w:val="single"/>
-          </w:rPr>
-          <w:t>ઉત્પત્તિ 44:16–17</w:t>
-        </w:r>
-      </w:hyperlink>
-    </w:p>
-    <w:p>
-      <w:pPr>
-        <w:pStyle w:val="ListBullet"/>
-        <w:spacing w:line="240" w:lineRule="auto"/>
-        <w:ind w:left="720"/>
-      </w:pPr>
-      <w:r>
-        <w:rPr>
-          <w:lang w:val="gu_IN" w:bidi="gu_IN"/>
-        </w:rPr>
-      </w:r>
-      <w:hyperlink r:id="rId211">
-        <w:r>
-          <w:rPr>
-            <w:lang w:val="gu_IN" w:bidi="gu_IN"/>
-          </w:rPr>
-          <w:rPr>
-            <w:color w:val="0000EE"/>
-            <w:u w:val="single"/>
-          </w:rPr>
-          <w:t>1 કાળુવૃતાંત 18:14–17</w:t>
-        </w:r>
-      </w:hyperlink>
-    </w:p>
-    <w:p>
-      <w:pPr>
-        <w:pStyle w:val="ListBullet"/>
-        <w:spacing w:line="240" w:lineRule="auto"/>
-        <w:ind w:left="720"/>
-      </w:pPr>
-      <w:r>
-        <w:rPr>
-          <w:lang w:val="gu_IN" w:bidi="gu_IN"/>
-        </w:rPr>
-      </w:r>
-      <w:hyperlink r:id="rId212">
-        <w:r>
-          <w:rPr>
-            <w:lang w:val="gu_IN" w:bidi="gu_IN"/>
-          </w:rPr>
-          <w:rPr>
-            <w:color w:val="0000EE"/>
-            <w:u w:val="single"/>
-          </w:rPr>
-          <w:t>યશાયા 4:3–4</w:t>
-        </w:r>
-      </w:hyperlink>
-    </w:p>
-    <w:p>
-      <w:pPr>
-        <w:pStyle w:val="ListBullet"/>
-        <w:spacing w:line="240" w:lineRule="auto"/>
-        <w:ind w:left="720"/>
-      </w:pPr>
-      <w:r>
-        <w:rPr>
-          <w:lang w:val="gu_IN" w:bidi="gu_IN"/>
-        </w:rPr>
-      </w:r>
-      <w:hyperlink r:id="rId213">
-        <w:r>
-          <w:rPr>
-            <w:lang w:val="gu_IN" w:bidi="gu_IN"/>
-          </w:rPr>
-          <w:rPr>
-            <w:color w:val="0000EE"/>
-            <w:u w:val="single"/>
-          </w:rPr>
-          <w:t>યર્મિયા 22:1–3</w:t>
-        </w:r>
-      </w:hyperlink>
-    </w:p>
-    <w:p>
-      <w:pPr>
-        <w:pStyle w:val="ListBullet"/>
-        <w:spacing w:line="240" w:lineRule="auto"/>
-        <w:ind w:left="720"/>
-      </w:pPr>
-      <w:r>
-        <w:rPr>
-          <w:lang w:val="gu_IN" w:bidi="gu_IN"/>
-        </w:rPr>
-      </w:r>
-      <w:hyperlink r:id="rId214">
-        <w:r>
-          <w:rPr>
-            <w:lang w:val="gu_IN" w:bidi="gu_IN"/>
-          </w:rPr>
-          <w:rPr>
-            <w:color w:val="0000EE"/>
-            <w:u w:val="single"/>
-          </w:rPr>
-          <w:t>હઝકિયેલ 18:16–17</w:t>
-        </w:r>
-      </w:hyperlink>
-    </w:p>
-    <w:p>
-      <w:pPr>
-        <w:pStyle w:val="ListBullet"/>
-        <w:spacing w:line="240" w:lineRule="auto"/>
-        <w:ind w:left="720"/>
-      </w:pPr>
-      <w:r>
-        <w:rPr>
-          <w:lang w:val="gu_IN" w:bidi="gu_IN"/>
-        </w:rPr>
-      </w:r>
-      <w:hyperlink r:id="rId215">
-        <w:r>
-          <w:rPr>
-            <w:lang w:val="gu_IN" w:bidi="gu_IN"/>
-          </w:rPr>
-          <w:rPr>
-            <w:color w:val="0000EE"/>
-            <w:u w:val="single"/>
-          </w:rPr>
-          <w:t>મીખાહ 3:8</w:t>
-        </w:r>
-      </w:hyperlink>
-    </w:p>
-    <w:p>
-      <w:pPr>
-        <w:pStyle w:val="ListBullet"/>
-        <w:spacing w:line="240" w:lineRule="auto"/>
-        <w:ind w:left="720"/>
-      </w:pPr>
-      <w:r>
-        <w:rPr>
-          <w:lang w:val="gu_IN" w:bidi="gu_IN"/>
-        </w:rPr>
-      </w:r>
-      <w:hyperlink r:id="rId216">
-        <w:r>
-          <w:rPr>
-            <w:lang w:val="gu_IN" w:bidi="gu_IN"/>
-          </w:rPr>
-          <w:rPr>
-            <w:color w:val="0000EE"/>
-            <w:u w:val="single"/>
-          </w:rPr>
-          <w:t>માથ્થી 5:43–45</w:t>
-        </w:r>
-      </w:hyperlink>
-    </w:p>
-    <w:p>
-      <w:pPr>
-        <w:pStyle w:val="ListBullet"/>
-        <w:spacing w:line="240" w:lineRule="auto"/>
-        <w:ind w:left="720"/>
-      </w:pPr>
-      <w:r>
-        <w:rPr>
-          <w:lang w:val="gu_IN" w:bidi="gu_IN"/>
-        </w:rPr>
-      </w:r>
-      <w:hyperlink r:id="rId217">
-        <w:r>
-          <w:rPr>
-            <w:lang w:val="gu_IN" w:bidi="gu_IN"/>
-          </w:rPr>
-          <w:rPr>
-            <w:color w:val="0000EE"/>
-            <w:u w:val="single"/>
-          </w:rPr>
-          <w:t>માથ્થી 11:18–19</w:t>
-        </w:r>
-      </w:hyperlink>
-    </w:p>
-    <w:p>
-      <w:pPr>
-        <w:pStyle w:val="ListBullet"/>
-        <w:spacing w:line="240" w:lineRule="auto"/>
-        <w:ind w:left="720"/>
-      </w:pPr>
-      <w:r>
-        <w:rPr>
-          <w:lang w:val="gu_IN" w:bidi="gu_IN"/>
-        </w:rPr>
-      </w:r>
-      <w:hyperlink r:id="rId218">
-        <w:r>
-          <w:rPr>
-            <w:lang w:val="gu_IN" w:bidi="gu_IN"/>
-          </w:rPr>
-          <w:rPr>
-            <w:color w:val="0000EE"/>
-            <w:u w:val="single"/>
-          </w:rPr>
-          <w:t>માથ્થી 23:23–24</w:t>
-        </w:r>
-      </w:hyperlink>
-    </w:p>
-    <w:p>
-      <w:pPr>
-        <w:pStyle w:val="ListBullet"/>
-        <w:spacing w:line="240" w:lineRule="auto"/>
-        <w:ind w:left="720"/>
-      </w:pPr>
-      <w:r>
-        <w:rPr>
-          <w:lang w:val="gu_IN" w:bidi="gu_IN"/>
-        </w:rPr>
-      </w:r>
-      <w:hyperlink r:id="rId219">
-        <w:r>
-          <w:rPr>
-            <w:lang w:val="gu_IN" w:bidi="gu_IN"/>
-          </w:rPr>
-          <w:rPr>
-            <w:color w:val="0000EE"/>
-            <w:u w:val="single"/>
-          </w:rPr>
-          <w:t>લૂક 18:3–5</w:t>
-        </w:r>
-      </w:hyperlink>
-    </w:p>
-    <w:p>
-      <w:pPr>
-        <w:pStyle w:val="ListBullet"/>
-        <w:spacing w:line="240" w:lineRule="auto"/>
-        <w:ind w:left="720"/>
-      </w:pPr>
-      <w:r>
-        <w:rPr>
-          <w:lang w:val="gu_IN" w:bidi="gu_IN"/>
-        </w:rPr>
-      </w:r>
-      <w:hyperlink r:id="rId220">
-        <w:r>
-          <w:rPr>
-            <w:lang w:val="gu_IN" w:bidi="gu_IN"/>
-          </w:rPr>
-          <w:rPr>
-            <w:color w:val="0000EE"/>
-            <w:u w:val="single"/>
-          </w:rPr>
-          <w:t>લૂક 18:6–8</w:t>
-        </w:r>
-      </w:hyperlink>
-    </w:p>
-    <w:p>
-      <w:pPr>
-        <w:pStyle w:val="ListBullet"/>
-        <w:spacing w:line="240" w:lineRule="auto"/>
-        <w:ind w:left="720"/>
-      </w:pPr>
-      <w:r>
-        <w:rPr>
-          <w:lang w:val="gu_IN" w:bidi="gu_IN"/>
-        </w:rPr>
-      </w:r>
-      <w:hyperlink r:id="rId41">
-        <w:r>
-          <w:rPr>
-            <w:lang w:val="gu_IN" w:bidi="gu_IN"/>
-          </w:rPr>
-          <w:rPr>
-            <w:color w:val="0000EE"/>
-            <w:u w:val="single"/>
-          </w:rPr>
-          <w:t>લૂક 18:13–14</w:t>
-        </w:r>
-      </w:hyperlink>
-    </w:p>
-    <w:p>
-      <w:pPr>
-        <w:pStyle w:val="ListBullet"/>
-        <w:spacing w:line="240" w:lineRule="auto"/>
-        <w:ind w:left="720"/>
-      </w:pPr>
-      <w:r>
-        <w:rPr>
-          <w:lang w:val="gu_IN" w:bidi="gu_IN"/>
-        </w:rPr>
-      </w:r>
-      <w:hyperlink r:id="rId221">
-        <w:r>
-          <w:rPr>
-            <w:lang w:val="gu_IN" w:bidi="gu_IN"/>
-          </w:rPr>
-          <w:rPr>
-            <w:color w:val="0000EE"/>
-            <w:u w:val="single"/>
-          </w:rPr>
-          <w:t>લૂક 21:20–22</w:t>
-        </w:r>
-      </w:hyperlink>
-    </w:p>
-    <w:p>
-      <w:pPr>
-        <w:pStyle w:val="ListBullet"/>
-        <w:spacing w:line="240" w:lineRule="auto"/>
-        <w:ind w:left="720"/>
-      </w:pPr>
-      <w:r>
-        <w:rPr>
-          <w:lang w:val="gu_IN" w:bidi="gu_IN"/>
-        </w:rPr>
-      </w:r>
-      <w:hyperlink r:id="rId222">
-        <w:r>
-          <w:rPr>
-            <w:lang w:val="gu_IN" w:bidi="gu_IN"/>
-          </w:rPr>
-          <w:rPr>
-            <w:color w:val="0000EE"/>
-            <w:u w:val="single"/>
-          </w:rPr>
-          <w:t>લૂક 23:39–41</w:t>
-        </w:r>
-      </w:hyperlink>
-    </w:p>
-    <w:p>
-      <w:pPr>
-        <w:pStyle w:val="ListBullet"/>
-        <w:spacing w:line="240" w:lineRule="auto"/>
-        <w:ind w:left="720"/>
-      </w:pPr>
-      <w:r>
-        <w:rPr>
-          <w:lang w:val="gu_IN" w:bidi="gu_IN"/>
-        </w:rPr>
-      </w:r>
-      <w:hyperlink r:id="rId223">
-        <w:r>
-          <w:rPr>
-            <w:lang w:val="gu_IN" w:bidi="gu_IN"/>
-          </w:rPr>
-          <w:rPr>
-            <w:color w:val="0000EE"/>
-            <w:u w:val="single"/>
-          </w:rPr>
-          <w:t>પ્રેરિતોના કૃત્યો 13:38–39</w:t>
-        </w:r>
-      </w:hyperlink>
-    </w:p>
-    <w:p>
-      <w:pPr>
-        <w:pStyle w:val="ListBullet"/>
-        <w:spacing w:line="240" w:lineRule="auto"/>
-        <w:ind w:left="720"/>
-      </w:pPr>
-      <w:r>
-        <w:rPr>
-          <w:lang w:val="gu_IN" w:bidi="gu_IN"/>
-        </w:rPr>
-      </w:r>
-      <w:hyperlink r:id="rId224">
-        <w:r>
-          <w:rPr>
-            <w:lang w:val="gu_IN" w:bidi="gu_IN"/>
-          </w:rPr>
-          <w:rPr>
-            <w:color w:val="0000EE"/>
-            <w:u w:val="single"/>
-          </w:rPr>
-          <w:t>પ્રેરિતોના કૃત્યો 28:3–4</w:t>
-        </w:r>
-      </w:hyperlink>
-    </w:p>
-    <w:p>
-      <w:pPr>
-        <w:pStyle w:val="ListBullet"/>
-        <w:spacing w:line="240" w:lineRule="auto"/>
-        <w:ind w:left="720"/>
-      </w:pPr>
-      <w:r>
-        <w:rPr>
-          <w:lang w:val="gu_IN" w:bidi="gu_IN"/>
-        </w:rPr>
-      </w:r>
-      <w:hyperlink r:id="rId225">
-        <w:r>
-          <w:rPr>
-            <w:lang w:val="gu_IN" w:bidi="gu_IN"/>
-          </w:rPr>
-          <w:rPr>
-            <w:color w:val="0000EE"/>
-            <w:u w:val="single"/>
-          </w:rPr>
-          <w:t>રોમનો 4:1–3</w:t>
-        </w:r>
-      </w:hyperlink>
-    </w:p>
-    <w:p>
-      <w:pPr>
-        <w:pStyle w:val="ListBullet"/>
-        <w:spacing w:line="240" w:lineRule="auto"/>
-        <w:ind w:left="720"/>
-      </w:pPr>
-      <w:r>
-        <w:rPr>
-          <w:lang w:val="gu_IN" w:bidi="gu_IN"/>
-        </w:rPr>
-      </w:r>
-      <w:hyperlink r:id="rId226">
-        <w:r>
-          <w:rPr>
-            <w:lang w:val="gu_IN" w:bidi="gu_IN"/>
-          </w:rPr>
-          <w:rPr>
-            <w:color w:val="0000EE"/>
-            <w:u w:val="single"/>
-          </w:rPr>
-          <w:t>ગલાતીઓ 3:6–9</w:t>
-        </w:r>
-      </w:hyperlink>
-    </w:p>
-    <w:p>
-      <w:pPr>
-        <w:pStyle w:val="ListBullet"/>
-        <w:spacing w:line="240" w:lineRule="auto"/>
-        <w:ind w:left="720"/>
-      </w:pPr>
-      <w:r>
-        <w:rPr>
-          <w:lang w:val="gu_IN" w:bidi="gu_IN"/>
-        </w:rPr>
-      </w:r>
-      <w:hyperlink r:id="rId227">
-        <w:r>
-          <w:rPr>
-            <w:lang w:val="gu_IN" w:bidi="gu_IN"/>
-          </w:rPr>
-          <w:rPr>
-            <w:color w:val="0000EE"/>
-            <w:u w:val="single"/>
-          </w:rPr>
-          <w:t>ગલાતીઓ 3:10–12</w:t>
-        </w:r>
-      </w:hyperlink>
-    </w:p>
-    <w:p>
-      <w:pPr>
-        <w:pStyle w:val="ListBullet"/>
-        <w:spacing w:line="240" w:lineRule="auto"/>
-        <w:ind w:left="720"/>
-      </w:pPr>
-      <w:r>
-        <w:rPr>
-          <w:lang w:val="gu_IN" w:bidi="gu_IN"/>
-        </w:rPr>
-      </w:r>
-      <w:hyperlink r:id="rId228">
-        <w:r>
-          <w:rPr>
-            <w:lang w:val="gu_IN" w:bidi="gu_IN"/>
-          </w:rPr>
-          <w:rPr>
-            <w:color w:val="0000EE"/>
-            <w:u w:val="single"/>
-          </w:rPr>
-          <w:t>ગલાતીઓ 5:3–4</w:t>
-        </w:r>
-      </w:hyperlink>
-    </w:p>
-    <w:p>
-      <w:pPr>
-        <w:pStyle w:val="ListBullet"/>
-        <w:spacing w:line="240" w:lineRule="auto"/>
-        <w:ind w:left="720"/>
-      </w:pPr>
-      <w:r>
-        <w:rPr>
-          <w:lang w:val="gu_IN" w:bidi="gu_IN"/>
-        </w:rPr>
-      </w:r>
-      <w:hyperlink r:id="rId229">
-        <w:r>
-          <w:rPr>
-            <w:lang w:val="gu_IN" w:bidi="gu_IN"/>
-          </w:rPr>
-          <w:rPr>
-            <w:color w:val="0000EE"/>
-            <w:u w:val="single"/>
-          </w:rPr>
-          <w:t>તિતસ 3:6–7</w:t>
-        </w:r>
-      </w:hyperlink>
-    </w:p>
-    <w:p>
-      <w:pPr>
-        <w:pStyle w:val="ListBullet"/>
-        <w:spacing w:line="240" w:lineRule="auto"/>
-        <w:ind w:left="720"/>
-      </w:pPr>
-      <w:r>
-        <w:rPr>
-          <w:lang w:val="gu_IN" w:bidi="gu_IN"/>
-        </w:rPr>
-      </w:r>
-      <w:hyperlink r:id="rId230">
-        <w:r>
-          <w:rPr>
-            <w:lang w:val="gu_IN" w:bidi="gu_IN"/>
-          </w:rPr>
-          <w:rPr>
-            <w:color w:val="0000EE"/>
-            <w:u w:val="single"/>
-          </w:rPr>
-          <w:t>હિબ્રૂઓ 6:9–10</w:t>
-        </w:r>
-      </w:hyperlink>
-    </w:p>
-    <w:p>
-      <w:pPr>
-        <w:pStyle w:val="ListBullet"/>
-        <w:spacing w:line="240" w:lineRule="auto"/>
-        <w:ind w:left="720"/>
-      </w:pPr>
-      <w:r>
-        <w:rPr>
-          <w:lang w:val="gu_IN" w:bidi="gu_IN"/>
-        </w:rPr>
-      </w:r>
-      <w:hyperlink r:id="rId231">
-        <w:r>
-          <w:rPr>
-            <w:lang w:val="gu_IN" w:bidi="gu_IN"/>
-          </w:rPr>
-          <w:rPr>
-            <w:color w:val="0000EE"/>
-            <w:u w:val="single"/>
-          </w:rPr>
-          <w:t>યાકુબ 2:21–24</w:t>
-        </w:r>
-      </w:hyperlink>
-    </w:p>
-    <w:p>
-      <w:pPr>
-        <w:pStyle w:val="ListBullet"/>
-        <w:spacing w:line="240" w:lineRule="auto"/>
-        <w:ind w:left="720"/>
-      </w:pPr>
-      <w:r>
-        <w:rPr>
-          <w:lang w:val="gu_IN" w:bidi="gu_IN"/>
-        </w:rPr>
-      </w:r>
-      <w:hyperlink r:id="rId232">
-        <w:r>
-          <w:rPr>
-            <w:lang w:val="gu_IN" w:bidi="gu_IN"/>
-          </w:rPr>
-          <w:rPr>
-            <w:color w:val="0000EE"/>
-            <w:u w:val="single"/>
-          </w:rPr>
-          <w:t>પ્રકટીકરણ 15:3–4</w:t>
-        </w:r>
-      </w:hyperlink>
+      <w:r>
+        <w:rPr>
+          <w:lang w:val="gu_IN" w:bidi="gu_IN"/>
+        </w:rPr>
+        <w:t>ઉત્પત્તિ 44:16–17</w:t>
+      </w:r>
+    </w:p>
+    <w:p>
+      <w:pPr>
+        <w:pStyle w:val="ListBullet"/>
+        <w:spacing w:line="240" w:lineRule="auto"/>
+        <w:ind w:left="720"/>
+      </w:pPr>
+      <w:r>
+        <w:rPr>
+          <w:lang w:val="gu_IN" w:bidi="gu_IN"/>
+        </w:rPr>
+      </w:r>
+      <w:r>
+        <w:rPr>
+          <w:lang w:val="gu_IN" w:bidi="gu_IN"/>
+        </w:rPr>
+        <w:t>1 કાળુવૃતાંત 18:14–17</w:t>
+      </w:r>
+    </w:p>
+    <w:p>
+      <w:pPr>
+        <w:pStyle w:val="ListBullet"/>
+        <w:spacing w:line="240" w:lineRule="auto"/>
+        <w:ind w:left="720"/>
+      </w:pPr>
+      <w:r>
+        <w:rPr>
+          <w:lang w:val="gu_IN" w:bidi="gu_IN"/>
+        </w:rPr>
+      </w:r>
+      <w:r>
+        <w:rPr>
+          <w:lang w:val="gu_IN" w:bidi="gu_IN"/>
+        </w:rPr>
+        <w:t>યશાયા 4:3–4</w:t>
+      </w:r>
+    </w:p>
+    <w:p>
+      <w:pPr>
+        <w:pStyle w:val="ListBullet"/>
+        <w:spacing w:line="240" w:lineRule="auto"/>
+        <w:ind w:left="720"/>
+      </w:pPr>
+      <w:r>
+        <w:rPr>
+          <w:lang w:val="gu_IN" w:bidi="gu_IN"/>
+        </w:rPr>
+      </w:r>
+      <w:r>
+        <w:rPr>
+          <w:lang w:val="gu_IN" w:bidi="gu_IN"/>
+        </w:rPr>
+        <w:t>યર્મિયા 22:1–3</w:t>
+      </w:r>
+    </w:p>
+    <w:p>
+      <w:pPr>
+        <w:pStyle w:val="ListBullet"/>
+        <w:spacing w:line="240" w:lineRule="auto"/>
+        <w:ind w:left="720"/>
+      </w:pPr>
+      <w:r>
+        <w:rPr>
+          <w:lang w:val="gu_IN" w:bidi="gu_IN"/>
+        </w:rPr>
+      </w:r>
+      <w:r>
+        <w:rPr>
+          <w:lang w:val="gu_IN" w:bidi="gu_IN"/>
+        </w:rPr>
+        <w:t>હઝકિયેલ 18:16–17</w:t>
+      </w:r>
+    </w:p>
+    <w:p>
+      <w:pPr>
+        <w:pStyle w:val="ListBullet"/>
+        <w:spacing w:line="240" w:lineRule="auto"/>
+        <w:ind w:left="720"/>
+      </w:pPr>
+      <w:r>
+        <w:rPr>
+          <w:lang w:val="gu_IN" w:bidi="gu_IN"/>
+        </w:rPr>
+      </w:r>
+      <w:r>
+        <w:rPr>
+          <w:lang w:val="gu_IN" w:bidi="gu_IN"/>
+        </w:rPr>
+        <w:t>મીખાહ 3:8</w:t>
+      </w:r>
+    </w:p>
+    <w:p>
+      <w:pPr>
+        <w:pStyle w:val="ListBullet"/>
+        <w:spacing w:line="240" w:lineRule="auto"/>
+        <w:ind w:left="720"/>
+      </w:pPr>
+      <w:r>
+        <w:rPr>
+          <w:lang w:val="gu_IN" w:bidi="gu_IN"/>
+        </w:rPr>
+      </w:r>
+      <w:r>
+        <w:rPr>
+          <w:lang w:val="gu_IN" w:bidi="gu_IN"/>
+        </w:rPr>
+        <w:t>માથ્થી 5:43–45</w:t>
+      </w:r>
+    </w:p>
+    <w:p>
+      <w:pPr>
+        <w:pStyle w:val="ListBullet"/>
+        <w:spacing w:line="240" w:lineRule="auto"/>
+        <w:ind w:left="720"/>
+      </w:pPr>
+      <w:r>
+        <w:rPr>
+          <w:lang w:val="gu_IN" w:bidi="gu_IN"/>
+        </w:rPr>
+      </w:r>
+      <w:r>
+        <w:rPr>
+          <w:lang w:val="gu_IN" w:bidi="gu_IN"/>
+        </w:rPr>
+        <w:t>માથ્થી 11:18–19</w:t>
+      </w:r>
+    </w:p>
+    <w:p>
+      <w:pPr>
+        <w:pStyle w:val="ListBullet"/>
+        <w:spacing w:line="240" w:lineRule="auto"/>
+        <w:ind w:left="720"/>
+      </w:pPr>
+      <w:r>
+        <w:rPr>
+          <w:lang w:val="gu_IN" w:bidi="gu_IN"/>
+        </w:rPr>
+      </w:r>
+      <w:r>
+        <w:rPr>
+          <w:lang w:val="gu_IN" w:bidi="gu_IN"/>
+        </w:rPr>
+        <w:t>માથ્થી 23:23–24</w:t>
+      </w:r>
+    </w:p>
+    <w:p>
+      <w:pPr>
+        <w:pStyle w:val="ListBullet"/>
+        <w:spacing w:line="240" w:lineRule="auto"/>
+        <w:ind w:left="720"/>
+      </w:pPr>
+      <w:r>
+        <w:rPr>
+          <w:lang w:val="gu_IN" w:bidi="gu_IN"/>
+        </w:rPr>
+      </w:r>
+      <w:r>
+        <w:rPr>
+          <w:lang w:val="gu_IN" w:bidi="gu_IN"/>
+        </w:rPr>
+        <w:t>લૂક 18:3–5</w:t>
+      </w:r>
+    </w:p>
+    <w:p>
+      <w:pPr>
+        <w:pStyle w:val="ListBullet"/>
+        <w:spacing w:line="240" w:lineRule="auto"/>
+        <w:ind w:left="720"/>
+      </w:pPr>
+      <w:r>
+        <w:rPr>
+          <w:lang w:val="gu_IN" w:bidi="gu_IN"/>
+        </w:rPr>
+      </w:r>
+      <w:r>
+        <w:rPr>
+          <w:lang w:val="gu_IN" w:bidi="gu_IN"/>
+        </w:rPr>
+        <w:t>લૂક 18:6–8</w:t>
+      </w:r>
+    </w:p>
+    <w:p>
+      <w:pPr>
+        <w:pStyle w:val="ListBullet"/>
+        <w:spacing w:line="240" w:lineRule="auto"/>
+        <w:ind w:left="720"/>
+      </w:pPr>
+      <w:r>
+        <w:rPr>
+          <w:lang w:val="gu_IN" w:bidi="gu_IN"/>
+        </w:rPr>
+      </w:r>
+      <w:r>
+        <w:rPr>
+          <w:lang w:val="gu_IN" w:bidi="gu_IN"/>
+        </w:rPr>
+        <w:t>લૂક 18:13–14</w:t>
+      </w:r>
+    </w:p>
+    <w:p>
+      <w:pPr>
+        <w:pStyle w:val="ListBullet"/>
+        <w:spacing w:line="240" w:lineRule="auto"/>
+        <w:ind w:left="720"/>
+      </w:pPr>
+      <w:r>
+        <w:rPr>
+          <w:lang w:val="gu_IN" w:bidi="gu_IN"/>
+        </w:rPr>
+      </w:r>
+      <w:r>
+        <w:rPr>
+          <w:lang w:val="gu_IN" w:bidi="gu_IN"/>
+        </w:rPr>
+        <w:t>લૂક 21:20–22</w:t>
+      </w:r>
+    </w:p>
+    <w:p>
+      <w:pPr>
+        <w:pStyle w:val="ListBullet"/>
+        <w:spacing w:line="240" w:lineRule="auto"/>
+        <w:ind w:left="720"/>
+      </w:pPr>
+      <w:r>
+        <w:rPr>
+          <w:lang w:val="gu_IN" w:bidi="gu_IN"/>
+        </w:rPr>
+      </w:r>
+      <w:r>
+        <w:rPr>
+          <w:lang w:val="gu_IN" w:bidi="gu_IN"/>
+        </w:rPr>
+        <w:t>લૂક 23:39–41</w:t>
+      </w:r>
+    </w:p>
+    <w:p>
+      <w:pPr>
+        <w:pStyle w:val="ListBullet"/>
+        <w:spacing w:line="240" w:lineRule="auto"/>
+        <w:ind w:left="720"/>
+      </w:pPr>
+      <w:r>
+        <w:rPr>
+          <w:lang w:val="gu_IN" w:bidi="gu_IN"/>
+        </w:rPr>
+      </w:r>
+      <w:r>
+        <w:rPr>
+          <w:lang w:val="gu_IN" w:bidi="gu_IN"/>
+        </w:rPr>
+        <w:t>પ્રેરિતોના કૃત્યો 13:38–39</w:t>
+      </w:r>
+    </w:p>
+    <w:p>
+      <w:pPr>
+        <w:pStyle w:val="ListBullet"/>
+        <w:spacing w:line="240" w:lineRule="auto"/>
+        <w:ind w:left="720"/>
+      </w:pPr>
+      <w:r>
+        <w:rPr>
+          <w:lang w:val="gu_IN" w:bidi="gu_IN"/>
+        </w:rPr>
+      </w:r>
+      <w:r>
+        <w:rPr>
+          <w:lang w:val="gu_IN" w:bidi="gu_IN"/>
+        </w:rPr>
+        <w:t>પ્રેરિતોના કૃત્યો 28:3–4</w:t>
+      </w:r>
+    </w:p>
+    <w:p>
+      <w:pPr>
+        <w:pStyle w:val="ListBullet"/>
+        <w:spacing w:line="240" w:lineRule="auto"/>
+        <w:ind w:left="720"/>
+      </w:pPr>
+      <w:r>
+        <w:rPr>
+          <w:lang w:val="gu_IN" w:bidi="gu_IN"/>
+        </w:rPr>
+      </w:r>
+      <w:r>
+        <w:rPr>
+          <w:lang w:val="gu_IN" w:bidi="gu_IN"/>
+        </w:rPr>
+        <w:t>રોમનો 4:1–3</w:t>
+      </w:r>
+    </w:p>
+    <w:p>
+      <w:pPr>
+        <w:pStyle w:val="ListBullet"/>
+        <w:spacing w:line="240" w:lineRule="auto"/>
+        <w:ind w:left="720"/>
+      </w:pPr>
+      <w:r>
+        <w:rPr>
+          <w:lang w:val="gu_IN" w:bidi="gu_IN"/>
+        </w:rPr>
+      </w:r>
+      <w:r>
+        <w:rPr>
+          <w:lang w:val="gu_IN" w:bidi="gu_IN"/>
+        </w:rPr>
+        <w:t>ગલાતીઓ 3:6–9</w:t>
+      </w:r>
+    </w:p>
+    <w:p>
+      <w:pPr>
+        <w:pStyle w:val="ListBullet"/>
+        <w:spacing w:line="240" w:lineRule="auto"/>
+        <w:ind w:left="720"/>
+      </w:pPr>
+      <w:r>
+        <w:rPr>
+          <w:lang w:val="gu_IN" w:bidi="gu_IN"/>
+        </w:rPr>
+      </w:r>
+      <w:r>
+        <w:rPr>
+          <w:lang w:val="gu_IN" w:bidi="gu_IN"/>
+        </w:rPr>
+        <w:t>ગલાતીઓ 3:10–12</w:t>
+      </w:r>
+    </w:p>
+    <w:p>
+      <w:pPr>
+        <w:pStyle w:val="ListBullet"/>
+        <w:spacing w:line="240" w:lineRule="auto"/>
+        <w:ind w:left="720"/>
+      </w:pPr>
+      <w:r>
+        <w:rPr>
+          <w:lang w:val="gu_IN" w:bidi="gu_IN"/>
+        </w:rPr>
+      </w:r>
+      <w:r>
+        <w:rPr>
+          <w:lang w:val="gu_IN" w:bidi="gu_IN"/>
+        </w:rPr>
+        <w:t>ગલાતીઓ 5:3–4</w:t>
+      </w:r>
+    </w:p>
+    <w:p>
+      <w:pPr>
+        <w:pStyle w:val="ListBullet"/>
+        <w:spacing w:line="240" w:lineRule="auto"/>
+        <w:ind w:left="720"/>
+      </w:pPr>
+      <w:r>
+        <w:rPr>
+          <w:lang w:val="gu_IN" w:bidi="gu_IN"/>
+        </w:rPr>
+      </w:r>
+      <w:r>
+        <w:rPr>
+          <w:lang w:val="gu_IN" w:bidi="gu_IN"/>
+        </w:rPr>
+        <w:t>તિતસ 3:6–7</w:t>
+      </w:r>
+    </w:p>
+    <w:p>
+      <w:pPr>
+        <w:pStyle w:val="ListBullet"/>
+        <w:spacing w:line="240" w:lineRule="auto"/>
+        <w:ind w:left="720"/>
+      </w:pPr>
+      <w:r>
+        <w:rPr>
+          <w:lang w:val="gu_IN" w:bidi="gu_IN"/>
+        </w:rPr>
+      </w:r>
+      <w:r>
+        <w:rPr>
+          <w:lang w:val="gu_IN" w:bidi="gu_IN"/>
+        </w:rPr>
+        <w:t>હિબ્રૂઓ 6:9–10</w:t>
+      </w:r>
+    </w:p>
+    <w:p>
+      <w:pPr>
+        <w:pStyle w:val="ListBullet"/>
+        <w:spacing w:line="240" w:lineRule="auto"/>
+        <w:ind w:left="720"/>
+      </w:pPr>
+      <w:r>
+        <w:rPr>
+          <w:lang w:val="gu_IN" w:bidi="gu_IN"/>
+        </w:rPr>
+      </w:r>
+      <w:r>
+        <w:rPr>
+          <w:lang w:val="gu_IN" w:bidi="gu_IN"/>
+        </w:rPr>
+        <w:t>યાકુબ 2:21–24</w:t>
+      </w:r>
+    </w:p>
+    <w:p>
+      <w:pPr>
+        <w:pStyle w:val="ListBullet"/>
+        <w:spacing w:line="240" w:lineRule="auto"/>
+        <w:ind w:left="720"/>
+      </w:pPr>
+      <w:r>
+        <w:rPr>
+          <w:lang w:val="gu_IN" w:bidi="gu_IN"/>
+        </w:rPr>
+      </w:r>
+      <w:r>
+        <w:rPr>
+          <w:lang w:val="gu_IN" w:bidi="gu_IN"/>
+        </w:rPr>
+        <w:t>પ્રકટીકરણ 15:3–4</w:t>
+      </w:r>
     </w:p>
     <w:p>
       <w:pPr>
@@ -18329,474 +16980,354 @@
           <w:lang w:val="gu_IN" w:bidi="gu_IN"/>
         </w:rPr>
       </w:r>
-      <w:hyperlink r:id="rId233">
-        <w:r>
-          <w:rPr>
-            <w:lang w:val="gu_IN" w:bidi="gu_IN"/>
-          </w:rPr>
-          <w:rPr>
-            <w:color w:val="0000EE"/>
-            <w:u w:val="single"/>
-          </w:rPr>
-          <w:t>પુનર્નિયમ 19:15–16</w:t>
-        </w:r>
-      </w:hyperlink>
-    </w:p>
-    <w:p>
-      <w:pPr>
-        <w:pStyle w:val="ListBullet"/>
-        <w:spacing w:line="240" w:lineRule="auto"/>
-        <w:ind w:left="720"/>
-      </w:pPr>
-      <w:r>
-        <w:rPr>
-          <w:lang w:val="gu_IN" w:bidi="gu_IN"/>
-        </w:rPr>
-      </w:r>
-      <w:hyperlink r:id="rId234">
-        <w:r>
-          <w:rPr>
-            <w:lang w:val="gu_IN" w:bidi="gu_IN"/>
-          </w:rPr>
-          <w:rPr>
-            <w:color w:val="0000EE"/>
-            <w:u w:val="single"/>
-          </w:rPr>
-          <w:t>અયૂબ 1:6–8</w:t>
-        </w:r>
-      </w:hyperlink>
-    </w:p>
-    <w:p>
-      <w:pPr>
-        <w:pStyle w:val="ListBullet"/>
-        <w:spacing w:line="240" w:lineRule="auto"/>
-        <w:ind w:left="720"/>
-      </w:pPr>
-      <w:r>
-        <w:rPr>
-          <w:lang w:val="gu_IN" w:bidi="gu_IN"/>
-        </w:rPr>
-      </w:r>
-      <w:hyperlink r:id="rId235">
-        <w:r>
-          <w:rPr>
-            <w:lang w:val="gu_IN" w:bidi="gu_IN"/>
-          </w:rPr>
-          <w:rPr>
-            <w:color w:val="0000EE"/>
-            <w:u w:val="single"/>
-          </w:rPr>
-          <w:t>ગીતશાસ્ત્ર 37:28–30</w:t>
-        </w:r>
-      </w:hyperlink>
-    </w:p>
-    <w:p>
-      <w:pPr>
-        <w:pStyle w:val="ListBullet"/>
-        <w:spacing w:line="240" w:lineRule="auto"/>
-        <w:ind w:left="720"/>
-      </w:pPr>
-      <w:r>
-        <w:rPr>
-          <w:lang w:val="gu_IN" w:bidi="gu_IN"/>
-        </w:rPr>
-      </w:r>
-      <w:hyperlink r:id="rId236">
-        <w:r>
-          <w:rPr>
-            <w:lang w:val="gu_IN" w:bidi="gu_IN"/>
-          </w:rPr>
-          <w:rPr>
-            <w:color w:val="0000EE"/>
-            <w:u w:val="single"/>
-          </w:rPr>
-          <w:t>ગીતશાસ્ત્ર 49:14–15</w:t>
-        </w:r>
-      </w:hyperlink>
-    </w:p>
-    <w:p>
-      <w:pPr>
-        <w:pStyle w:val="ListBullet"/>
-        <w:spacing w:line="240" w:lineRule="auto"/>
-        <w:ind w:left="720"/>
-      </w:pPr>
-      <w:r>
-        <w:rPr>
-          <w:lang w:val="gu_IN" w:bidi="gu_IN"/>
-        </w:rPr>
-      </w:r>
-      <w:hyperlink r:id="rId237">
-        <w:r>
-          <w:rPr>
-            <w:lang w:val="gu_IN" w:bidi="gu_IN"/>
-          </w:rPr>
-          <w:rPr>
-            <w:color w:val="0000EE"/>
-            <w:u w:val="single"/>
-          </w:rPr>
-          <w:t>ગીતશાસ્ત્ર 107:41–43</w:t>
-        </w:r>
-      </w:hyperlink>
-    </w:p>
-    <w:p>
-      <w:pPr>
-        <w:pStyle w:val="ListBullet"/>
-        <w:spacing w:line="240" w:lineRule="auto"/>
-        <w:ind w:left="720"/>
-      </w:pPr>
-      <w:r>
-        <w:rPr>
-          <w:lang w:val="gu_IN" w:bidi="gu_IN"/>
-        </w:rPr>
-      </w:r>
-      <w:hyperlink r:id="rId238">
-        <w:r>
-          <w:rPr>
-            <w:lang w:val="gu_IN" w:bidi="gu_IN"/>
-          </w:rPr>
-          <w:rPr>
-            <w:color w:val="0000EE"/>
-            <w:u w:val="single"/>
-          </w:rPr>
-          <w:t>સભાશિક્ષક 12:10–11</w:t>
-        </w:r>
-      </w:hyperlink>
-    </w:p>
-    <w:p>
-      <w:pPr>
-        <w:pStyle w:val="ListBullet"/>
-        <w:spacing w:line="240" w:lineRule="auto"/>
-        <w:ind w:left="720"/>
-      </w:pPr>
-      <w:r>
-        <w:rPr>
-          <w:lang w:val="gu_IN" w:bidi="gu_IN"/>
-        </w:rPr>
-      </w:r>
-      <w:hyperlink r:id="rId239">
-        <w:r>
-          <w:rPr>
-            <w:lang w:val="gu_IN" w:bidi="gu_IN"/>
-          </w:rPr>
-          <w:rPr>
-            <w:color w:val="0000EE"/>
-            <w:u w:val="single"/>
-          </w:rPr>
-          <w:t>યશાયા 48:1–2</w:t>
-        </w:r>
-      </w:hyperlink>
-    </w:p>
-    <w:p>
-      <w:pPr>
-        <w:pStyle w:val="ListBullet"/>
-        <w:spacing w:line="240" w:lineRule="auto"/>
-        <w:ind w:left="720"/>
-      </w:pPr>
-      <w:r>
-        <w:rPr>
-          <w:lang w:val="gu_IN" w:bidi="gu_IN"/>
-        </w:rPr>
-      </w:r>
-      <w:hyperlink r:id="rId240">
-        <w:r>
-          <w:rPr>
-            <w:lang w:val="gu_IN" w:bidi="gu_IN"/>
-          </w:rPr>
-          <w:rPr>
-            <w:color w:val="0000EE"/>
-            <w:u w:val="single"/>
-          </w:rPr>
-          <w:t>હઝકિયેલ 33:12–13</w:t>
-        </w:r>
-      </w:hyperlink>
-    </w:p>
-    <w:p>
-      <w:pPr>
-        <w:pStyle w:val="ListBullet"/>
-        <w:spacing w:line="240" w:lineRule="auto"/>
-        <w:ind w:left="720"/>
-      </w:pPr>
-      <w:r>
-        <w:rPr>
-          <w:lang w:val="gu_IN" w:bidi="gu_IN"/>
-        </w:rPr>
-      </w:r>
-      <w:hyperlink r:id="rId241">
-        <w:r>
-          <w:rPr>
-            <w:lang w:val="gu_IN" w:bidi="gu_IN"/>
-          </w:rPr>
-          <w:rPr>
-            <w:color w:val="0000EE"/>
-            <w:u w:val="single"/>
-          </w:rPr>
-          <w:t>માલાખી 2:5–7</w:t>
-        </w:r>
-      </w:hyperlink>
-    </w:p>
-    <w:p>
-      <w:pPr>
-        <w:pStyle w:val="ListBullet"/>
-        <w:spacing w:line="240" w:lineRule="auto"/>
-        <w:ind w:left="720"/>
-      </w:pPr>
-      <w:r>
-        <w:rPr>
-          <w:lang w:val="gu_IN" w:bidi="gu_IN"/>
-        </w:rPr>
-      </w:r>
-      <w:hyperlink r:id="rId242">
-        <w:r>
-          <w:rPr>
-            <w:lang w:val="gu_IN" w:bidi="gu_IN"/>
-          </w:rPr>
-          <w:rPr>
-            <w:color w:val="0000EE"/>
-            <w:u w:val="single"/>
-          </w:rPr>
-          <w:t>માથ્થી 6:1–2</w:t>
-        </w:r>
-      </w:hyperlink>
-    </w:p>
-    <w:p>
-      <w:pPr>
-        <w:pStyle w:val="ListBullet"/>
-        <w:spacing w:line="240" w:lineRule="auto"/>
-        <w:ind w:left="720"/>
-      </w:pPr>
-      <w:r>
-        <w:rPr>
-          <w:lang w:val="gu_IN" w:bidi="gu_IN"/>
-        </w:rPr>
-      </w:r>
-      <w:hyperlink r:id="rId243">
-        <w:r>
-          <w:rPr>
-            <w:lang w:val="gu_IN" w:bidi="gu_IN"/>
-          </w:rPr>
-          <w:rPr>
-            <w:color w:val="0000EE"/>
-            <w:u w:val="single"/>
-          </w:rPr>
-          <w:t>પ્રેરિતોનાં કૃત્યો 3:13–14</w:t>
-        </w:r>
-      </w:hyperlink>
-    </w:p>
-    <w:p>
-      <w:pPr>
-        <w:pStyle w:val="ListBullet"/>
-        <w:spacing w:line="240" w:lineRule="auto"/>
-        <w:ind w:left="720"/>
-      </w:pPr>
-      <w:r>
-        <w:rPr>
-          <w:lang w:val="gu_IN" w:bidi="gu_IN"/>
-        </w:rPr>
-      </w:r>
-      <w:hyperlink r:id="rId108">
-        <w:r>
-          <w:rPr>
-            <w:lang w:val="gu_IN" w:bidi="gu_IN"/>
-          </w:rPr>
-          <w:rPr>
-            <w:color w:val="0000EE"/>
-            <w:u w:val="single"/>
-          </w:rPr>
-          <w:t>રોમનો 1:29–31</w:t>
-        </w:r>
-      </w:hyperlink>
-    </w:p>
-    <w:p>
-      <w:pPr>
-        <w:pStyle w:val="ListBullet"/>
-        <w:spacing w:line="240" w:lineRule="auto"/>
-        <w:ind w:left="720"/>
-      </w:pPr>
-      <w:r>
-        <w:rPr>
-          <w:lang w:val="gu_IN" w:bidi="gu_IN"/>
-        </w:rPr>
-      </w:r>
-      <w:hyperlink r:id="rId244">
-        <w:r>
-          <w:rPr>
-            <w:lang w:val="gu_IN" w:bidi="gu_IN"/>
-          </w:rPr>
-          <w:rPr>
-            <w:color w:val="0000EE"/>
-            <w:u w:val="single"/>
-          </w:rPr>
-          <w:t>1 કરિંથી 6:9–11</w:t>
-        </w:r>
-      </w:hyperlink>
-    </w:p>
-    <w:p>
-      <w:pPr>
-        <w:pStyle w:val="ListBullet"/>
-        <w:spacing w:line="240" w:lineRule="auto"/>
-        <w:ind w:left="720"/>
-      </w:pPr>
-      <w:r>
-        <w:rPr>
-          <w:lang w:val="gu_IN" w:bidi="gu_IN"/>
-        </w:rPr>
-      </w:r>
-      <w:hyperlink r:id="rId226">
-        <w:r>
-          <w:rPr>
-            <w:lang w:val="gu_IN" w:bidi="gu_IN"/>
-          </w:rPr>
-          <w:rPr>
-            <w:color w:val="0000EE"/>
-            <w:u w:val="single"/>
-          </w:rPr>
-          <w:t>ગલાતી 3:6–9</w:t>
-        </w:r>
-      </w:hyperlink>
-    </w:p>
-    <w:p>
-      <w:pPr>
-        <w:pStyle w:val="ListBullet"/>
-        <w:spacing w:line="240" w:lineRule="auto"/>
-        <w:ind w:left="720"/>
-      </w:pPr>
-      <w:r>
-        <w:rPr>
-          <w:lang w:val="gu_IN" w:bidi="gu_IN"/>
-        </w:rPr>
-      </w:r>
-      <w:hyperlink r:id="rId245">
-        <w:r>
-          <w:rPr>
-            <w:lang w:val="gu_IN" w:bidi="gu_IN"/>
-          </w:rPr>
-          <w:rPr>
-            <w:color w:val="0000EE"/>
-            <w:u w:val="single"/>
-          </w:rPr>
-          <w:t>ક્લોસ્સી 3:22–25</w:t>
-        </w:r>
-      </w:hyperlink>
-    </w:p>
-    <w:p>
-      <w:pPr>
-        <w:pStyle w:val="ListBullet"/>
-        <w:spacing w:line="240" w:lineRule="auto"/>
-        <w:ind w:left="720"/>
-      </w:pPr>
-      <w:r>
-        <w:rPr>
-          <w:lang w:val="gu_IN" w:bidi="gu_IN"/>
-        </w:rPr>
-      </w:r>
-      <w:hyperlink r:id="rId83">
-        <w:r>
-          <w:rPr>
-            <w:lang w:val="gu_IN" w:bidi="gu_IN"/>
-          </w:rPr>
-          <w:rPr>
-            <w:color w:val="0000EE"/>
-            <w:u w:val="single"/>
-          </w:rPr>
-          <w:t>2 થેસ્સલોનિકી 2:8–10</w:t>
-        </w:r>
-      </w:hyperlink>
-    </w:p>
-    <w:p>
-      <w:pPr>
-        <w:pStyle w:val="ListBullet"/>
-        <w:spacing w:line="240" w:lineRule="auto"/>
-        <w:ind w:left="720"/>
-      </w:pPr>
-      <w:r>
-        <w:rPr>
-          <w:lang w:val="gu_IN" w:bidi="gu_IN"/>
-        </w:rPr>
-      </w:r>
-      <w:hyperlink r:id="rId246">
-        <w:r>
-          <w:rPr>
-            <w:lang w:val="gu_IN" w:bidi="gu_IN"/>
-          </w:rPr>
-          <w:rPr>
-            <w:color w:val="0000EE"/>
-            <w:u w:val="single"/>
-          </w:rPr>
-          <w:t>2 તિમોથી 3:16–17</w:t>
-        </w:r>
-      </w:hyperlink>
-    </w:p>
-    <w:p>
-      <w:pPr>
-        <w:pStyle w:val="ListBullet"/>
-        <w:spacing w:line="240" w:lineRule="auto"/>
-        <w:ind w:left="720"/>
-      </w:pPr>
-      <w:r>
-        <w:rPr>
-          <w:lang w:val="gu_IN" w:bidi="gu_IN"/>
-        </w:rPr>
-      </w:r>
-      <w:hyperlink r:id="rId247">
-        <w:r>
-          <w:rPr>
-            <w:lang w:val="gu_IN" w:bidi="gu_IN"/>
-          </w:rPr>
-          <w:rPr>
-            <w:color w:val="0000EE"/>
-            <w:u w:val="single"/>
-          </w:rPr>
-          <w:t>1 પિતર 3:18–20</w:t>
-        </w:r>
-      </w:hyperlink>
-    </w:p>
-    <w:p>
-      <w:pPr>
-        <w:pStyle w:val="ListBullet"/>
-        <w:spacing w:line="240" w:lineRule="auto"/>
-        <w:ind w:left="720"/>
-      </w:pPr>
-      <w:r>
-        <w:rPr>
-          <w:lang w:val="gu_IN" w:bidi="gu_IN"/>
-        </w:rPr>
-      </w:r>
-      <w:hyperlink r:id="rId248">
-        <w:r>
-          <w:rPr>
-            <w:lang w:val="gu_IN" w:bidi="gu_IN"/>
-          </w:rPr>
-          <w:rPr>
-            <w:color w:val="0000EE"/>
-            <w:u w:val="single"/>
-          </w:rPr>
-          <w:t>1 યોહાન 1:8–10</w:t>
-        </w:r>
-      </w:hyperlink>
-    </w:p>
-    <w:p>
-      <w:pPr>
-        <w:pStyle w:val="ListBullet"/>
-        <w:spacing w:line="240" w:lineRule="auto"/>
-        <w:ind w:left="720"/>
-      </w:pPr>
-      <w:r>
-        <w:rPr>
-          <w:lang w:val="gu_IN" w:bidi="gu_IN"/>
-        </w:rPr>
-      </w:r>
-      <w:hyperlink r:id="rId249">
-        <w:r>
-          <w:rPr>
-            <w:lang w:val="gu_IN" w:bidi="gu_IN"/>
-          </w:rPr>
-          <w:rPr>
-            <w:color w:val="0000EE"/>
-            <w:u w:val="single"/>
-          </w:rPr>
-          <w:t>1 યોહાન 5:16–17</w:t>
-        </w:r>
-      </w:hyperlink>
+      <w:r>
+        <w:rPr>
+          <w:lang w:val="gu_IN" w:bidi="gu_IN"/>
+        </w:rPr>
+        <w:t>પુનર્નિયમ 19:15–16</w:t>
+      </w:r>
+    </w:p>
+    <w:p>
+      <w:pPr>
+        <w:pStyle w:val="ListBullet"/>
+        <w:spacing w:line="240" w:lineRule="auto"/>
+        <w:ind w:left="720"/>
+      </w:pPr>
+      <w:r>
+        <w:rPr>
+          <w:lang w:val="gu_IN" w:bidi="gu_IN"/>
+        </w:rPr>
+      </w:r>
+      <w:r>
+        <w:rPr>
+          <w:lang w:val="gu_IN" w:bidi="gu_IN"/>
+        </w:rPr>
+        <w:t>અયૂબ 1:6–8</w:t>
+      </w:r>
+    </w:p>
+    <w:p>
+      <w:pPr>
+        <w:pStyle w:val="ListBullet"/>
+        <w:spacing w:line="240" w:lineRule="auto"/>
+        <w:ind w:left="720"/>
+      </w:pPr>
+      <w:r>
+        <w:rPr>
+          <w:lang w:val="gu_IN" w:bidi="gu_IN"/>
+        </w:rPr>
+      </w:r>
+      <w:r>
+        <w:rPr>
+          <w:lang w:val="gu_IN" w:bidi="gu_IN"/>
+        </w:rPr>
+        <w:t>ગીતશાસ્ત્ર 37:28–30</w:t>
+      </w:r>
+    </w:p>
+    <w:p>
+      <w:pPr>
+        <w:pStyle w:val="ListBullet"/>
+        <w:spacing w:line="240" w:lineRule="auto"/>
+        <w:ind w:left="720"/>
+      </w:pPr>
+      <w:r>
+        <w:rPr>
+          <w:lang w:val="gu_IN" w:bidi="gu_IN"/>
+        </w:rPr>
+      </w:r>
+      <w:r>
+        <w:rPr>
+          <w:lang w:val="gu_IN" w:bidi="gu_IN"/>
+        </w:rPr>
+        <w:t>ગીતશાસ્ત્ર 49:14–15</w:t>
+      </w:r>
+    </w:p>
+    <w:p>
+      <w:pPr>
+        <w:pStyle w:val="ListBullet"/>
+        <w:spacing w:line="240" w:lineRule="auto"/>
+        <w:ind w:left="720"/>
+      </w:pPr>
+      <w:r>
+        <w:rPr>
+          <w:lang w:val="gu_IN" w:bidi="gu_IN"/>
+        </w:rPr>
+      </w:r>
+      <w:r>
+        <w:rPr>
+          <w:lang w:val="gu_IN" w:bidi="gu_IN"/>
+        </w:rPr>
+        <w:t>ગીતશાસ્ત્ર 107:41–43</w:t>
+      </w:r>
+    </w:p>
+    <w:p>
+      <w:pPr>
+        <w:pStyle w:val="ListBullet"/>
+        <w:spacing w:line="240" w:lineRule="auto"/>
+        <w:ind w:left="720"/>
+      </w:pPr>
+      <w:r>
+        <w:rPr>
+          <w:lang w:val="gu_IN" w:bidi="gu_IN"/>
+        </w:rPr>
+      </w:r>
+      <w:r>
+        <w:rPr>
+          <w:lang w:val="gu_IN" w:bidi="gu_IN"/>
+        </w:rPr>
+        <w:t>સભાશિક્ષક 12:10–11</w:t>
+      </w:r>
+    </w:p>
+    <w:p>
+      <w:pPr>
+        <w:pStyle w:val="ListBullet"/>
+        <w:spacing w:line="240" w:lineRule="auto"/>
+        <w:ind w:left="720"/>
+      </w:pPr>
+      <w:r>
+        <w:rPr>
+          <w:lang w:val="gu_IN" w:bidi="gu_IN"/>
+        </w:rPr>
+      </w:r>
+      <w:r>
+        <w:rPr>
+          <w:lang w:val="gu_IN" w:bidi="gu_IN"/>
+        </w:rPr>
+        <w:t>યશાયા 48:1–2</w:t>
+      </w:r>
+    </w:p>
+    <w:p>
+      <w:pPr>
+        <w:pStyle w:val="ListBullet"/>
+        <w:spacing w:line="240" w:lineRule="auto"/>
+        <w:ind w:left="720"/>
+      </w:pPr>
+      <w:r>
+        <w:rPr>
+          <w:lang w:val="gu_IN" w:bidi="gu_IN"/>
+        </w:rPr>
+      </w:r>
+      <w:r>
+        <w:rPr>
+          <w:lang w:val="gu_IN" w:bidi="gu_IN"/>
+        </w:rPr>
+        <w:t>હઝકિયેલ 33:12–13</w:t>
+      </w:r>
+    </w:p>
+    <w:p>
+      <w:pPr>
+        <w:pStyle w:val="ListBullet"/>
+        <w:spacing w:line="240" w:lineRule="auto"/>
+        <w:ind w:left="720"/>
+      </w:pPr>
+      <w:r>
+        <w:rPr>
+          <w:lang w:val="gu_IN" w:bidi="gu_IN"/>
+        </w:rPr>
+      </w:r>
+      <w:r>
+        <w:rPr>
+          <w:lang w:val="gu_IN" w:bidi="gu_IN"/>
+        </w:rPr>
+        <w:t>માલાખી 2:5–7</w:t>
+      </w:r>
+    </w:p>
+    <w:p>
+      <w:pPr>
+        <w:pStyle w:val="ListBullet"/>
+        <w:spacing w:line="240" w:lineRule="auto"/>
+        <w:ind w:left="720"/>
+      </w:pPr>
+      <w:r>
+        <w:rPr>
+          <w:lang w:val="gu_IN" w:bidi="gu_IN"/>
+        </w:rPr>
+      </w:r>
+      <w:r>
+        <w:rPr>
+          <w:lang w:val="gu_IN" w:bidi="gu_IN"/>
+        </w:rPr>
+        <w:t>માથ્થી 6:1–2</w:t>
+      </w:r>
+    </w:p>
+    <w:p>
+      <w:pPr>
+        <w:pStyle w:val="ListBullet"/>
+        <w:spacing w:line="240" w:lineRule="auto"/>
+        <w:ind w:left="720"/>
+      </w:pPr>
+      <w:r>
+        <w:rPr>
+          <w:lang w:val="gu_IN" w:bidi="gu_IN"/>
+        </w:rPr>
+      </w:r>
+      <w:r>
+        <w:rPr>
+          <w:lang w:val="gu_IN" w:bidi="gu_IN"/>
+        </w:rPr>
+        <w:t>પ્રેરિતોનાં કૃત્યો 3:13–14</w:t>
+      </w:r>
+    </w:p>
+    <w:p>
+      <w:pPr>
+        <w:pStyle w:val="ListBullet"/>
+        <w:spacing w:line="240" w:lineRule="auto"/>
+        <w:ind w:left="720"/>
+      </w:pPr>
+      <w:r>
+        <w:rPr>
+          <w:lang w:val="gu_IN" w:bidi="gu_IN"/>
+        </w:rPr>
+      </w:r>
+      <w:r>
+        <w:rPr>
+          <w:lang w:val="gu_IN" w:bidi="gu_IN"/>
+        </w:rPr>
+        <w:t>રોમનો 1:29–31</w:t>
+      </w:r>
+    </w:p>
+    <w:p>
+      <w:pPr>
+        <w:pStyle w:val="ListBullet"/>
+        <w:spacing w:line="240" w:lineRule="auto"/>
+        <w:ind w:left="720"/>
+      </w:pPr>
+      <w:r>
+        <w:rPr>
+          <w:lang w:val="gu_IN" w:bidi="gu_IN"/>
+        </w:rPr>
+      </w:r>
+      <w:r>
+        <w:rPr>
+          <w:lang w:val="gu_IN" w:bidi="gu_IN"/>
+        </w:rPr>
+        <w:t>1 કરિંથી 6:9–11</w:t>
+      </w:r>
+    </w:p>
+    <w:p>
+      <w:pPr>
+        <w:pStyle w:val="ListBullet"/>
+        <w:spacing w:line="240" w:lineRule="auto"/>
+        <w:ind w:left="720"/>
+      </w:pPr>
+      <w:r>
+        <w:rPr>
+          <w:lang w:val="gu_IN" w:bidi="gu_IN"/>
+        </w:rPr>
+      </w:r>
+      <w:r>
+        <w:rPr>
+          <w:lang w:val="gu_IN" w:bidi="gu_IN"/>
+        </w:rPr>
+        <w:t>ગલાતી 3:6–9</w:t>
+      </w:r>
+    </w:p>
+    <w:p>
+      <w:pPr>
+        <w:pStyle w:val="ListBullet"/>
+        <w:spacing w:line="240" w:lineRule="auto"/>
+        <w:ind w:left="720"/>
+      </w:pPr>
+      <w:r>
+        <w:rPr>
+          <w:lang w:val="gu_IN" w:bidi="gu_IN"/>
+        </w:rPr>
+      </w:r>
+      <w:r>
+        <w:rPr>
+          <w:lang w:val="gu_IN" w:bidi="gu_IN"/>
+        </w:rPr>
+        <w:t>ક્લોસ્સી 3:22–25</w:t>
+      </w:r>
+    </w:p>
+    <w:p>
+      <w:pPr>
+        <w:pStyle w:val="ListBullet"/>
+        <w:spacing w:line="240" w:lineRule="auto"/>
+        <w:ind w:left="720"/>
+      </w:pPr>
+      <w:r>
+        <w:rPr>
+          <w:lang w:val="gu_IN" w:bidi="gu_IN"/>
+        </w:rPr>
+      </w:r>
+      <w:r>
+        <w:rPr>
+          <w:lang w:val="gu_IN" w:bidi="gu_IN"/>
+        </w:rPr>
+        <w:t>2 થેસ્સલોનિકી 2:8–10</w:t>
+      </w:r>
+    </w:p>
+    <w:p>
+      <w:pPr>
+        <w:pStyle w:val="ListBullet"/>
+        <w:spacing w:line="240" w:lineRule="auto"/>
+        <w:ind w:left="720"/>
+      </w:pPr>
+      <w:r>
+        <w:rPr>
+          <w:lang w:val="gu_IN" w:bidi="gu_IN"/>
+        </w:rPr>
+      </w:r>
+      <w:r>
+        <w:rPr>
+          <w:lang w:val="gu_IN" w:bidi="gu_IN"/>
+        </w:rPr>
+        <w:t>2 તિમોથી 3:16–17</w:t>
+      </w:r>
+    </w:p>
+    <w:p>
+      <w:pPr>
+        <w:pStyle w:val="ListBullet"/>
+        <w:spacing w:line="240" w:lineRule="auto"/>
+        <w:ind w:left="720"/>
+      </w:pPr>
+      <w:r>
+        <w:rPr>
+          <w:lang w:val="gu_IN" w:bidi="gu_IN"/>
+        </w:rPr>
+      </w:r>
+      <w:r>
+        <w:rPr>
+          <w:lang w:val="gu_IN" w:bidi="gu_IN"/>
+        </w:rPr>
+        <w:t>1 પિતર 3:18–20</w:t>
+      </w:r>
+    </w:p>
+    <w:p>
+      <w:pPr>
+        <w:pStyle w:val="ListBullet"/>
+        <w:spacing w:line="240" w:lineRule="auto"/>
+        <w:ind w:left="720"/>
+      </w:pPr>
+      <w:r>
+        <w:rPr>
+          <w:lang w:val="gu_IN" w:bidi="gu_IN"/>
+        </w:rPr>
+      </w:r>
+      <w:r>
+        <w:rPr>
+          <w:lang w:val="gu_IN" w:bidi="gu_IN"/>
+        </w:rPr>
+        <w:t>1 યોહાન 1:8–10</w:t>
+      </w:r>
+    </w:p>
+    <w:p>
+      <w:pPr>
+        <w:pStyle w:val="ListBullet"/>
+        <w:spacing w:line="240" w:lineRule="auto"/>
+        <w:ind w:left="720"/>
+      </w:pPr>
+      <w:r>
+        <w:rPr>
+          <w:lang w:val="gu_IN" w:bidi="gu_IN"/>
+        </w:rPr>
+      </w:r>
+      <w:r>
+        <w:rPr>
+          <w:lang w:val="gu_IN" w:bidi="gu_IN"/>
+        </w:rPr>
+        <w:t>1 યોહાન 5:16–17</w:t>
+      </w:r>
     </w:p>
     <w:p>
       <w:pPr>
